--- a/doc/詞/宋朝/辛棄疾/辛棄疾-西江月·夜行黃沙道中.docx
+++ b/doc/詞/宋朝/辛棄疾/辛棄疾-西江月·夜行黃沙道中.docx
@@ -1,6 +1,6 @@
 
 <file path=word/document.xml><?xml version="1.0" encoding="utf-8"?>
-<w:document xmlns:wpc="http://schemas.microsoft.com/office/word/2010/wordprocessingCanvas" xmlns:cx="http://schemas.microsoft.com/office/drawing/2014/chartex" xmlns:cx1="http://schemas.microsoft.com/office/drawing/2015/9/8/chartex" xmlns:cx2="http://schemas.microsoft.com/office/drawing/2015/10/21/chartex" xmlns:cx3="http://schemas.microsoft.com/office/drawing/2016/5/9/chartex" xmlns:cx4="http://schemas.microsoft.com/office/drawing/2016/5/10/chartex" xmlns:cx5="http://schemas.microsoft.com/office/drawing/2016/5/11/chartex" xmlns:cx6="http://schemas.microsoft.com/office/drawing/2016/5/12/chartex" xmlns:cx7="http://schemas.microsoft.com/office/drawing/2016/5/13/chartex" xmlns:cx8="http://schemas.microsoft.com/office/drawing/2016/5/14/chartex" xmlns:mc="http://schemas.openxmlformats.org/markup-compatibility/2006" xmlns:aink="http://schemas.microsoft.com/office/drawing/2016/ink" xmlns:am3d="http://schemas.microsoft.com/office/drawing/2017/model3d" xmlns:o="urn:schemas-microsoft-com:office:office" xmlns:oel="http://schemas.microsoft.com/office/2019/extlst" xmlns:r="http://schemas.openxmlformats.org/officeDocument/2006/relationships" xmlns:m="http://schemas.openxmlformats.org/officeDocument/2006/math" xmlns:v="urn:schemas-microsoft-com:vml" xmlns:wp14="http://schemas.microsoft.com/office/word/2010/wordprocessingDrawing" xmlns:wp="http://schemas.openxmlformats.org/drawingml/2006/wordprocessingDrawing" xmlns:w10="urn:schemas-microsoft-com:office:word" xmlns:w="http://schemas.openxmlformats.org/wordprocessingml/2006/main" xmlns:w14="http://schemas.microsoft.com/office/word/2010/wordml" xmlns:w15="http://schemas.microsoft.com/office/word/2012/wordml" xmlns:w16cex="http://schemas.microsoft.com/office/word/2018/wordml/cex" xmlns:w16cid="http://schemas.microsoft.com/office/word/2016/wordml/cid" xmlns:w16="http://schemas.microsoft.com/office/word/2018/wordml" xmlns:w16du="http://schemas.microsoft.com/office/word/2023/wordml/word16du" xmlns:w16sdtdh="http://schemas.microsoft.com/office/word/2020/wordml/sdtdatahash" xmlns:w16se="http://schemas.microsoft.com/office/word/2015/wordml/symex" xmlns:wpg="http://schemas.microsoft.com/office/word/2010/wordprocessingGroup" xmlns:wpi="http://schemas.microsoft.com/office/word/2010/wordprocessingInk" xmlns:wne="http://schemas.microsoft.com/office/word/2006/wordml" xmlns:wps="http://schemas.microsoft.com/office/word/2010/wordprocessingShape" mc:Ignorable="w14 w15 w16se w16cid w16 w16cex w16sdtdh wp14">
+<w:document xmlns:wpc="http://schemas.microsoft.com/office/word/2010/wordprocessingCanvas" xmlns:cx="http://schemas.microsoft.com/office/drawing/2014/chartex" xmlns:cx1="http://schemas.microsoft.com/office/drawing/2015/9/8/chartex" xmlns:cx2="http://schemas.microsoft.com/office/drawing/2015/10/21/chartex" xmlns:cx3="http://schemas.microsoft.com/office/drawing/2016/5/9/chartex" xmlns:cx4="http://schemas.microsoft.com/office/drawing/2016/5/10/chartex" xmlns:cx5="http://schemas.microsoft.com/office/drawing/2016/5/11/chartex" xmlns:cx6="http://schemas.microsoft.com/office/drawing/2016/5/12/chartex" xmlns:cx7="http://schemas.microsoft.com/office/drawing/2016/5/13/chartex" xmlns:cx8="http://schemas.microsoft.com/office/drawing/2016/5/14/chartex" xmlns:mc="http://schemas.openxmlformats.org/markup-compatibility/2006" xmlns:aink="http://schemas.microsoft.com/office/drawing/2016/ink" xmlns:am3d="http://schemas.microsoft.com/office/drawing/2017/model3d" xmlns:o="urn:schemas-microsoft-com:office:office" xmlns:oel="http://schemas.microsoft.com/office/2019/extlst" xmlns:r="http://schemas.openxmlformats.org/officeDocument/2006/relationships" xmlns:m="http://schemas.openxmlformats.org/officeDocument/2006/math" xmlns:v="urn:schemas-microsoft-com:vml" xmlns:wp14="http://schemas.microsoft.com/office/word/2010/wordprocessingDrawing" xmlns:wp="http://schemas.openxmlformats.org/drawingml/2006/wordprocessingDrawing" xmlns:w10="urn:schemas-microsoft-com:office:word" xmlns:w="http://schemas.openxmlformats.org/wordprocessingml/2006/main" xmlns:w14="http://schemas.microsoft.com/office/word/2010/wordml" xmlns:w15="http://schemas.microsoft.com/office/word/2012/wordml" xmlns:w16cex="http://schemas.microsoft.com/office/word/2018/wordml/cex" xmlns:w16cid="http://schemas.microsoft.com/office/word/2016/wordml/cid" xmlns:w16="http://schemas.microsoft.com/office/word/2018/wordml" xmlns:w16du="http://schemas.microsoft.com/office/word/2023/wordml/word16du" xmlns:w16sdtdh="http://schemas.microsoft.com/office/word/2020/wordml/sdtdatahash" xmlns:w16sdtfl="http://schemas.microsoft.com/office/word/2024/wordml/sdtformatlock" xmlns:w16se="http://schemas.microsoft.com/office/word/2015/wordml/symex" xmlns:wpg="http://schemas.microsoft.com/office/word/2010/wordprocessingGroup" xmlns:wpi="http://schemas.microsoft.com/office/word/2010/wordprocessingInk" xmlns:wne="http://schemas.microsoft.com/office/word/2006/wordml" xmlns:wps="http://schemas.microsoft.com/office/word/2010/wordprocessingShape" mc:Ignorable="w14 w15 w16se w16cid w16 w16cex w16sdtdh w16sdtfl w16du wp14">
   <w:body>
     <w:p>
       <w:pPr>
@@ -14,7 +14,8 @@
         <w:rPr>
           <w:rFonts w:hint="eastAsia"/>
           <w:kern w:val="0"/>
-          <w:sz w:val="52"/>
+          <w:sz w:val="48"/>
+          <w:szCs w:val="48"/>
         </w:rPr>
         <w:t>辛棄疾</w:t>
       </w:r>
@@ -22,15 +23,16 @@
         <w:rPr>
           <w:rFonts w:hint="eastAsia"/>
           <w:kern w:val="0"/>
-          <w:sz w:val="44"/>
-          <w:szCs w:val="44"/>
+          <w:sz w:val="48"/>
+          <w:szCs w:val="48"/>
         </w:rPr>
         <w:t>《</w:t>
       </w:r>
       <w:r>
         <w:rPr>
           <w:kern w:val="0"/>
-          <w:sz w:val="52"/>
+          <w:sz w:val="48"/>
+          <w:szCs w:val="48"/>
         </w:rPr>
         <w:t>西江月·夜行黃沙道中</w:t>
       </w:r>
@@ -38,10 +40,17 @@
         <w:rPr>
           <w:rFonts w:hint="eastAsia"/>
           <w:kern w:val="0"/>
-          <w:sz w:val="44"/>
-          <w:szCs w:val="44"/>
+          <w:sz w:val="48"/>
+          <w:szCs w:val="48"/>
         </w:rPr>
         <w:t>》</w:t>
+      </w:r>
+      <w:r>
+        <w:rPr>
+          <w:rFonts w:hint="eastAsia"/>
+          <w:sz w:val="32"/>
+        </w:rPr>
+        <w:t xml:space="preserve"> </w:t>
       </w:r>
       <w:r>
         <w:rPr>
@@ -74,9 +83,8 @@
           <w:sz w:val="32"/>
           <w:szCs w:val="32"/>
         </w:rPr>
-        <w:t>明月</w:t>
-      </w:r>
-      <w:proofErr w:type="gramStart"/>
+        <w:t>明月別枝驚鵲，清風半夜鳴蟬。稻花香</w:t>
+      </w:r>
       <w:r>
         <w:rPr>
           <w:rFonts w:hint="eastAsia"/>
@@ -84,9 +92,8 @@
           <w:sz w:val="32"/>
           <w:szCs w:val="32"/>
         </w:rPr>
-        <w:t>別枝驚鵲</w:t>
-      </w:r>
-      <w:proofErr w:type="gramEnd"/>
+        <w:t>裡</w:t>
+      </w:r>
       <w:r>
         <w:rPr>
           <w:rFonts w:hint="eastAsia"/>
@@ -94,9 +101,19 @@
           <w:sz w:val="32"/>
           <w:szCs w:val="32"/>
         </w:rPr>
-        <w:t>，清風</w:t>
-      </w:r>
-      <w:proofErr w:type="gramStart"/>
+        <w:t>說豐年，聽取蛙聲一片。</w:t>
+      </w:r>
+    </w:p>
+    <w:p>
+      <w:pPr>
+        <w:spacing w:beforeLines="50" w:before="120" w:afterLines="50" w:after="120" w:line="400" w:lineRule="exact"/>
+        <w:ind w:left="0" w:right="0" w:firstLine="0"/>
+        <w:rPr>
+          <w:color w:val="0F0F0F"/>
+          <w:sz w:val="32"/>
+          <w:szCs w:val="32"/>
+        </w:rPr>
+      </w:pPr>
       <w:r>
         <w:rPr>
           <w:rFonts w:hint="eastAsia"/>
@@ -104,9 +121,8 @@
           <w:sz w:val="32"/>
           <w:szCs w:val="32"/>
         </w:rPr>
-        <w:t>半夜鳴蟬</w:t>
-      </w:r>
-      <w:proofErr w:type="gramEnd"/>
+        <w:t>七八個星天外，兩三點雨山前。舊時茅店社林邊，路轉溪</w:t>
+      </w:r>
       <w:r>
         <w:rPr>
           <w:rFonts w:hint="eastAsia"/>
@@ -114,9 +130,8 @@
           <w:sz w:val="32"/>
           <w:szCs w:val="32"/>
         </w:rPr>
-        <w:t>。稻花香</w:t>
-      </w:r>
-      <w:proofErr w:type="gramStart"/>
+        <w:t>橋</w:t>
+      </w:r>
       <w:r>
         <w:rPr>
           <w:rFonts w:hint="eastAsia"/>
@@ -124,160 +139,12 @@
           <w:sz w:val="32"/>
           <w:szCs w:val="32"/>
         </w:rPr>
-        <w:t>裏</w:t>
-      </w:r>
-      <w:proofErr w:type="gramEnd"/>
-      <w:r>
-        <w:rPr>
-          <w:rFonts w:hint="eastAsia"/>
-          <w:color w:val="0F0F0F"/>
-          <w:sz w:val="32"/>
-          <w:szCs w:val="32"/>
-        </w:rPr>
-        <w:t>說豐年，聽取</w:t>
-      </w:r>
-      <w:proofErr w:type="gramStart"/>
-      <w:r>
-        <w:rPr>
-          <w:rFonts w:hint="eastAsia"/>
-          <w:color w:val="0F0F0F"/>
-          <w:sz w:val="32"/>
-          <w:szCs w:val="32"/>
-        </w:rPr>
-        <w:t>蛙聲一片</w:t>
-      </w:r>
-      <w:proofErr w:type="gramEnd"/>
-      <w:r>
-        <w:rPr>
-          <w:rFonts w:hint="eastAsia"/>
-          <w:color w:val="0F0F0F"/>
-          <w:sz w:val="32"/>
-          <w:szCs w:val="32"/>
-        </w:rPr>
-        <w:t>。</w:t>
+        <w:t>忽見。</w:t>
       </w:r>
     </w:p>
     <w:p>
       <w:pPr>
-        <w:spacing w:beforeLines="50" w:before="120" w:afterLines="50" w:after="120" w:line="400" w:lineRule="exact"/>
-        <w:ind w:left="0" w:right="0" w:firstLine="0"/>
-        <w:rPr>
-          <w:color w:val="0F0F0F"/>
-          <w:sz w:val="32"/>
-          <w:szCs w:val="32"/>
-        </w:rPr>
-      </w:pPr>
-      <w:r>
-        <w:rPr>
-          <w:rFonts w:hint="eastAsia"/>
-          <w:color w:val="0F0F0F"/>
-          <w:sz w:val="32"/>
-          <w:szCs w:val="32"/>
-        </w:rPr>
-        <w:t>七八</w:t>
-      </w:r>
-      <w:proofErr w:type="gramStart"/>
-      <w:r>
-        <w:rPr>
-          <w:rFonts w:hint="eastAsia"/>
-          <w:color w:val="0F0F0F"/>
-          <w:sz w:val="32"/>
-          <w:szCs w:val="32"/>
-        </w:rPr>
-        <w:t>個</w:t>
-      </w:r>
-      <w:proofErr w:type="gramEnd"/>
-      <w:r>
-        <w:rPr>
-          <w:rFonts w:hint="eastAsia"/>
-          <w:color w:val="0F0F0F"/>
-          <w:sz w:val="32"/>
-          <w:szCs w:val="32"/>
-        </w:rPr>
-        <w:t>星天外，</w:t>
-      </w:r>
-      <w:proofErr w:type="gramStart"/>
-      <w:r>
-        <w:rPr>
-          <w:rFonts w:hint="eastAsia"/>
-          <w:color w:val="0F0F0F"/>
-          <w:sz w:val="32"/>
-          <w:szCs w:val="32"/>
-        </w:rPr>
-        <w:t>兩三點雨山前</w:t>
-      </w:r>
-      <w:proofErr w:type="gramEnd"/>
-      <w:r>
-        <w:rPr>
-          <w:rFonts w:hint="eastAsia"/>
-          <w:color w:val="0F0F0F"/>
-          <w:sz w:val="32"/>
-          <w:szCs w:val="32"/>
-        </w:rPr>
-        <w:t>。舊時</w:t>
-      </w:r>
-      <w:proofErr w:type="gramStart"/>
-      <w:r>
-        <w:rPr>
-          <w:rFonts w:hint="eastAsia"/>
-          <w:color w:val="0F0F0F"/>
-          <w:sz w:val="32"/>
-          <w:szCs w:val="32"/>
-        </w:rPr>
-        <w:t>茅店社</w:t>
-      </w:r>
-      <w:proofErr w:type="gramEnd"/>
-      <w:r>
-        <w:rPr>
-          <w:rFonts w:hint="eastAsia"/>
-          <w:color w:val="0F0F0F"/>
-          <w:sz w:val="32"/>
-          <w:szCs w:val="32"/>
-        </w:rPr>
-        <w:t>林邊，路</w:t>
-      </w:r>
-      <w:proofErr w:type="gramStart"/>
-      <w:r>
-        <w:rPr>
-          <w:rFonts w:hint="eastAsia"/>
-          <w:color w:val="0F0F0F"/>
-          <w:sz w:val="32"/>
-          <w:szCs w:val="32"/>
-        </w:rPr>
-        <w:t>轉溪</w:t>
-      </w:r>
-      <w:r>
-        <w:rPr>
-          <w:rFonts w:hint="eastAsia"/>
-          <w:color w:val="0F0F0F"/>
-          <w:sz w:val="32"/>
-          <w:szCs w:val="32"/>
-        </w:rPr>
-        <w:t>橋</w:t>
-      </w:r>
-      <w:r>
-        <w:rPr>
-          <w:rFonts w:hint="eastAsia"/>
-          <w:color w:val="0F0F0F"/>
-          <w:sz w:val="32"/>
-          <w:szCs w:val="32"/>
-        </w:rPr>
-        <w:t>忽</w:t>
-      </w:r>
-      <w:proofErr w:type="gramEnd"/>
-      <w:r>
-        <w:rPr>
-          <w:rFonts w:hint="eastAsia"/>
-          <w:color w:val="0F0F0F"/>
-          <w:sz w:val="32"/>
-          <w:szCs w:val="32"/>
-        </w:rPr>
-        <w:t>見。</w:t>
-      </w:r>
-    </w:p>
-    <w:p>
-      <w:pPr>
-        <w:spacing w:beforeLines="50" w:before="120" w:after="0" w:line="400" w:lineRule="exact"/>
+        <w:spacing w:beforeLines="50" w:before="120" w:after="0" w:line="440" w:lineRule="exact"/>
         <w:ind w:left="0" w:right="0" w:firstLine="0"/>
       </w:pPr>
       <w:r>
@@ -291,177 +158,58 @@
     </w:p>
     <w:p>
       <w:pPr>
-        <w:spacing w:after="0" w:line="440" w:lineRule="exact"/>
+        <w:spacing w:after="0" w:line="480" w:lineRule="exact"/>
         <w:ind w:left="0" w:right="0" w:firstLine="0"/>
         <w:rPr>
-          <w:sz w:val="30"/>
-          <w:szCs w:val="30"/>
+          <w:szCs w:val="28"/>
         </w:rPr>
       </w:pPr>
       <w:r>
         <w:rPr>
           <w:rFonts w:hint="eastAsia"/>
-          <w:sz w:val="30"/>
-          <w:szCs w:val="30"/>
+          <w:szCs w:val="28"/>
         </w:rPr>
         <w:t xml:space="preserve">    </w:t>
       </w:r>
       <w:r>
         <w:rPr>
           <w:rFonts w:hint="eastAsia"/>
-          <w:sz w:val="30"/>
-          <w:szCs w:val="30"/>
-        </w:rPr>
-        <w:t>天邊的明月升上了樹梢，</w:t>
-      </w:r>
-      <w:proofErr w:type="gramStart"/>
+          <w:szCs w:val="28"/>
+        </w:rPr>
+        <w:t>天邊的明月升上了樹梢，驚飛了棲息在枝頭的喜鵲。清涼的晚風彷彿吹來了遠處的蟬叫聲。在稻穀的香氣</w:t>
+      </w:r>
       <w:r>
         <w:rPr>
           <w:rFonts w:hint="eastAsia"/>
-          <w:sz w:val="30"/>
-          <w:szCs w:val="30"/>
-        </w:rPr>
-        <w:t>驚飛了</w:t>
-      </w:r>
-      <w:proofErr w:type="gramEnd"/>
+          <w:szCs w:val="28"/>
+        </w:rPr>
+        <w:t>裡</w:t>
+      </w:r>
       <w:r>
         <w:rPr>
           <w:rFonts w:hint="eastAsia"/>
-          <w:sz w:val="30"/>
-          <w:szCs w:val="30"/>
-        </w:rPr>
-        <w:t>棲息在枝頭的喜鵲。清涼的晚風彷彿吹來了遠處的蟬叫聲。在稻穀的香氣</w:t>
-      </w:r>
-      <w:proofErr w:type="gramStart"/>
+          <w:szCs w:val="28"/>
+        </w:rPr>
+        <w:t>，人們談論著豐收的年景，耳邊傳來一陣陣青蛙的叫聲。天空中輕雲漂浮，閃爍的星星時隱時現，山前下起了淅淅瀝瀝的小雨，詩人急急從小橋過溪想要躲雨。往日，土地廟附近樹林旁的茅屋小店哪</w:t>
+      </w:r>
       <w:r>
         <w:rPr>
           <w:rFonts w:hint="eastAsia"/>
-          <w:sz w:val="30"/>
-          <w:szCs w:val="30"/>
-        </w:rPr>
-        <w:t>裏</w:t>
-      </w:r>
-      <w:proofErr w:type="gramEnd"/>
+          <w:szCs w:val="28"/>
+        </w:rPr>
+        <w:t>裡</w:t>
+      </w:r>
       <w:r>
         <w:rPr>
           <w:rFonts w:hint="eastAsia"/>
-          <w:sz w:val="30"/>
-          <w:szCs w:val="30"/>
-        </w:rPr>
-        <w:t>，人們談論著豐收的年景，耳邊傳來一陣</w:t>
-      </w:r>
-      <w:proofErr w:type="gramStart"/>
-      <w:r>
-        <w:rPr>
-          <w:rFonts w:hint="eastAsia"/>
-          <w:sz w:val="30"/>
-          <w:szCs w:val="30"/>
-        </w:rPr>
-        <w:t>陣</w:t>
-      </w:r>
-      <w:proofErr w:type="gramEnd"/>
-      <w:r>
-        <w:rPr>
-          <w:rFonts w:hint="eastAsia"/>
-          <w:sz w:val="30"/>
-          <w:szCs w:val="30"/>
-        </w:rPr>
-        <w:t>青蛙的叫聲。天</w:t>
-      </w:r>
-      <w:proofErr w:type="gramStart"/>
-      <w:r>
-        <w:rPr>
-          <w:rFonts w:hint="eastAsia"/>
-          <w:sz w:val="30"/>
-          <w:szCs w:val="30"/>
-        </w:rPr>
-        <w:t>空中輕雲漂浮</w:t>
-      </w:r>
-      <w:proofErr w:type="gramEnd"/>
-      <w:r>
-        <w:rPr>
-          <w:rFonts w:hint="eastAsia"/>
-          <w:sz w:val="30"/>
-          <w:szCs w:val="30"/>
-        </w:rPr>
-        <w:t>，閃爍的星星時</w:t>
-      </w:r>
-      <w:proofErr w:type="gramStart"/>
-      <w:r>
-        <w:rPr>
-          <w:rFonts w:hint="eastAsia"/>
-          <w:sz w:val="30"/>
-          <w:szCs w:val="30"/>
-        </w:rPr>
-        <w:t>隱時現</w:t>
-      </w:r>
-      <w:proofErr w:type="gramEnd"/>
-      <w:r>
-        <w:rPr>
-          <w:rFonts w:hint="eastAsia"/>
-          <w:sz w:val="30"/>
-          <w:szCs w:val="30"/>
-        </w:rPr>
-        <w:t>，山前下起了淅淅瀝瀝的小雨，詩人急</w:t>
-      </w:r>
-      <w:proofErr w:type="gramStart"/>
-      <w:r>
-        <w:rPr>
-          <w:rFonts w:hint="eastAsia"/>
-          <w:sz w:val="30"/>
-          <w:szCs w:val="30"/>
-        </w:rPr>
-        <w:t>急</w:t>
-      </w:r>
-      <w:proofErr w:type="gramEnd"/>
-      <w:r>
-        <w:rPr>
-          <w:rFonts w:hint="eastAsia"/>
-          <w:sz w:val="30"/>
-          <w:szCs w:val="30"/>
-        </w:rPr>
-        <w:t>從小橋過溪想要躲雨。往日，土地廟附近樹林旁的茅屋小店哪</w:t>
-      </w:r>
-      <w:proofErr w:type="gramStart"/>
-      <w:r>
-        <w:rPr>
-          <w:rFonts w:hint="eastAsia"/>
-          <w:sz w:val="30"/>
-          <w:szCs w:val="30"/>
-        </w:rPr>
-        <w:t>裏</w:t>
-      </w:r>
-      <w:proofErr w:type="gramEnd"/>
-      <w:r>
-        <w:rPr>
-          <w:rFonts w:hint="eastAsia"/>
-          <w:sz w:val="30"/>
-          <w:szCs w:val="30"/>
-        </w:rPr>
-        <w:t>去了？拐</w:t>
-      </w:r>
-      <w:proofErr w:type="gramStart"/>
-      <w:r>
-        <w:rPr>
-          <w:rFonts w:hint="eastAsia"/>
-          <w:sz w:val="30"/>
-          <w:szCs w:val="30"/>
-        </w:rPr>
-        <w:t>了彎，茅</w:t>
-      </w:r>
-      <w:proofErr w:type="gramEnd"/>
-      <w:r>
-        <w:rPr>
-          <w:rFonts w:hint="eastAsia"/>
-          <w:sz w:val="30"/>
-          <w:szCs w:val="30"/>
-        </w:rPr>
-        <w:t>店忽然出現在我的眼前。</w:t>
+          <w:szCs w:val="28"/>
+        </w:rPr>
+        <w:t>去了？拐了彎，茅店忽然出現在我的眼前。</w:t>
       </w:r>
     </w:p>
     <w:p>
       <w:pPr>
-        <w:spacing w:beforeLines="50" w:before="120" w:after="0" w:line="300" w:lineRule="auto"/>
+        <w:spacing w:beforeLines="50" w:before="120" w:after="0" w:line="440" w:lineRule="exact"/>
         <w:ind w:left="0" w:right="0" w:firstLine="0"/>
         <w:rPr>
           <w:sz w:val="32"/>
@@ -485,20 +233,18 @@
           <w:ilvl w:val="0"/>
           <w:numId w:val="35"/>
         </w:numPr>
-        <w:spacing w:after="0" w:line="400" w:lineRule="exact"/>
-        <w:ind w:leftChars="0" w:right="0"/>
+        <w:spacing w:after="0" w:line="480" w:lineRule="exact"/>
+        <w:ind w:leftChars="0" w:left="284" w:right="0" w:hanging="301"/>
         <w:rPr>
           <w:color w:val="0F0F0F"/>
-          <w:sz w:val="30"/>
-          <w:szCs w:val="30"/>
+          <w:szCs w:val="28"/>
         </w:rPr>
       </w:pPr>
       <w:r>
         <w:rPr>
           <w:rFonts w:hint="eastAsia"/>
           <w:color w:val="0F0F0F"/>
-          <w:sz w:val="30"/>
-          <w:szCs w:val="30"/>
+          <w:szCs w:val="28"/>
         </w:rPr>
         <w:t>西江月：詞牌名。</w:t>
       </w:r>
@@ -510,42 +256,20 @@
           <w:ilvl w:val="0"/>
           <w:numId w:val="35"/>
         </w:numPr>
-        <w:spacing w:after="0" w:line="400" w:lineRule="exact"/>
-        <w:ind w:leftChars="0" w:right="0"/>
+        <w:spacing w:after="0" w:line="480" w:lineRule="exact"/>
+        <w:ind w:leftChars="0" w:left="284" w:right="0" w:hanging="301"/>
         <w:rPr>
           <w:color w:val="0F0F0F"/>
-          <w:sz w:val="30"/>
-          <w:szCs w:val="30"/>
+          <w:szCs w:val="28"/>
         </w:rPr>
       </w:pPr>
       <w:r>
         <w:rPr>
           <w:rFonts w:hint="eastAsia"/>
           <w:color w:val="0F0F0F"/>
-          <w:sz w:val="30"/>
-          <w:szCs w:val="30"/>
-        </w:rPr>
-        <w:t>夜行黃沙道中：</w:t>
-      </w:r>
-      <w:proofErr w:type="gramStart"/>
-      <w:r>
-        <w:rPr>
-          <w:rFonts w:hint="eastAsia"/>
-          <w:color w:val="0F0F0F"/>
-          <w:sz w:val="30"/>
-          <w:szCs w:val="30"/>
-        </w:rPr>
-        <w:t>詞名</w:t>
-      </w:r>
-      <w:proofErr w:type="gramEnd"/>
-      <w:r>
-        <w:rPr>
-          <w:rFonts w:hint="eastAsia"/>
-          <w:color w:val="0F0F0F"/>
-          <w:sz w:val="30"/>
-          <w:szCs w:val="30"/>
-        </w:rPr>
-        <w:t>。</w:t>
+          <w:szCs w:val="28"/>
+        </w:rPr>
+        <w:t>夜行黃沙道中：詞名。</w:t>
       </w:r>
     </w:p>
     <w:p>
@@ -555,20 +279,18 @@
           <w:ilvl w:val="0"/>
           <w:numId w:val="35"/>
         </w:numPr>
-        <w:spacing w:after="0" w:line="400" w:lineRule="exact"/>
-        <w:ind w:leftChars="0" w:right="0"/>
+        <w:spacing w:after="0" w:line="480" w:lineRule="exact"/>
+        <w:ind w:leftChars="0" w:left="284" w:right="0" w:hanging="301"/>
         <w:rPr>
           <w:color w:val="0F0F0F"/>
-          <w:sz w:val="30"/>
-          <w:szCs w:val="30"/>
+          <w:szCs w:val="28"/>
         </w:rPr>
       </w:pPr>
       <w:r>
         <w:rPr>
           <w:rFonts w:hint="eastAsia"/>
           <w:color w:val="0F0F0F"/>
-          <w:sz w:val="30"/>
-          <w:szCs w:val="30"/>
+          <w:szCs w:val="28"/>
         </w:rPr>
         <w:t>黃沙：</w:t>
       </w:r>
@@ -576,8 +298,7 @@
         <w:rPr>
           <w:rFonts w:hint="eastAsia"/>
           <w:color w:val="0F0F0F"/>
-          <w:sz w:val="30"/>
-          <w:szCs w:val="30"/>
+          <w:szCs w:val="28"/>
           <w:u w:val="single"/>
         </w:rPr>
         <w:t>黃沙嶺</w:t>
@@ -586,18 +307,15 @@
         <w:rPr>
           <w:rFonts w:hint="eastAsia"/>
           <w:color w:val="0F0F0F"/>
-          <w:sz w:val="30"/>
-          <w:szCs w:val="30"/>
+          <w:szCs w:val="28"/>
         </w:rPr>
         <w:t>，作者閒居</w:t>
       </w:r>
-      <w:proofErr w:type="gramStart"/>
       <w:r>
         <w:rPr>
           <w:rFonts w:hint="eastAsia"/>
           <w:color w:val="0F0F0F"/>
-          <w:sz w:val="30"/>
-          <w:szCs w:val="30"/>
+          <w:szCs w:val="28"/>
           <w:u w:val="single"/>
         </w:rPr>
         <w:t>帶湖</w:t>
@@ -606,40 +324,9 @@
         <w:rPr>
           <w:rFonts w:hint="eastAsia"/>
           <w:color w:val="0F0F0F"/>
-          <w:sz w:val="30"/>
-          <w:szCs w:val="30"/>
-        </w:rPr>
-        <w:t>時</w:t>
-      </w:r>
-      <w:proofErr w:type="gramEnd"/>
-      <w:r>
-        <w:rPr>
-          <w:rFonts w:hint="eastAsia"/>
-          <w:color w:val="0F0F0F"/>
-          <w:sz w:val="30"/>
-          <w:szCs w:val="30"/>
-        </w:rPr>
-        <w:t>，常常往來</w:t>
-      </w:r>
-      <w:proofErr w:type="gramStart"/>
-      <w:r>
-        <w:rPr>
-          <w:rFonts w:hint="eastAsia"/>
-          <w:color w:val="0F0F0F"/>
-          <w:sz w:val="30"/>
-          <w:szCs w:val="30"/>
-        </w:rPr>
-        <w:t>經過此嶺</w:t>
-      </w:r>
-      <w:proofErr w:type="gramEnd"/>
-      <w:r>
-        <w:rPr>
-          <w:rFonts w:hint="eastAsia"/>
-          <w:color w:val="0F0F0F"/>
-          <w:sz w:val="30"/>
-          <w:szCs w:val="30"/>
-        </w:rPr>
-        <w:t>。</w:t>
+          <w:szCs w:val="28"/>
+        </w:rPr>
+        <w:t>時，常常往來經過此嶺。</w:t>
       </w:r>
     </w:p>
     <w:p>
@@ -649,33 +336,20 @@
           <w:ilvl w:val="0"/>
           <w:numId w:val="35"/>
         </w:numPr>
-        <w:spacing w:after="0" w:line="400" w:lineRule="exact"/>
-        <w:ind w:leftChars="0" w:right="0"/>
+        <w:spacing w:after="0" w:line="480" w:lineRule="exact"/>
+        <w:ind w:leftChars="0" w:left="284" w:right="0" w:hanging="301"/>
         <w:rPr>
           <w:color w:val="0F0F0F"/>
-          <w:sz w:val="30"/>
-          <w:szCs w:val="30"/>
-        </w:rPr>
-      </w:pPr>
-      <w:proofErr w:type="gramStart"/>
+          <w:szCs w:val="28"/>
+        </w:rPr>
+      </w:pPr>
       <w:r>
         <w:rPr>
           <w:rFonts w:hint="eastAsia"/>
           <w:color w:val="0F0F0F"/>
-          <w:sz w:val="30"/>
-          <w:szCs w:val="30"/>
-        </w:rPr>
-        <w:t>別枝驚鵲</w:t>
-      </w:r>
-      <w:proofErr w:type="gramEnd"/>
-      <w:r>
-        <w:rPr>
-          <w:rFonts w:hint="eastAsia"/>
-          <w:color w:val="0F0F0F"/>
-          <w:sz w:val="30"/>
-          <w:szCs w:val="30"/>
-        </w:rPr>
-        <w:t>：驚動喜鵲飛離樹枝。</w:t>
+          <w:szCs w:val="28"/>
+        </w:rPr>
+        <w:t>別枝驚鵲：驚動喜鵲飛離樹枝。</w:t>
       </w:r>
     </w:p>
     <w:p>
@@ -685,33 +359,20 @@
           <w:ilvl w:val="0"/>
           <w:numId w:val="35"/>
         </w:numPr>
-        <w:spacing w:after="0" w:line="400" w:lineRule="exact"/>
-        <w:ind w:leftChars="0" w:right="0"/>
+        <w:spacing w:after="0" w:line="480" w:lineRule="exact"/>
+        <w:ind w:leftChars="0" w:left="284" w:right="0" w:hanging="301"/>
         <w:rPr>
           <w:color w:val="0F0F0F"/>
-          <w:sz w:val="30"/>
-          <w:szCs w:val="30"/>
-        </w:rPr>
-      </w:pPr>
-      <w:proofErr w:type="gramStart"/>
+          <w:szCs w:val="28"/>
+        </w:rPr>
+      </w:pPr>
       <w:r>
         <w:rPr>
           <w:rFonts w:hint="eastAsia"/>
           <w:color w:val="0F0F0F"/>
-          <w:sz w:val="30"/>
-          <w:szCs w:val="30"/>
-        </w:rPr>
-        <w:t>社林</w:t>
-      </w:r>
-      <w:proofErr w:type="gramEnd"/>
-      <w:r>
-        <w:rPr>
-          <w:rFonts w:hint="eastAsia"/>
-          <w:color w:val="0F0F0F"/>
-          <w:sz w:val="30"/>
-          <w:szCs w:val="30"/>
-        </w:rPr>
-        <w:t>：土地廟附近的樹林。</w:t>
+          <w:szCs w:val="28"/>
+        </w:rPr>
+        <w:t>社林：土地廟附近的樹林。</w:t>
       </w:r>
     </w:p>
     <w:p>
@@ -721,69 +382,57 @@
           <w:ilvl w:val="0"/>
           <w:numId w:val="35"/>
         </w:numPr>
-        <w:spacing w:after="0" w:line="400" w:lineRule="exact"/>
-        <w:ind w:leftChars="0" w:right="0"/>
+        <w:spacing w:after="0" w:line="480" w:lineRule="exact"/>
+        <w:ind w:leftChars="0" w:left="284" w:right="0" w:hanging="301"/>
         <w:rPr>
           <w:color w:val="0F0F0F"/>
-          <w:sz w:val="30"/>
-          <w:szCs w:val="30"/>
-        </w:rPr>
-      </w:pPr>
-      <w:r>
-        <w:rPr>
+          <w:szCs w:val="28"/>
+        </w:rPr>
+      </w:pPr>
+      <w:r>
+        <w:rPr>
+          <w:rFonts w:hint="eastAsia"/>
           <w:color w:val="0F0F0F"/>
-          <w:sz w:val="30"/>
-          <w:szCs w:val="30"/>
-        </w:rPr>
-        <w:t>溪頭</w:t>
-      </w:r>
-      <w:proofErr w:type="gramStart"/>
-      <w:r>
-        <w:rPr>
+          <w:szCs w:val="28"/>
+        </w:rPr>
+        <w:t>見：通</w:t>
+      </w:r>
+      <w:r>
+        <w:rPr>
+          <w:rFonts w:hint="eastAsia"/>
           <w:color w:val="0F0F0F"/>
-          <w:sz w:val="30"/>
-          <w:szCs w:val="30"/>
-        </w:rPr>
-        <w:t>一</w:t>
-      </w:r>
-      <w:proofErr w:type="gramEnd"/>
-      <w:r>
-        <w:rPr>
+          <w:szCs w:val="28"/>
+        </w:rPr>
+        <w:t>「</w:t>
+      </w:r>
+      <w:r>
+        <w:rPr>
+          <w:rFonts w:hint="eastAsia"/>
           <w:color w:val="0F0F0F"/>
-          <w:sz w:val="30"/>
-          <w:szCs w:val="30"/>
-        </w:rPr>
-        <w:t>作：溪橋</w:t>
+          <w:szCs w:val="28"/>
+        </w:rPr>
+        <w:t>現</w:t>
+      </w:r>
+      <w:r>
+        <w:rPr>
+          <w:rFonts w:hint="eastAsia"/>
+          <w:color w:val="0F0F0F"/>
+          <w:szCs w:val="28"/>
+        </w:rPr>
+        <w:t>」</w:t>
+      </w:r>
+      <w:r>
+        <w:rPr>
+          <w:rFonts w:hint="eastAsia"/>
+          <w:color w:val="0F0F0F"/>
+          <w:szCs w:val="28"/>
+        </w:rPr>
+        <w:t>，發現，出現，顯現。</w:t>
       </w:r>
     </w:p>
     <w:p>
       <w:pPr>
-        <w:pStyle w:val="aa"/>
-        <w:numPr>
-          <w:ilvl w:val="0"/>
-          <w:numId w:val="35"/>
-        </w:numPr>
-        <w:spacing w:after="0" w:line="400" w:lineRule="exact"/>
-        <w:ind w:leftChars="0" w:right="0"/>
-        <w:rPr>
-          <w:color w:val="0F0F0F"/>
-          <w:sz w:val="30"/>
-          <w:szCs w:val="30"/>
-        </w:rPr>
-      </w:pPr>
-      <w:r>
-        <w:rPr>
-          <w:rFonts w:hint="eastAsia"/>
-          <w:color w:val="0F0F0F"/>
-          <w:sz w:val="30"/>
-          <w:szCs w:val="30"/>
-        </w:rPr>
-        <w:t>見：通假字“見”通“現”，發現，出現，顯現。</w:t>
-      </w:r>
-    </w:p>
-    <w:p>
-      <w:pPr>
-        <w:spacing w:beforeLines="50" w:before="120" w:after="0" w:line="400" w:lineRule="exact"/>
+        <w:spacing w:beforeLines="50" w:before="120" w:after="0" w:line="440" w:lineRule="exact"/>
         <w:ind w:left="-6" w:right="0" w:hanging="11"/>
         <w:rPr>
           <w:szCs w:val="28"/>
@@ -808,1799 +457,295 @@
     </w:p>
     <w:p>
       <w:pPr>
-        <w:spacing w:after="0" w:line="400" w:lineRule="exact"/>
+        <w:spacing w:after="0" w:line="480" w:lineRule="exact"/>
         <w:ind w:left="-6" w:right="0" w:hanging="11"/>
+        <w:jc w:val="both"/>
         <w:rPr>
           <w:bCs/>
-          <w:sz w:val="30"/>
-          <w:szCs w:val="30"/>
+          <w:szCs w:val="28"/>
         </w:rPr>
       </w:pPr>
       <w:r>
         <w:rPr>
           <w:rFonts w:hint="eastAsia"/>
           <w:bCs/>
-          <w:sz w:val="30"/>
-          <w:szCs w:val="30"/>
+          <w:szCs w:val="28"/>
         </w:rPr>
         <w:t xml:space="preserve">    </w:t>
       </w:r>
+      <w:r>
+        <w:rPr>
+          <w:bCs/>
+          <w:szCs w:val="28"/>
+          <w:u w:val="single"/>
+        </w:rPr>
+        <w:t>辛棄疾</w:t>
+      </w:r>
+      <w:r>
+        <w:rPr>
+          <w:bCs/>
+          <w:szCs w:val="28"/>
+        </w:rPr>
+        <w:t>這首《西江月·夜行黃沙道中》，以</w:t>
+      </w:r>
+      <w:r>
+        <w:rPr>
+          <w:b/>
+          <w:szCs w:val="28"/>
+        </w:rPr>
+        <w:t>清新明快</w:t>
+      </w:r>
+      <w:r>
+        <w:rPr>
+          <w:bCs/>
+          <w:szCs w:val="28"/>
+        </w:rPr>
+        <w:t>的筆調描繪了一幅夏夜鄉村行路圖，表達了詞人對田園風光的熱愛與對豐收的喜悅。</w:t>
+      </w:r>
+    </w:p>
+    <w:p>
+      <w:pPr>
+        <w:spacing w:after="0" w:line="480" w:lineRule="exact"/>
+        <w:ind w:left="-6" w:right="0" w:hanging="11"/>
+        <w:jc w:val="both"/>
+        <w:rPr>
+          <w:bCs/>
+          <w:szCs w:val="28"/>
+        </w:rPr>
+      </w:pPr>
       <w:r>
         <w:rPr>
           <w:rFonts w:hint="eastAsia"/>
           <w:bCs/>
-          <w:sz w:val="30"/>
-          <w:szCs w:val="30"/>
-        </w:rPr>
-        <w:t>這是</w:t>
-      </w:r>
+          <w:szCs w:val="28"/>
+        </w:rPr>
+        <w:t xml:space="preserve">　　</w:t>
+      </w:r>
+      <w:r>
+        <w:rPr>
+          <w:bCs/>
+          <w:szCs w:val="28"/>
+        </w:rPr>
+        <w:t>「明月別枝驚鵲，清風半夜鳴蟬。」詞人一開篇即從視覺與聽覺入手，將</w:t>
+      </w:r>
+      <w:r>
+        <w:rPr>
+          <w:b/>
+          <w:szCs w:val="28"/>
+        </w:rPr>
+        <w:t>靜謐</w:t>
+      </w:r>
+      <w:r>
+        <w:rPr>
+          <w:bCs/>
+          <w:szCs w:val="28"/>
+        </w:rPr>
+        <w:t>的夜色寫得生機勃勃。皎潔的月光拂過樹枝，驚動了棲息的烏鵲；清涼的夜風吹過，傳來陣陣蟬鳴。這裡運用「以動襯靜」的手法，鵲驚與蟬鳴非但沒有打破夜的寧靜，反而更顯出夏夜黃沙道上的幽靜與祥和。</w:t>
+      </w:r>
+    </w:p>
+    <w:p>
+      <w:pPr>
+        <w:spacing w:after="0" w:line="480" w:lineRule="exact"/>
+        <w:ind w:left="-6" w:right="0" w:hanging="11"/>
+        <w:jc w:val="both"/>
+        <w:rPr>
+          <w:bCs/>
+          <w:szCs w:val="28"/>
+        </w:rPr>
+      </w:pPr>
       <w:r>
         <w:rPr>
           <w:rFonts w:hint="eastAsia"/>
           <w:bCs/>
-          <w:sz w:val="30"/>
-          <w:szCs w:val="30"/>
-          <w:u w:val="single"/>
-        </w:rPr>
-        <w:t>辛棄疾</w:t>
-      </w:r>
+          <w:szCs w:val="28"/>
+        </w:rPr>
+        <w:t xml:space="preserve">　　</w:t>
+      </w:r>
+      <w:r>
+        <w:rPr>
+          <w:bCs/>
+          <w:szCs w:val="28"/>
+        </w:rPr>
+        <w:t>接著，「稻花香</w:t>
+      </w:r>
+      <w:r>
+        <w:rPr>
+          <w:bCs/>
+          <w:szCs w:val="28"/>
+        </w:rPr>
+        <w:t>裡</w:t>
+      </w:r>
+      <w:r>
+        <w:rPr>
+          <w:bCs/>
+          <w:szCs w:val="28"/>
+        </w:rPr>
+        <w:t>說豐年，聽取蛙聲一片」將全詞推向情感的高潮。陣陣稻花香氣隨風撲鼻而來，田間蛙聲連成一片，彷彿在為即將到來的豐收歡呼歌唱。詞人將嗅覺（稻花香）、聽覺（蛙聲）與主觀聯想（說豐年）完美結合，傳達出農家對豐收的盼望與喜悅，也展現了詞人愛國愛民、關心</w:t>
+      </w:r>
+      <w:r>
+        <w:rPr>
+          <w:b/>
+          <w:szCs w:val="28"/>
+        </w:rPr>
+        <w:t>農桑</w:t>
+      </w:r>
+      <w:r>
+        <w:rPr>
+          <w:bCs/>
+          <w:szCs w:val="28"/>
+        </w:rPr>
+        <w:t>的深厚情懷。</w:t>
+      </w:r>
+    </w:p>
+    <w:p>
+      <w:pPr>
+        <w:spacing w:after="0" w:line="480" w:lineRule="exact"/>
+        <w:ind w:left="-6" w:right="0" w:hanging="11"/>
+        <w:jc w:val="both"/>
+        <w:rPr>
+          <w:bCs/>
+          <w:szCs w:val="28"/>
+        </w:rPr>
+      </w:pPr>
       <w:r>
         <w:rPr>
           <w:rFonts w:hint="eastAsia"/>
           <w:bCs/>
-          <w:sz w:val="30"/>
-          <w:szCs w:val="30"/>
-        </w:rPr>
-        <w:t>中年時代經過</w:t>
+          <w:szCs w:val="28"/>
+        </w:rPr>
+        <w:t xml:space="preserve">　　</w:t>
       </w:r>
       <w:r>
         <w:rPr>
           <w:rFonts w:hint="eastAsia"/>
           <w:bCs/>
-          <w:sz w:val="30"/>
-          <w:szCs w:val="30"/>
-          <w:u w:val="single"/>
-        </w:rPr>
-        <w:t>江西</w:t>
+          <w:szCs w:val="28"/>
+        </w:rPr>
+        <w:t>「七八個星天外，兩三點雨山前。」下片筆鋒一轉，寫天氣變化。天邊疏星點點，山前驟下急雨，傳神地刻畫出夏夜山區天氣的變化無常。「七八個」、「兩三點」以極具口語化的數字入詞，顯得</w:t>
+      </w:r>
+      <w:r>
+        <w:rPr>
+          <w:rFonts w:hint="eastAsia"/>
+          <w:b/>
+          <w:szCs w:val="28"/>
+        </w:rPr>
+        <w:t>自然靈動</w:t>
       </w:r>
       <w:r>
         <w:rPr>
           <w:rFonts w:hint="eastAsia"/>
           <w:bCs/>
-          <w:sz w:val="30"/>
-          <w:szCs w:val="30"/>
-        </w:rPr>
-        <w:t xml:space="preserve"> </w:t>
-      </w:r>
+          <w:szCs w:val="28"/>
+        </w:rPr>
+        <w:t>、趣味盎然。</w:t>
+      </w:r>
+    </w:p>
+    <w:p>
+      <w:pPr>
+        <w:spacing w:after="0" w:line="480" w:lineRule="exact"/>
+        <w:ind w:left="-6" w:right="0" w:hanging="11"/>
+        <w:jc w:val="both"/>
+        <w:rPr>
+          <w:bCs/>
+          <w:szCs w:val="28"/>
+        </w:rPr>
+      </w:pPr>
       <w:r>
         <w:rPr>
           <w:rFonts w:hint="eastAsia"/>
           <w:bCs/>
-          <w:sz w:val="30"/>
-          <w:szCs w:val="30"/>
-          <w:u w:val="single"/>
-        </w:rPr>
-        <w:t>上饒</w:t>
+          <w:szCs w:val="28"/>
+        </w:rPr>
+        <w:lastRenderedPageBreak/>
+        <w:t xml:space="preserve">　　</w:t>
       </w:r>
       <w:r>
         <w:rPr>
           <w:rFonts w:hint="eastAsia"/>
           <w:bCs/>
-          <w:sz w:val="30"/>
-          <w:szCs w:val="30"/>
-        </w:rPr>
-        <w:t xml:space="preserve"> </w:t>
-      </w:r>
-      <w:proofErr w:type="gramStart"/>
+          <w:szCs w:val="28"/>
+        </w:rPr>
+        <w:t>最後，「舊時茅店社林邊，路轉溪橋忽見。」描繪了詞人在急雨中尋找避雨處的焦急與驚喜。原本熟悉的茅店隱藏在土地廟旁的樹林後，因夜色與急雨一時難以尋見，豈料沿著溪流轉過小橋，那間熟悉的茅店便</w:t>
+      </w:r>
+      <w:r>
+        <w:rPr>
+          <w:rFonts w:hint="eastAsia"/>
+          <w:b/>
+          <w:szCs w:val="28"/>
+        </w:rPr>
+        <w:t>陡然</w:t>
+      </w:r>
       <w:r>
         <w:rPr>
           <w:rFonts w:hint="eastAsia"/>
           <w:bCs/>
-          <w:sz w:val="30"/>
-          <w:szCs w:val="30"/>
-          <w:u w:val="single"/>
-        </w:rPr>
-        <w:t>黃沙嶺</w:t>
+          <w:szCs w:val="28"/>
+        </w:rPr>
+        <w:t>出現在眼前。這種「山重水複、峰迴路轉」的意外驚喜，為這趟夜行劃下了極具</w:t>
+      </w:r>
+      <w:r>
+        <w:rPr>
+          <w:rFonts w:hint="eastAsia"/>
+          <w:b/>
+          <w:szCs w:val="28"/>
+        </w:rPr>
+        <w:t>餘韻</w:t>
       </w:r>
       <w:r>
         <w:rPr>
           <w:rFonts w:hint="eastAsia"/>
           <w:bCs/>
-          <w:sz w:val="30"/>
-          <w:szCs w:val="30"/>
-        </w:rPr>
-        <w:t>道時</w:t>
-      </w:r>
-      <w:proofErr w:type="gramEnd"/>
-      <w:r>
+          <w:szCs w:val="28"/>
+        </w:rPr>
+        <w:t>的句點。</w:t>
+      </w:r>
+    </w:p>
+    <w:p>
+      <w:pPr>
+        <w:spacing w:after="0" w:line="480" w:lineRule="exact"/>
+        <w:ind w:left="-6" w:right="0" w:hanging="11"/>
+        <w:jc w:val="both"/>
         <w:rPr>
           <w:rFonts w:hint="eastAsia"/>
           <w:bCs/>
-          <w:sz w:val="30"/>
-          <w:szCs w:val="30"/>
-        </w:rPr>
-        <w:t>寫的一首詞。公元</w:t>
-      </w:r>
-      <w:r>
-        <w:rPr>
-          <w:bCs/>
-          <w:sz w:val="30"/>
-          <w:szCs w:val="30"/>
-        </w:rPr>
-        <w:t>1181年（</w:t>
-      </w:r>
-      <w:r>
-        <w:rPr>
-          <w:bCs/>
-          <w:sz w:val="30"/>
-          <w:szCs w:val="30"/>
-          <w:u w:val="single"/>
-        </w:rPr>
-        <w:t>宋孝宗</w:t>
-      </w:r>
+          <w:szCs w:val="28"/>
+        </w:rPr>
+      </w:pPr>
       <w:r>
         <w:rPr>
           <w:rFonts w:hint="eastAsia"/>
           <w:bCs/>
-          <w:sz w:val="30"/>
-          <w:szCs w:val="30"/>
-        </w:rPr>
-        <w:t xml:space="preserve"> </w:t>
-      </w:r>
-      <w:proofErr w:type="gramStart"/>
-      <w:r>
-        <w:rPr>
-          <w:bCs/>
-          <w:sz w:val="30"/>
-          <w:szCs w:val="30"/>
-          <w:u w:val="single"/>
-        </w:rPr>
-        <w:t>淳</w:t>
-      </w:r>
-      <w:proofErr w:type="gramEnd"/>
-      <w:r>
-        <w:rPr>
-          <w:bCs/>
-          <w:sz w:val="30"/>
-          <w:szCs w:val="30"/>
-          <w:u w:val="single"/>
-        </w:rPr>
-        <w:t>熙</w:t>
-      </w:r>
-      <w:r>
-        <w:rPr>
-          <w:bCs/>
-          <w:sz w:val="30"/>
-          <w:szCs w:val="30"/>
-        </w:rPr>
-        <w:t>八年），</w:t>
-      </w:r>
-      <w:r>
-        <w:rPr>
-          <w:bCs/>
-          <w:sz w:val="30"/>
-          <w:szCs w:val="30"/>
-          <w:u w:val="single"/>
-        </w:rPr>
-        <w:t>辛棄疾</w:t>
-      </w:r>
-      <w:r>
-        <w:rPr>
-          <w:bCs/>
-          <w:sz w:val="30"/>
-          <w:szCs w:val="30"/>
-        </w:rPr>
-        <w:t>因受奸臣排擠，</w:t>
-      </w:r>
-      <w:proofErr w:type="gramStart"/>
-      <w:r>
-        <w:rPr>
-          <w:bCs/>
-          <w:sz w:val="30"/>
-          <w:szCs w:val="30"/>
-        </w:rPr>
-        <w:t>被免罷官</w:t>
-      </w:r>
-      <w:proofErr w:type="gramEnd"/>
-      <w:r>
-        <w:rPr>
-          <w:bCs/>
-          <w:sz w:val="30"/>
-          <w:szCs w:val="30"/>
-        </w:rPr>
-        <w:t>，開始到</w:t>
-      </w:r>
-      <w:r>
-        <w:rPr>
-          <w:bCs/>
-          <w:sz w:val="30"/>
-          <w:szCs w:val="30"/>
-          <w:u w:val="single"/>
-        </w:rPr>
-        <w:t>上饒</w:t>
-      </w:r>
-      <w:r>
-        <w:rPr>
-          <w:bCs/>
-          <w:sz w:val="30"/>
-          <w:szCs w:val="30"/>
-        </w:rPr>
-        <w:t>居住，並在此生活了近十五年。在此</w:t>
-      </w:r>
-      <w:proofErr w:type="gramStart"/>
-      <w:r>
-        <w:rPr>
-          <w:bCs/>
-          <w:sz w:val="30"/>
-          <w:szCs w:val="30"/>
-        </w:rPr>
-        <w:t>期間，</w:t>
-      </w:r>
-      <w:proofErr w:type="gramEnd"/>
-      <w:r>
-        <w:rPr>
-          <w:bCs/>
-          <w:sz w:val="30"/>
-          <w:szCs w:val="30"/>
-        </w:rPr>
-        <w:t>他雖也有過短暫的出仕經歷，但以在</w:t>
-      </w:r>
-      <w:r>
-        <w:rPr>
-          <w:bCs/>
-          <w:sz w:val="30"/>
-          <w:szCs w:val="30"/>
-          <w:u w:val="single"/>
-        </w:rPr>
-        <w:t>上饒</w:t>
-      </w:r>
-      <w:r>
-        <w:rPr>
-          <w:bCs/>
-          <w:sz w:val="30"/>
-          <w:szCs w:val="30"/>
-        </w:rPr>
-        <w:t>居住為多，因而在此留下了</w:t>
-      </w:r>
-      <w:proofErr w:type="gramStart"/>
-      <w:r>
-        <w:rPr>
-          <w:bCs/>
-          <w:sz w:val="30"/>
-          <w:szCs w:val="30"/>
-        </w:rPr>
-        <w:t>不少詞作</w:t>
-      </w:r>
-      <w:proofErr w:type="gramEnd"/>
-      <w:r>
-        <w:rPr>
-          <w:bCs/>
-          <w:sz w:val="30"/>
-          <w:szCs w:val="30"/>
-        </w:rPr>
-        <w:t>。詞中</w:t>
-      </w:r>
-      <w:proofErr w:type="gramStart"/>
-      <w:r>
-        <w:rPr>
-          <w:bCs/>
-          <w:sz w:val="30"/>
-          <w:szCs w:val="30"/>
-        </w:rPr>
-        <w:t>所說的</w:t>
-      </w:r>
-      <w:r>
-        <w:rPr>
-          <w:bCs/>
-          <w:sz w:val="30"/>
-          <w:szCs w:val="30"/>
-          <w:u w:val="single"/>
-        </w:rPr>
-        <w:t>黃沙</w:t>
-      </w:r>
-      <w:proofErr w:type="gramEnd"/>
-      <w:r>
-        <w:rPr>
-          <w:bCs/>
-          <w:sz w:val="30"/>
-          <w:szCs w:val="30"/>
-          <w:u w:val="single"/>
-        </w:rPr>
-        <w:t>嶺</w:t>
-      </w:r>
-      <w:r>
-        <w:rPr>
-          <w:bCs/>
-          <w:sz w:val="30"/>
-          <w:szCs w:val="30"/>
-        </w:rPr>
-        <w:t>在</w:t>
-      </w:r>
-      <w:proofErr w:type="gramStart"/>
-      <w:r>
-        <w:rPr>
-          <w:bCs/>
-          <w:sz w:val="30"/>
-          <w:szCs w:val="30"/>
-          <w:u w:val="single"/>
-        </w:rPr>
-        <w:t>上饒縣</w:t>
-      </w:r>
-      <w:r>
-        <w:rPr>
-          <w:bCs/>
-          <w:sz w:val="30"/>
-          <w:szCs w:val="30"/>
-        </w:rPr>
-        <w:t>西</w:t>
-      </w:r>
-      <w:proofErr w:type="gramEnd"/>
-      <w:r>
-        <w:rPr>
-          <w:bCs/>
-          <w:sz w:val="30"/>
-          <w:szCs w:val="30"/>
-        </w:rPr>
-        <w:t>四十</w:t>
-      </w:r>
-      <w:r>
-        <w:rPr>
-          <w:bCs/>
-          <w:sz w:val="30"/>
-          <w:szCs w:val="30"/>
-        </w:rPr>
-        <w:t>裡</w:t>
-      </w:r>
-      <w:r>
-        <w:rPr>
-          <w:bCs/>
-          <w:sz w:val="30"/>
-          <w:szCs w:val="30"/>
-        </w:rPr>
-        <w:t>，</w:t>
-      </w:r>
-      <w:proofErr w:type="gramStart"/>
-      <w:r>
-        <w:rPr>
-          <w:bCs/>
-          <w:sz w:val="30"/>
-          <w:szCs w:val="30"/>
-        </w:rPr>
-        <w:t>嶺高約</w:t>
-      </w:r>
-      <w:proofErr w:type="gramEnd"/>
-      <w:r>
-        <w:rPr>
-          <w:bCs/>
-          <w:sz w:val="30"/>
-          <w:szCs w:val="30"/>
-        </w:rPr>
-        <w:t>十五丈，深</w:t>
-      </w:r>
-      <w:proofErr w:type="gramStart"/>
-      <w:r>
-        <w:rPr>
-          <w:bCs/>
-          <w:sz w:val="30"/>
-          <w:szCs w:val="30"/>
-        </w:rPr>
-        <w:t>而</w:t>
-      </w:r>
-      <w:r>
-        <w:rPr>
-          <w:b/>
-          <w:sz w:val="30"/>
-          <w:szCs w:val="30"/>
-        </w:rPr>
-        <w:t>敞豁</w:t>
-      </w:r>
-      <w:proofErr w:type="gramEnd"/>
-      <w:r>
-        <w:rPr>
-          <w:bCs/>
-          <w:sz w:val="30"/>
-          <w:szCs w:val="30"/>
-        </w:rPr>
-        <w:t>，</w:t>
-      </w:r>
-      <w:proofErr w:type="gramStart"/>
-      <w:r>
-        <w:rPr>
-          <w:bCs/>
-          <w:sz w:val="30"/>
-          <w:szCs w:val="30"/>
-        </w:rPr>
-        <w:t>可容百人</w:t>
-      </w:r>
-      <w:proofErr w:type="gramEnd"/>
-      <w:r>
-        <w:rPr>
-          <w:bCs/>
-          <w:sz w:val="30"/>
-          <w:szCs w:val="30"/>
-        </w:rPr>
-        <w:t>。下</w:t>
-      </w:r>
-      <w:proofErr w:type="gramStart"/>
-      <w:r>
-        <w:rPr>
-          <w:bCs/>
-          <w:sz w:val="30"/>
-          <w:szCs w:val="30"/>
-        </w:rPr>
-        <w:t>有兩泉</w:t>
-      </w:r>
-      <w:proofErr w:type="gramEnd"/>
-      <w:r>
-        <w:rPr>
-          <w:bCs/>
-          <w:sz w:val="30"/>
-          <w:szCs w:val="30"/>
-        </w:rPr>
-        <w:t>，水自石中流出，可</w:t>
-      </w:r>
-      <w:proofErr w:type="gramStart"/>
-      <w:r>
-        <w:rPr>
-          <w:bCs/>
-          <w:sz w:val="30"/>
-          <w:szCs w:val="30"/>
-        </w:rPr>
-        <w:t>溉</w:t>
-      </w:r>
-      <w:proofErr w:type="gramEnd"/>
-      <w:r>
-        <w:rPr>
-          <w:bCs/>
-          <w:sz w:val="30"/>
-          <w:szCs w:val="30"/>
-        </w:rPr>
-        <w:t>田十餘畝。這一帶不僅風景優美，也是農田水利較好的地區。</w:t>
-      </w:r>
-      <w:r>
-        <w:rPr>
-          <w:bCs/>
-          <w:sz w:val="30"/>
-          <w:szCs w:val="30"/>
-          <w:u w:val="single"/>
-        </w:rPr>
-        <w:t>辛棄疾</w:t>
-      </w:r>
-      <w:r>
-        <w:rPr>
-          <w:bCs/>
-          <w:sz w:val="30"/>
-          <w:szCs w:val="30"/>
-        </w:rPr>
-        <w:t>在</w:t>
-      </w:r>
-      <w:r>
-        <w:rPr>
-          <w:bCs/>
-          <w:sz w:val="30"/>
-          <w:szCs w:val="30"/>
-          <w:u w:val="single"/>
-        </w:rPr>
-        <w:t>上饒</w:t>
-      </w:r>
-      <w:proofErr w:type="gramStart"/>
-      <w:r>
-        <w:rPr>
-          <w:bCs/>
-          <w:sz w:val="30"/>
-          <w:szCs w:val="30"/>
-        </w:rPr>
-        <w:t>期間，</w:t>
-      </w:r>
-      <w:proofErr w:type="gramEnd"/>
-      <w:r>
-        <w:rPr>
-          <w:bCs/>
-          <w:sz w:val="30"/>
-          <w:szCs w:val="30"/>
-        </w:rPr>
-        <w:t>經常來此遊覽，他描寫這一帶風景的詞，現存約五首，即：《生查子》（獨</w:t>
-      </w:r>
-      <w:proofErr w:type="gramStart"/>
-      <w:r>
-        <w:rPr>
-          <w:bCs/>
-          <w:sz w:val="30"/>
-          <w:szCs w:val="30"/>
-        </w:rPr>
-        <w:t>游西岩</w:t>
-      </w:r>
-      <w:proofErr w:type="gramEnd"/>
-      <w:r>
-        <w:rPr>
-          <w:bCs/>
-          <w:sz w:val="30"/>
-          <w:szCs w:val="30"/>
-        </w:rPr>
-        <w:t>）二首、《浣溪沙》（黃沙嶺）一首，《鷓</w:t>
+          <w:szCs w:val="28"/>
+        </w:rPr>
+        <w:t xml:space="preserve">　　</w:t>
       </w:r>
       <w:r>
         <w:rPr>
           <w:rFonts w:hint="eastAsia"/>
           <w:bCs/>
-          <w:sz w:val="30"/>
-          <w:szCs w:val="30"/>
-        </w:rPr>
-        <w:t>鴣天》（黃沙道上即事）一首，</w:t>
-      </w:r>
-      <w:proofErr w:type="gramStart"/>
-      <w:r>
-        <w:rPr>
-          <w:rFonts w:hint="eastAsia"/>
-          <w:bCs/>
-          <w:sz w:val="30"/>
-          <w:szCs w:val="30"/>
-        </w:rPr>
-        <w:t>以及此詞</w:t>
-      </w:r>
-      <w:proofErr w:type="gramEnd"/>
-      <w:r>
-        <w:rPr>
-          <w:rFonts w:hint="eastAsia"/>
-          <w:bCs/>
-          <w:sz w:val="30"/>
-          <w:szCs w:val="30"/>
-        </w:rPr>
-        <w:t>。</w:t>
+          <w:szCs w:val="28"/>
+        </w:rPr>
+        <w:t>全詞語言樸素自然，善用對比與白描，將自然景物與個人情感融為一體，堪稱宋代田園詞中的千古絕唱。</w:t>
       </w:r>
     </w:p>
     <w:p>
       <w:pPr>
-        <w:spacing w:after="0" w:line="400" w:lineRule="exact"/>
+        <w:spacing w:beforeLines="50" w:before="120" w:after="0" w:line="440" w:lineRule="exact"/>
         <w:ind w:left="-6" w:right="0" w:hanging="11"/>
         <w:rPr>
           <w:bCs/>
-          <w:szCs w:val="28"/>
+          <w:sz w:val="32"/>
+          <w:szCs w:val="32"/>
         </w:rPr>
       </w:pPr>
       <w:r>
         <w:rPr>
           <w:rFonts w:hint="eastAsia"/>
-          <w:bCs/>
-          <w:sz w:val="30"/>
-          <w:szCs w:val="30"/>
-        </w:rPr>
-        <w:t xml:space="preserve">    </w:t>
-      </w:r>
-      <w:r>
-        <w:rPr>
-          <w:rFonts w:hint="eastAsia"/>
-          <w:bCs/>
-          <w:sz w:val="30"/>
-          <w:szCs w:val="30"/>
-          <w:u w:val="single"/>
-        </w:rPr>
-        <w:t>辛棄疾</w:t>
-      </w:r>
-      <w:r>
-        <w:rPr>
-          <w:rFonts w:hint="eastAsia"/>
-          <w:bCs/>
-          <w:sz w:val="30"/>
-          <w:szCs w:val="30"/>
-        </w:rPr>
-        <w:t>的這首《西江月》前兩句“明月別枝驚鵲，清風半夜鳴蟬”表面看來，寫的是風、月、蟬、鵲這些極其平常的景物，然而經過作者巧妙的組合，結果平常中就顯得不平常了。</w:t>
-      </w:r>
-      <w:proofErr w:type="gramStart"/>
-      <w:r>
-        <w:rPr>
-          <w:rFonts w:hint="eastAsia"/>
-          <w:bCs/>
-          <w:sz w:val="30"/>
-          <w:szCs w:val="30"/>
-        </w:rPr>
-        <w:t>鵲兒的驚飛</w:t>
-      </w:r>
-      <w:proofErr w:type="gramEnd"/>
-      <w:r>
-        <w:rPr>
-          <w:rFonts w:hint="eastAsia"/>
-          <w:bCs/>
-          <w:sz w:val="30"/>
-          <w:szCs w:val="30"/>
-        </w:rPr>
-        <w:t>不定，不是盤</w:t>
-      </w:r>
-      <w:r>
-        <w:rPr>
-          <w:rFonts w:hint="eastAsia"/>
-          <w:bCs/>
-          <w:sz w:val="30"/>
-          <w:szCs w:val="30"/>
-        </w:rPr>
-        <w:t>旋</w:t>
-      </w:r>
-      <w:r>
-        <w:rPr>
-          <w:rFonts w:hint="eastAsia"/>
-          <w:bCs/>
-          <w:sz w:val="30"/>
-          <w:szCs w:val="30"/>
-        </w:rPr>
-        <w:t>在一般樹頭，而是</w:t>
-      </w:r>
-      <w:proofErr w:type="gramStart"/>
-      <w:r>
-        <w:rPr>
-          <w:rFonts w:hint="eastAsia"/>
-          <w:bCs/>
-          <w:sz w:val="30"/>
-          <w:szCs w:val="30"/>
-        </w:rPr>
-        <w:t>飛繞在橫斜</w:t>
-      </w:r>
-      <w:r>
-        <w:rPr>
-          <w:rFonts w:hint="eastAsia"/>
-          <w:b/>
-          <w:sz w:val="30"/>
-          <w:szCs w:val="30"/>
-        </w:rPr>
-        <w:t>突兀</w:t>
-      </w:r>
-      <w:proofErr w:type="gramEnd"/>
-      <w:r>
-        <w:rPr>
-          <w:rFonts w:hint="eastAsia"/>
-          <w:bCs/>
-          <w:sz w:val="30"/>
-          <w:szCs w:val="30"/>
-        </w:rPr>
-        <w:t>的枝幹之上。因為月光明亮，</w:t>
-      </w:r>
-      <w:proofErr w:type="gramStart"/>
-      <w:r>
-        <w:rPr>
-          <w:rFonts w:hint="eastAsia"/>
-          <w:bCs/>
-          <w:sz w:val="30"/>
-          <w:szCs w:val="30"/>
-        </w:rPr>
-        <w:t>所以鵲兒被</w:t>
-      </w:r>
-      <w:proofErr w:type="gramEnd"/>
-      <w:r>
-        <w:rPr>
-          <w:rFonts w:hint="eastAsia"/>
-          <w:bCs/>
-          <w:sz w:val="30"/>
-          <w:szCs w:val="30"/>
-        </w:rPr>
-        <w:t>驚醒了；而</w:t>
-      </w:r>
-      <w:proofErr w:type="gramStart"/>
-      <w:r>
-        <w:rPr>
-          <w:rFonts w:hint="eastAsia"/>
-          <w:bCs/>
-          <w:sz w:val="30"/>
-          <w:szCs w:val="30"/>
-        </w:rPr>
-        <w:t>鵲兒驚飛</w:t>
-      </w:r>
-      <w:proofErr w:type="gramEnd"/>
-      <w:r>
-        <w:rPr>
-          <w:rFonts w:hint="eastAsia"/>
-          <w:bCs/>
-          <w:sz w:val="30"/>
-          <w:szCs w:val="30"/>
-        </w:rPr>
-        <w:t>，自然也就會引起“別枝”搖曳。同時，知了的鳴叫聲也是有其一定時間的。夜間的鳴叫聲不同於烈日炎炎下</w:t>
-      </w:r>
-      <w:proofErr w:type="gramStart"/>
-      <w:r>
-        <w:rPr>
-          <w:rFonts w:hint="eastAsia"/>
-          <w:bCs/>
-          <w:sz w:val="30"/>
-          <w:szCs w:val="30"/>
-        </w:rPr>
-        <w:t>的嘶鳴</w:t>
-      </w:r>
-      <w:proofErr w:type="gramEnd"/>
-      <w:r>
-        <w:rPr>
-          <w:rFonts w:hint="eastAsia"/>
-          <w:bCs/>
-          <w:sz w:val="30"/>
-          <w:szCs w:val="30"/>
-        </w:rPr>
-        <w:t>，而當涼風徐徐吹拂時，往往特別感到清幽。</w:t>
-      </w:r>
-      <w:proofErr w:type="gramStart"/>
-      <w:r>
-        <w:rPr>
-          <w:rFonts w:hint="eastAsia"/>
-          <w:bCs/>
-          <w:sz w:val="30"/>
-          <w:szCs w:val="30"/>
-        </w:rPr>
-        <w:t>總之，</w:t>
-      </w:r>
-      <w:proofErr w:type="gramEnd"/>
-      <w:r>
-        <w:rPr>
-          <w:rFonts w:hint="eastAsia"/>
-          <w:bCs/>
-          <w:sz w:val="30"/>
-          <w:szCs w:val="30"/>
-        </w:rPr>
-        <w:t>“驚鵲”和“鳴蟬”</w:t>
-      </w:r>
-      <w:proofErr w:type="gramStart"/>
-      <w:r>
-        <w:rPr>
-          <w:rFonts w:hint="eastAsia"/>
-          <w:bCs/>
-          <w:sz w:val="30"/>
-          <w:szCs w:val="30"/>
-        </w:rPr>
-        <w:t>兩句動中寓靜</w:t>
-      </w:r>
-      <w:proofErr w:type="gramEnd"/>
-      <w:r>
-        <w:rPr>
-          <w:rFonts w:hint="eastAsia"/>
-          <w:bCs/>
-          <w:sz w:val="30"/>
-          <w:szCs w:val="30"/>
-        </w:rPr>
-        <w:t>，把半夜“清風”、“明月”下的景色描繪得令人</w:t>
-      </w:r>
-      <w:r>
-        <w:rPr>
-          <w:rFonts w:hint="eastAsia"/>
-          <w:b/>
-          <w:sz w:val="30"/>
-          <w:szCs w:val="30"/>
-        </w:rPr>
-        <w:t>悠然神往</w:t>
-      </w:r>
-      <w:r>
-        <w:rPr>
-          <w:rFonts w:hint="eastAsia"/>
-          <w:bCs/>
-          <w:sz w:val="30"/>
-          <w:szCs w:val="30"/>
-        </w:rPr>
-        <w:t>。</w:t>
-      </w:r>
-    </w:p>
-    <w:p>
-      <w:pPr>
-        <w:spacing w:after="0" w:line="480" w:lineRule="exact"/>
-        <w:ind w:left="-6" w:right="0" w:hanging="11"/>
-        <w:rPr>
-          <w:bCs/>
-          <w:sz w:val="30"/>
-          <w:szCs w:val="30"/>
-        </w:rPr>
-      </w:pPr>
-      <w:r>
-        <w:rPr>
-          <w:rFonts w:hint="eastAsia"/>
-          <w:bCs/>
-          <w:sz w:val="30"/>
-          <w:szCs w:val="30"/>
-        </w:rPr>
-        <w:lastRenderedPageBreak/>
-        <w:t xml:space="preserve">    </w:t>
-      </w:r>
-      <w:r>
-        <w:rPr>
-          <w:rFonts w:hint="eastAsia"/>
-          <w:bCs/>
-          <w:sz w:val="30"/>
-          <w:szCs w:val="30"/>
-        </w:rPr>
-        <w:t>接下來“稻花香</w:t>
-      </w:r>
-      <w:r>
-        <w:rPr>
-          <w:rFonts w:hint="eastAsia"/>
-          <w:bCs/>
-          <w:sz w:val="30"/>
-          <w:szCs w:val="30"/>
-        </w:rPr>
-        <w:t>裡</w:t>
-      </w:r>
-      <w:r>
-        <w:rPr>
-          <w:rFonts w:hint="eastAsia"/>
-          <w:bCs/>
-          <w:sz w:val="30"/>
-          <w:szCs w:val="30"/>
-        </w:rPr>
-        <w:t>說豐年，聽取蛙聲一片。”把人們的關注點從長空轉移到田野，表現了詞人不僅為夜間黃沙道上的柔和情趣所</w:t>
-      </w:r>
-      <w:r>
-        <w:rPr>
-          <w:rFonts w:hint="eastAsia"/>
-          <w:b/>
-          <w:sz w:val="30"/>
-          <w:szCs w:val="30"/>
-        </w:rPr>
-        <w:t>浸潤</w:t>
-      </w:r>
-      <w:r>
-        <w:rPr>
-          <w:rFonts w:hint="eastAsia"/>
-          <w:bCs/>
-          <w:sz w:val="30"/>
-          <w:szCs w:val="30"/>
-        </w:rPr>
-        <w:t>，更關心撲面而來</w:t>
-      </w:r>
-      <w:proofErr w:type="gramStart"/>
-      <w:r>
-        <w:rPr>
-          <w:rFonts w:hint="eastAsia"/>
-          <w:bCs/>
-          <w:sz w:val="30"/>
-          <w:szCs w:val="30"/>
-        </w:rPr>
-        <w:t>的漫村遍野</w:t>
-      </w:r>
-      <w:proofErr w:type="gramEnd"/>
-      <w:r>
-        <w:rPr>
-          <w:rFonts w:hint="eastAsia"/>
-          <w:bCs/>
-          <w:sz w:val="30"/>
-          <w:szCs w:val="30"/>
-        </w:rPr>
-        <w:t>的稻花香，</w:t>
-      </w:r>
-      <w:proofErr w:type="gramStart"/>
-      <w:r>
-        <w:rPr>
-          <w:rFonts w:hint="eastAsia"/>
-          <w:bCs/>
-          <w:sz w:val="30"/>
-          <w:szCs w:val="30"/>
-        </w:rPr>
-        <w:t>又由稻花香</w:t>
-      </w:r>
-      <w:proofErr w:type="gramEnd"/>
-      <w:r>
-        <w:rPr>
-          <w:rFonts w:hint="eastAsia"/>
-          <w:bCs/>
-          <w:sz w:val="30"/>
-          <w:szCs w:val="30"/>
-        </w:rPr>
-        <w:t>而聯想到即將到來的豐年景象。此時此地，詞人與人民同呼吸的歡樂，盡在言表。</w:t>
-      </w:r>
-      <w:proofErr w:type="gramStart"/>
-      <w:r>
-        <w:rPr>
-          <w:rFonts w:hint="eastAsia"/>
-          <w:bCs/>
-          <w:sz w:val="30"/>
-          <w:szCs w:val="30"/>
-        </w:rPr>
-        <w:t>稻花飄</w:t>
-      </w:r>
-      <w:proofErr w:type="gramEnd"/>
-      <w:r>
-        <w:rPr>
-          <w:rFonts w:hint="eastAsia"/>
-          <w:bCs/>
-          <w:sz w:val="30"/>
-          <w:szCs w:val="30"/>
-        </w:rPr>
-        <w:t>香的“香”，固然是</w:t>
-      </w:r>
-      <w:proofErr w:type="gramStart"/>
-      <w:r>
-        <w:rPr>
-          <w:rFonts w:hint="eastAsia"/>
-          <w:bCs/>
-          <w:sz w:val="30"/>
-          <w:szCs w:val="30"/>
-        </w:rPr>
-        <w:t>描繪稻花盛開</w:t>
-      </w:r>
-      <w:proofErr w:type="gramEnd"/>
-      <w:r>
-        <w:rPr>
-          <w:rFonts w:hint="eastAsia"/>
-          <w:bCs/>
-          <w:sz w:val="30"/>
-          <w:szCs w:val="30"/>
-        </w:rPr>
-        <w:t>，也是表達詞人心頭的甜蜜之感。而說豐年的主體，不是人們常用</w:t>
-      </w:r>
-      <w:proofErr w:type="gramStart"/>
-      <w:r>
-        <w:rPr>
-          <w:rFonts w:hint="eastAsia"/>
-          <w:bCs/>
-          <w:sz w:val="30"/>
-          <w:szCs w:val="30"/>
-        </w:rPr>
-        <w:t>的鵲聲</w:t>
-      </w:r>
-      <w:proofErr w:type="gramEnd"/>
-      <w:r>
-        <w:rPr>
-          <w:rFonts w:hint="eastAsia"/>
-          <w:bCs/>
-          <w:sz w:val="30"/>
-          <w:szCs w:val="30"/>
-        </w:rPr>
-        <w:t>，而是那一</w:t>
-      </w:r>
-      <w:proofErr w:type="gramStart"/>
-      <w:r>
-        <w:rPr>
-          <w:rFonts w:hint="eastAsia"/>
-          <w:bCs/>
-          <w:sz w:val="30"/>
-          <w:szCs w:val="30"/>
-        </w:rPr>
-        <w:t>片蛙聲</w:t>
-      </w:r>
-      <w:proofErr w:type="gramEnd"/>
-      <w:r>
-        <w:rPr>
-          <w:rFonts w:hint="eastAsia"/>
-          <w:bCs/>
-          <w:sz w:val="30"/>
-          <w:szCs w:val="30"/>
-        </w:rPr>
-        <w:t>，這正是詞人匠心獨到之處，令人稱奇。在詞人的感覺</w:t>
-      </w:r>
-      <w:r>
-        <w:rPr>
-          <w:rFonts w:hint="eastAsia"/>
-          <w:bCs/>
-          <w:sz w:val="30"/>
-          <w:szCs w:val="30"/>
-        </w:rPr>
-        <w:t>裡</w:t>
-      </w:r>
-      <w:r>
-        <w:rPr>
-          <w:rFonts w:hint="eastAsia"/>
-          <w:bCs/>
-          <w:sz w:val="30"/>
-          <w:szCs w:val="30"/>
-        </w:rPr>
-        <w:t>，</w:t>
-      </w:r>
-      <w:r>
-        <w:rPr>
-          <w:rFonts w:hint="eastAsia"/>
-          <w:b/>
-          <w:sz w:val="30"/>
-          <w:szCs w:val="30"/>
-        </w:rPr>
-        <w:t>儼然</w:t>
-      </w:r>
-      <w:r>
-        <w:rPr>
-          <w:rFonts w:hint="eastAsia"/>
-          <w:bCs/>
-          <w:sz w:val="30"/>
-          <w:szCs w:val="30"/>
-        </w:rPr>
-        <w:t>聽到</w:t>
-      </w:r>
-      <w:proofErr w:type="gramStart"/>
-      <w:r>
-        <w:rPr>
-          <w:rFonts w:hint="eastAsia"/>
-          <w:bCs/>
-          <w:sz w:val="30"/>
-          <w:szCs w:val="30"/>
-        </w:rPr>
-        <w:t>群蛙在</w:t>
-      </w:r>
-      <w:proofErr w:type="gramEnd"/>
-      <w:r>
-        <w:rPr>
-          <w:rFonts w:hint="eastAsia"/>
-          <w:bCs/>
-          <w:sz w:val="30"/>
-          <w:szCs w:val="30"/>
-        </w:rPr>
-        <w:t>稻田中齊聲喧嚷，爭說豐年。先出“說”的內容，再補“聲”的來源。</w:t>
-      </w:r>
-      <w:proofErr w:type="gramStart"/>
-      <w:r>
-        <w:rPr>
-          <w:rFonts w:hint="eastAsia"/>
-          <w:bCs/>
-          <w:sz w:val="30"/>
-          <w:szCs w:val="30"/>
-        </w:rPr>
-        <w:t>以蛙聲說</w:t>
-      </w:r>
-      <w:proofErr w:type="gramEnd"/>
-      <w:r>
-        <w:rPr>
-          <w:rFonts w:hint="eastAsia"/>
-          <w:bCs/>
-          <w:sz w:val="30"/>
-          <w:szCs w:val="30"/>
-        </w:rPr>
-        <w:t>豐年，是詞人的創造。</w:t>
-      </w:r>
-    </w:p>
-    <w:p>
-      <w:pPr>
-        <w:spacing w:after="0" w:line="480" w:lineRule="exact"/>
-        <w:ind w:left="-6" w:right="0" w:hanging="11"/>
-        <w:rPr>
-          <w:bCs/>
-          <w:sz w:val="30"/>
-          <w:szCs w:val="30"/>
-        </w:rPr>
-      </w:pPr>
-      <w:r>
-        <w:rPr>
-          <w:rFonts w:hint="eastAsia"/>
-          <w:bCs/>
-          <w:sz w:val="30"/>
-          <w:szCs w:val="30"/>
-        </w:rPr>
-        <w:t xml:space="preserve">    </w:t>
-      </w:r>
-      <w:r>
-        <w:rPr>
-          <w:rFonts w:hint="eastAsia"/>
-          <w:bCs/>
-          <w:sz w:val="30"/>
-          <w:szCs w:val="30"/>
-        </w:rPr>
-        <w:t>以上四句純然是抒寫當時當地的夏夜山道的景物和詞人的感受，然而其核心卻是洋溢著豐收年景的夏夜。因此，與其</w:t>
-      </w:r>
-      <w:proofErr w:type="gramStart"/>
-      <w:r>
-        <w:rPr>
-          <w:rFonts w:hint="eastAsia"/>
-          <w:bCs/>
-          <w:sz w:val="30"/>
-          <w:szCs w:val="30"/>
-        </w:rPr>
-        <w:t>說這是夏景</w:t>
-      </w:r>
-      <w:proofErr w:type="gramEnd"/>
-      <w:r>
-        <w:rPr>
-          <w:rFonts w:hint="eastAsia"/>
-          <w:bCs/>
-          <w:sz w:val="30"/>
-          <w:szCs w:val="30"/>
-        </w:rPr>
-        <w:t>，還不如</w:t>
-      </w:r>
-      <w:proofErr w:type="gramStart"/>
-      <w:r>
-        <w:rPr>
-          <w:rFonts w:hint="eastAsia"/>
-          <w:bCs/>
-          <w:sz w:val="30"/>
-          <w:szCs w:val="30"/>
-        </w:rPr>
-        <w:t>說是眼前夏景</w:t>
-      </w:r>
-      <w:proofErr w:type="gramEnd"/>
-      <w:r>
-        <w:rPr>
-          <w:rFonts w:hint="eastAsia"/>
-          <w:bCs/>
-          <w:sz w:val="30"/>
-          <w:szCs w:val="30"/>
-        </w:rPr>
-        <w:t>將給人們帶來的幸福。</w:t>
-      </w:r>
-    </w:p>
-    <w:p>
-      <w:pPr>
-        <w:spacing w:after="0" w:line="480" w:lineRule="exact"/>
-        <w:ind w:left="-6" w:right="0" w:hanging="11"/>
-        <w:rPr>
-          <w:bCs/>
-          <w:sz w:val="30"/>
-          <w:szCs w:val="30"/>
-        </w:rPr>
-      </w:pPr>
-      <w:r>
-        <w:rPr>
-          <w:rFonts w:hint="eastAsia"/>
-          <w:bCs/>
-          <w:sz w:val="30"/>
-          <w:szCs w:val="30"/>
-        </w:rPr>
-        <w:t xml:space="preserve">    </w:t>
-      </w:r>
-      <w:r>
-        <w:rPr>
-          <w:rFonts w:hint="eastAsia"/>
-          <w:bCs/>
-          <w:sz w:val="30"/>
-          <w:szCs w:val="30"/>
-        </w:rPr>
-        <w:t>不過，詞人所描寫的夏景並沒有就此終止。</w:t>
-      </w:r>
-      <w:proofErr w:type="gramStart"/>
-      <w:r>
-        <w:rPr>
-          <w:rFonts w:hint="eastAsia"/>
-          <w:bCs/>
-          <w:sz w:val="30"/>
-          <w:szCs w:val="30"/>
-        </w:rPr>
-        <w:t>如果說詞的</w:t>
-      </w:r>
-      <w:proofErr w:type="gramEnd"/>
-      <w:r>
-        <w:rPr>
-          <w:rFonts w:hint="eastAsia"/>
-          <w:b/>
-          <w:sz w:val="30"/>
-          <w:szCs w:val="30"/>
-        </w:rPr>
-        <w:t>上</w:t>
-      </w:r>
-      <w:proofErr w:type="gramStart"/>
-      <w:r>
-        <w:rPr>
-          <w:rFonts w:hint="eastAsia"/>
-          <w:b/>
-          <w:sz w:val="30"/>
-          <w:szCs w:val="30"/>
-        </w:rPr>
-        <w:t>闋</w:t>
-      </w:r>
-      <w:proofErr w:type="gramEnd"/>
-      <w:r>
-        <w:rPr>
-          <w:rFonts w:hint="eastAsia"/>
-          <w:bCs/>
-          <w:sz w:val="30"/>
-          <w:szCs w:val="30"/>
-        </w:rPr>
-        <w:t>並非</w:t>
-      </w:r>
-      <w:proofErr w:type="gramStart"/>
-      <w:r>
-        <w:rPr>
-          <w:rFonts w:hint="eastAsia"/>
-          <w:b/>
-          <w:sz w:val="30"/>
-          <w:szCs w:val="30"/>
-        </w:rPr>
-        <w:t>寥廓</w:t>
-      </w:r>
-      <w:r>
-        <w:rPr>
-          <w:rFonts w:hint="eastAsia"/>
-          <w:bCs/>
-          <w:sz w:val="30"/>
-          <w:szCs w:val="30"/>
-        </w:rPr>
-        <w:t>夏景</w:t>
-      </w:r>
-      <w:proofErr w:type="gramEnd"/>
-      <w:r>
-        <w:rPr>
-          <w:rFonts w:hint="eastAsia"/>
-          <w:bCs/>
-          <w:sz w:val="30"/>
-          <w:szCs w:val="30"/>
-        </w:rPr>
-        <w:t>的描繪，那</w:t>
-      </w:r>
-      <w:r>
-        <w:rPr>
-          <w:rFonts w:hint="eastAsia"/>
-          <w:bCs/>
-          <w:sz w:val="30"/>
-          <w:szCs w:val="30"/>
-        </w:rPr>
-        <w:t>麼</w:t>
-      </w:r>
-      <w:r>
-        <w:rPr>
-          <w:rFonts w:hint="eastAsia"/>
-          <w:bCs/>
-          <w:sz w:val="30"/>
-          <w:szCs w:val="30"/>
-        </w:rPr>
-        <w:t>下</w:t>
-      </w:r>
-      <w:proofErr w:type="gramStart"/>
-      <w:r>
-        <w:rPr>
-          <w:rFonts w:hint="eastAsia"/>
-          <w:bCs/>
-          <w:sz w:val="30"/>
-          <w:szCs w:val="30"/>
-        </w:rPr>
-        <w:t>闋</w:t>
-      </w:r>
-      <w:proofErr w:type="gramEnd"/>
-      <w:r>
-        <w:rPr>
-          <w:rFonts w:hint="eastAsia"/>
-          <w:bCs/>
-          <w:sz w:val="30"/>
-          <w:szCs w:val="30"/>
-        </w:rPr>
-        <w:t>卻顯然是以波瀾變幻、</w:t>
-      </w:r>
-      <w:proofErr w:type="gramStart"/>
-      <w:r>
-        <w:rPr>
-          <w:rFonts w:hint="eastAsia"/>
-          <w:bCs/>
-          <w:sz w:val="30"/>
-          <w:szCs w:val="30"/>
-        </w:rPr>
-        <w:t>柳蔭路曲取勝</w:t>
-      </w:r>
-      <w:proofErr w:type="gramEnd"/>
-      <w:r>
-        <w:rPr>
-          <w:rFonts w:hint="eastAsia"/>
-          <w:bCs/>
-          <w:sz w:val="30"/>
-          <w:szCs w:val="30"/>
-        </w:rPr>
-        <w:t>了。由於上</w:t>
-      </w:r>
-      <w:proofErr w:type="gramStart"/>
-      <w:r>
-        <w:rPr>
-          <w:rFonts w:hint="eastAsia"/>
-          <w:bCs/>
-          <w:sz w:val="30"/>
-          <w:szCs w:val="30"/>
-        </w:rPr>
-        <w:t>闋</w:t>
-      </w:r>
-      <w:proofErr w:type="gramEnd"/>
-      <w:r>
-        <w:rPr>
-          <w:rFonts w:hint="eastAsia"/>
-          <w:bCs/>
-          <w:sz w:val="30"/>
-          <w:szCs w:val="30"/>
-        </w:rPr>
-        <w:t>結尾構思和音律出現了顯著的停頓，因此下</w:t>
-      </w:r>
-      <w:proofErr w:type="gramStart"/>
-      <w:r>
-        <w:rPr>
-          <w:rFonts w:hint="eastAsia"/>
-          <w:bCs/>
-          <w:sz w:val="30"/>
-          <w:szCs w:val="30"/>
-        </w:rPr>
-        <w:t>闋</w:t>
-      </w:r>
-      <w:proofErr w:type="gramEnd"/>
-      <w:r>
-        <w:rPr>
-          <w:rFonts w:hint="eastAsia"/>
-          <w:bCs/>
-          <w:sz w:val="30"/>
-          <w:szCs w:val="30"/>
-        </w:rPr>
-        <w:t>開頭，詞人就樹立了一座峭拔</w:t>
-      </w:r>
-      <w:proofErr w:type="gramStart"/>
-      <w:r>
-        <w:rPr>
-          <w:rFonts w:hint="eastAsia"/>
-          <w:bCs/>
-          <w:sz w:val="30"/>
-          <w:szCs w:val="30"/>
-        </w:rPr>
-        <w:t>挺</w:t>
-      </w:r>
-      <w:proofErr w:type="gramEnd"/>
-      <w:r>
-        <w:rPr>
-          <w:rFonts w:hint="eastAsia"/>
-          <w:bCs/>
-          <w:sz w:val="30"/>
-          <w:szCs w:val="30"/>
-        </w:rPr>
-        <w:t>峻的奇峰，運用對仗手法，以加強穩定的音勢。“七八</w:t>
-      </w:r>
-      <w:proofErr w:type="gramStart"/>
-      <w:r>
-        <w:rPr>
-          <w:rFonts w:hint="eastAsia"/>
-          <w:bCs/>
-          <w:sz w:val="30"/>
-          <w:szCs w:val="30"/>
-        </w:rPr>
-        <w:t>個</w:t>
-      </w:r>
-      <w:proofErr w:type="gramEnd"/>
-      <w:r>
-        <w:rPr>
-          <w:rFonts w:hint="eastAsia"/>
-          <w:bCs/>
-          <w:sz w:val="30"/>
-          <w:szCs w:val="30"/>
-        </w:rPr>
-        <w:t>星天外，兩三點雨山前”，在這裡，“星”是</w:t>
-      </w:r>
-      <w:r>
-        <w:rPr>
-          <w:rFonts w:hint="eastAsia"/>
-          <w:b/>
-          <w:sz w:val="30"/>
-          <w:szCs w:val="30"/>
-        </w:rPr>
-        <w:t>寥落</w:t>
-      </w:r>
-      <w:proofErr w:type="gramStart"/>
-      <w:r>
-        <w:rPr>
-          <w:rFonts w:hint="eastAsia"/>
-          <w:bCs/>
-          <w:sz w:val="30"/>
-          <w:szCs w:val="30"/>
-        </w:rPr>
-        <w:t>的疏星</w:t>
-      </w:r>
-      <w:proofErr w:type="gramEnd"/>
-      <w:r>
-        <w:rPr>
-          <w:rFonts w:hint="eastAsia"/>
-          <w:bCs/>
-          <w:sz w:val="30"/>
-          <w:szCs w:val="30"/>
-        </w:rPr>
-        <w:t>，“雨”是輕微的陣雨，這些都是為了與上</w:t>
-      </w:r>
-      <w:proofErr w:type="gramStart"/>
-      <w:r>
-        <w:rPr>
-          <w:rFonts w:hint="eastAsia"/>
-          <w:bCs/>
-          <w:sz w:val="30"/>
-          <w:szCs w:val="30"/>
-        </w:rPr>
-        <w:t>闋</w:t>
-      </w:r>
-      <w:proofErr w:type="gramEnd"/>
-      <w:r>
-        <w:rPr>
-          <w:rFonts w:hint="eastAsia"/>
-          <w:bCs/>
-          <w:sz w:val="30"/>
-          <w:szCs w:val="30"/>
-        </w:rPr>
-        <w:t>的清幽夜色、</w:t>
-      </w:r>
-      <w:r>
-        <w:rPr>
-          <w:rFonts w:hint="eastAsia"/>
-          <w:b/>
-          <w:sz w:val="30"/>
-          <w:szCs w:val="30"/>
-        </w:rPr>
-        <w:t>恬靜</w:t>
-      </w:r>
-      <w:r>
-        <w:rPr>
-          <w:rFonts w:hint="eastAsia"/>
-          <w:bCs/>
-          <w:sz w:val="30"/>
-          <w:szCs w:val="30"/>
-        </w:rPr>
-        <w:t>氣氛和</w:t>
-      </w:r>
-      <w:r>
-        <w:rPr>
-          <w:rFonts w:hint="eastAsia"/>
-          <w:b/>
-          <w:sz w:val="30"/>
-          <w:szCs w:val="30"/>
-        </w:rPr>
-        <w:t>樸野</w:t>
-      </w:r>
-      <w:r>
-        <w:rPr>
-          <w:rFonts w:hint="eastAsia"/>
-          <w:bCs/>
-          <w:sz w:val="30"/>
-          <w:szCs w:val="30"/>
-        </w:rPr>
-        <w:t>成趣的鄉土氣息相吻合。特別是一個“天外”一個“山前”，本來是遙遠而不可捉摸的，可是筆鋒一轉，小橋一過</w:t>
-      </w:r>
-      <w:proofErr w:type="gramStart"/>
-      <w:r>
-        <w:rPr>
-          <w:rFonts w:hint="eastAsia"/>
-          <w:bCs/>
-          <w:sz w:val="30"/>
-          <w:szCs w:val="30"/>
-        </w:rPr>
-        <w:t>，</w:t>
-      </w:r>
-      <w:proofErr w:type="gramEnd"/>
-      <w:r>
-        <w:rPr>
-          <w:rFonts w:hint="eastAsia"/>
-          <w:bCs/>
-          <w:sz w:val="30"/>
-          <w:szCs w:val="30"/>
-        </w:rPr>
-        <w:t>鄉村林邊</w:t>
-      </w:r>
-      <w:proofErr w:type="gramStart"/>
-      <w:r>
-        <w:rPr>
-          <w:rFonts w:hint="eastAsia"/>
-          <w:bCs/>
-          <w:sz w:val="30"/>
-          <w:szCs w:val="30"/>
-        </w:rPr>
-        <w:t>茅</w:t>
-      </w:r>
-      <w:proofErr w:type="gramEnd"/>
-      <w:r>
-        <w:rPr>
-          <w:rFonts w:hint="eastAsia"/>
-          <w:bCs/>
-          <w:sz w:val="30"/>
-          <w:szCs w:val="30"/>
-        </w:rPr>
-        <w:t>店的影子卻意想不到</w:t>
-      </w:r>
-      <w:r>
-        <w:rPr>
-          <w:rFonts w:hint="eastAsia"/>
-          <w:bCs/>
-          <w:sz w:val="30"/>
-          <w:szCs w:val="30"/>
-        </w:rPr>
-        <w:t>的</w:t>
-      </w:r>
-      <w:r>
-        <w:rPr>
-          <w:rFonts w:hint="eastAsia"/>
-          <w:bCs/>
-          <w:sz w:val="30"/>
-          <w:szCs w:val="30"/>
-        </w:rPr>
-        <w:t>展現在人們的眼前。詞人對黃沙道上的路徑儘管很熟，</w:t>
-      </w:r>
-      <w:proofErr w:type="gramStart"/>
-      <w:r>
-        <w:rPr>
-          <w:rFonts w:hint="eastAsia"/>
-          <w:bCs/>
-          <w:sz w:val="30"/>
-          <w:szCs w:val="30"/>
-        </w:rPr>
-        <w:t>可總因為</w:t>
-      </w:r>
-      <w:proofErr w:type="gramEnd"/>
-      <w:r>
-        <w:rPr>
-          <w:rFonts w:hint="eastAsia"/>
-          <w:bCs/>
-          <w:sz w:val="30"/>
-          <w:szCs w:val="30"/>
-        </w:rPr>
-        <w:t>醉心於傾訴豐年在望之樂的</w:t>
-      </w:r>
-      <w:proofErr w:type="gramStart"/>
-      <w:r>
-        <w:rPr>
-          <w:rFonts w:hint="eastAsia"/>
-          <w:bCs/>
-          <w:sz w:val="30"/>
-          <w:szCs w:val="30"/>
-        </w:rPr>
-        <w:t>一片蛙聲中</w:t>
-      </w:r>
-      <w:proofErr w:type="gramEnd"/>
-      <w:r>
-        <w:rPr>
-          <w:rFonts w:hint="eastAsia"/>
-          <w:bCs/>
-          <w:sz w:val="30"/>
-          <w:szCs w:val="30"/>
-        </w:rPr>
-        <w:t>，竟忘卻了越過“天外”，邁過“山前”，連早已臨近的</w:t>
-      </w:r>
-      <w:proofErr w:type="gramStart"/>
-      <w:r>
-        <w:rPr>
-          <w:rFonts w:hint="eastAsia"/>
-          <w:bCs/>
-          <w:sz w:val="30"/>
-          <w:szCs w:val="30"/>
-        </w:rPr>
-        <w:t>那個社廟旁</w:t>
-      </w:r>
-      <w:proofErr w:type="gramEnd"/>
-      <w:r>
-        <w:rPr>
-          <w:rFonts w:hint="eastAsia"/>
-          <w:bCs/>
-          <w:sz w:val="30"/>
-          <w:szCs w:val="30"/>
-        </w:rPr>
-        <w:t>樹林邊的</w:t>
-      </w:r>
-      <w:proofErr w:type="gramStart"/>
-      <w:r>
-        <w:rPr>
-          <w:rFonts w:hint="eastAsia"/>
-          <w:bCs/>
-          <w:sz w:val="30"/>
-          <w:szCs w:val="30"/>
-        </w:rPr>
-        <w:t>茅</w:t>
-      </w:r>
-      <w:proofErr w:type="gramEnd"/>
-      <w:r>
-        <w:rPr>
-          <w:rFonts w:hint="eastAsia"/>
-          <w:bCs/>
-          <w:sz w:val="30"/>
-          <w:szCs w:val="30"/>
-        </w:rPr>
-        <w:t>店，也都沒有察覺。前文“路轉”，後文“忽見”，</w:t>
-      </w:r>
-      <w:proofErr w:type="gramStart"/>
-      <w:r>
-        <w:rPr>
-          <w:rFonts w:hint="eastAsia"/>
-          <w:bCs/>
-          <w:sz w:val="30"/>
-          <w:szCs w:val="30"/>
-        </w:rPr>
-        <w:t>既襯出</w:t>
-      </w:r>
-      <w:proofErr w:type="gramEnd"/>
-      <w:r>
-        <w:rPr>
-          <w:rFonts w:hint="eastAsia"/>
-          <w:bCs/>
-          <w:sz w:val="30"/>
-          <w:szCs w:val="30"/>
-        </w:rPr>
-        <w:t>了詞人驟然間看出了分明臨近舊屋的歡欣，又表達了他由於</w:t>
-      </w:r>
-      <w:proofErr w:type="gramStart"/>
-      <w:r>
-        <w:rPr>
-          <w:rFonts w:hint="eastAsia"/>
-          <w:bCs/>
-          <w:sz w:val="30"/>
-          <w:szCs w:val="30"/>
-        </w:rPr>
-        <w:t>沉</w:t>
-      </w:r>
-      <w:proofErr w:type="gramEnd"/>
-      <w:r>
-        <w:rPr>
-          <w:rFonts w:hint="eastAsia"/>
-          <w:bCs/>
-          <w:sz w:val="30"/>
-          <w:szCs w:val="30"/>
-        </w:rPr>
-        <w:t>浸在稻花香中以至忘了道途遠近的怡然自得的入迷程度，相得益彰，體現了作者深厚的</w:t>
-      </w:r>
-      <w:proofErr w:type="gramStart"/>
-      <w:r>
-        <w:rPr>
-          <w:rFonts w:hint="eastAsia"/>
-          <w:bCs/>
-          <w:sz w:val="30"/>
-          <w:szCs w:val="30"/>
-        </w:rPr>
-        <w:t>藝術功底</w:t>
-      </w:r>
-      <w:proofErr w:type="gramEnd"/>
-      <w:r>
-        <w:rPr>
-          <w:rFonts w:hint="eastAsia"/>
-          <w:bCs/>
-          <w:sz w:val="30"/>
-          <w:szCs w:val="30"/>
-        </w:rPr>
-        <w:t>，令人玩味無窮。</w:t>
-      </w:r>
-    </w:p>
-    <w:p>
-      <w:pPr>
-        <w:spacing w:after="0" w:line="480" w:lineRule="exact"/>
-        <w:ind w:left="-6" w:right="0" w:hanging="11"/>
-        <w:rPr>
-          <w:bCs/>
-          <w:sz w:val="30"/>
-          <w:szCs w:val="30"/>
-        </w:rPr>
-      </w:pPr>
-      <w:r>
-        <w:rPr>
-          <w:rFonts w:hint="eastAsia"/>
-          <w:bCs/>
-          <w:sz w:val="30"/>
-          <w:szCs w:val="30"/>
-        </w:rPr>
-        <w:t xml:space="preserve">    </w:t>
-      </w:r>
-      <w:r>
-        <w:rPr>
-          <w:rFonts w:hint="eastAsia"/>
-          <w:bCs/>
-          <w:sz w:val="30"/>
-          <w:szCs w:val="30"/>
-        </w:rPr>
-        <w:t>從表面上看，這首詞的題材內容不過是一些看來極其平凡的景物，語言沒有任何雕飾，沒有用一個典故，層次安排也完全是聽其自然，平平淡淡。然而，正是在看似平淡之中，卻有著詞人</w:t>
-      </w:r>
-      <w:r>
-        <w:rPr>
-          <w:rFonts w:hint="eastAsia"/>
-          <w:b/>
-          <w:sz w:val="30"/>
-          <w:szCs w:val="30"/>
-        </w:rPr>
-        <w:t>潛心</w:t>
-      </w:r>
-      <w:r>
-        <w:rPr>
-          <w:rFonts w:hint="eastAsia"/>
-          <w:bCs/>
-          <w:sz w:val="30"/>
-          <w:szCs w:val="30"/>
-        </w:rPr>
-        <w:t>的構思，</w:t>
-      </w:r>
-      <w:r>
-        <w:rPr>
-          <w:rFonts w:hint="eastAsia"/>
-          <w:b/>
-          <w:sz w:val="30"/>
-          <w:szCs w:val="30"/>
-        </w:rPr>
-        <w:t>淳厚</w:t>
-      </w:r>
-      <w:r>
-        <w:rPr>
-          <w:rFonts w:hint="eastAsia"/>
-          <w:bCs/>
-          <w:sz w:val="30"/>
-          <w:szCs w:val="30"/>
-        </w:rPr>
-        <w:t>的感情。在這裡，讀者也可以領略到</w:t>
-      </w:r>
-      <w:proofErr w:type="gramStart"/>
-      <w:r>
-        <w:rPr>
-          <w:rFonts w:hint="eastAsia"/>
-          <w:bCs/>
-          <w:sz w:val="30"/>
-          <w:szCs w:val="30"/>
-          <w:u w:val="single"/>
-        </w:rPr>
-        <w:t>稼軒</w:t>
-      </w:r>
-      <w:r>
-        <w:rPr>
-          <w:rFonts w:hint="eastAsia"/>
-          <w:bCs/>
-          <w:sz w:val="30"/>
-          <w:szCs w:val="30"/>
-        </w:rPr>
-        <w:t>詞於</w:t>
-      </w:r>
-      <w:proofErr w:type="gramEnd"/>
-      <w:r>
-        <w:rPr>
-          <w:rFonts w:hint="eastAsia"/>
-          <w:b/>
-          <w:sz w:val="30"/>
-          <w:szCs w:val="30"/>
-        </w:rPr>
-        <w:t>雄渾豪邁</w:t>
-      </w:r>
-      <w:r>
-        <w:rPr>
-          <w:rFonts w:hint="eastAsia"/>
-          <w:bCs/>
-          <w:sz w:val="30"/>
-          <w:szCs w:val="30"/>
-        </w:rPr>
-        <w:t>之外的另一種境界。</w:t>
-      </w:r>
-    </w:p>
-    <w:p>
-      <w:pPr>
-        <w:spacing w:after="0" w:line="480" w:lineRule="exact"/>
-        <w:ind w:left="-6" w:right="0" w:hanging="11"/>
-        <w:rPr>
-          <w:sz w:val="30"/>
-          <w:szCs w:val="30"/>
-        </w:rPr>
-      </w:pPr>
-      <w:r>
-        <w:rPr>
-          <w:rFonts w:hint="eastAsia"/>
-          <w:sz w:val="30"/>
-          <w:szCs w:val="30"/>
-        </w:rPr>
-        <w:t>(以上資料來源：</w:t>
-      </w:r>
-      <w:hyperlink r:id="rId8" w:history="1">
-        <w:r>
-          <w:rPr>
-            <w:rStyle w:val="a8"/>
-            <w:sz w:val="30"/>
-            <w:szCs w:val="30"/>
-          </w:rPr>
-          <w:t>https://bit.ly/3wkBvDd</w:t>
-        </w:r>
-      </w:hyperlink>
-      <w:hyperlink r:id="rId9" w:history="1"/>
-      <w:r>
-        <w:rPr>
-          <w:rFonts w:hint="eastAsia"/>
-          <w:sz w:val="30"/>
-          <w:szCs w:val="30"/>
-        </w:rPr>
-        <w:t>)</w:t>
-      </w:r>
-    </w:p>
-    <w:p>
-      <w:pPr>
-        <w:spacing w:beforeLines="100" w:before="240" w:afterLines="50" w:after="120" w:line="400" w:lineRule="exact"/>
-        <w:ind w:left="-6" w:right="0" w:hanging="11"/>
-        <w:rPr>
           <w:bCs/>
           <w:sz w:val="32"/>
           <w:szCs w:val="32"/>
           <w:bdr w:val="single" w:sz="4" w:space="0" w:color="auto"/>
         </w:rPr>
-        <w:sectPr>
-          <w:footerReference w:type="default" r:id="rId10"/>
-          <w:pgSz w:w="11906" w:h="16838"/>
-          <w:pgMar w:top="567" w:right="851" w:bottom="567" w:left="851" w:header="567" w:footer="283" w:gutter="0"/>
-          <w:cols w:space="720"/>
-          <w:docGrid w:linePitch="381"/>
-        </w:sectPr>
-      </w:pPr>
-    </w:p>
-    <w:p>
-      <w:pPr>
-        <w:spacing w:afterLines="50" w:after="120" w:line="400" w:lineRule="exact"/>
-        <w:ind w:left="-6" w:right="0" w:hanging="11"/>
-        <w:rPr>
-          <w:bCs/>
-          <w:sz w:val="36"/>
-          <w:szCs w:val="36"/>
-        </w:rPr>
-      </w:pPr>
-      <w:r>
-        <w:rPr>
-          <w:rFonts w:hint="eastAsia"/>
-          <w:bCs/>
-          <w:sz w:val="36"/>
-          <w:szCs w:val="36"/>
-          <w:bdr w:val="single" w:sz="4" w:space="0" w:color="auto"/>
-        </w:rPr>
-        <w:lastRenderedPageBreak/>
         <w:t>補充</w:t>
       </w:r>
     </w:p>
@@ -2609,22 +754,52 @@
         <w:pStyle w:val="aa"/>
         <w:numPr>
           <w:ilvl w:val="0"/>
-          <w:numId w:val="36"/>
+          <w:numId w:val="46"/>
         </w:numPr>
-        <w:spacing w:line="400" w:lineRule="exact"/>
-        <w:ind w:leftChars="0" w:right="0"/>
-        <w:rPr>
-          <w:sz w:val="30"/>
-          <w:szCs w:val="30"/>
-        </w:rPr>
-      </w:pPr>
+        <w:spacing w:line="480" w:lineRule="exact"/>
+        <w:ind w:leftChars="0" w:left="284" w:right="0" w:hanging="284"/>
+        <w:jc w:val="both"/>
+        <w:rPr>
+          <w:szCs w:val="28"/>
+        </w:rPr>
+      </w:pPr>
+      <w:r>
+        <w:rPr>
+          <w:szCs w:val="28"/>
+        </w:rPr>
+        <w:t>清新明快</w:t>
+      </w:r>
       <w:r>
         <w:rPr>
           <w:rFonts w:hint="eastAsia"/>
-          <w:sz w:val="30"/>
-          <w:szCs w:val="30"/>
-        </w:rPr>
-        <w:t>敞豁：寬廣、開闊。</w:t>
+          <w:szCs w:val="28"/>
+        </w:rPr>
+        <w:t>：</w:t>
+      </w:r>
+      <w:r>
+        <w:rPr>
+          <w:szCs w:val="28"/>
+        </w:rPr>
+        <w:t>風格清爽新穎，文筆流暢明朗。</w:t>
+      </w:r>
+      <w:r>
+        <w:rPr>
+          <w:szCs w:val="28"/>
+        </w:rPr>
+        <w:t>指</w:t>
+      </w:r>
+      <w:r>
+        <w:rPr>
+          <w:szCs w:val="28"/>
+          <w:u w:val="single"/>
+        </w:rPr>
+        <w:t>辛棄疾</w:t>
+      </w:r>
+      <w:r>
+        <w:rPr>
+          <w:szCs w:val="28"/>
+        </w:rPr>
+        <w:t>擺脫了豪放詞常見的沉鬱悲壯，改用簡潔活潑的語言描繪鄉村夜色，給人一種舒暢、明朗且沒有壓迫感的視覺與心靈感受。</w:t>
       </w:r>
     </w:p>
     <w:p>
@@ -2632,22 +807,56 @@
         <w:pStyle w:val="aa"/>
         <w:numPr>
           <w:ilvl w:val="0"/>
-          <w:numId w:val="36"/>
+          <w:numId w:val="46"/>
         </w:numPr>
-        <w:spacing w:line="400" w:lineRule="exact"/>
-        <w:ind w:leftChars="0" w:right="0"/>
-        <w:rPr>
-          <w:sz w:val="30"/>
-          <w:szCs w:val="30"/>
-        </w:rPr>
-      </w:pPr>
+        <w:spacing w:line="480" w:lineRule="exact"/>
+        <w:ind w:leftChars="0" w:left="284" w:right="0" w:hanging="284"/>
+        <w:jc w:val="both"/>
+        <w:rPr>
+          <w:szCs w:val="28"/>
+        </w:rPr>
+      </w:pPr>
+      <w:r>
+        <w:rPr>
+          <w:szCs w:val="28"/>
+        </w:rPr>
+        <w:t>靜謐</w:t>
+      </w:r>
       <w:r>
         <w:rPr>
           <w:rFonts w:hint="eastAsia"/>
-          <w:sz w:val="30"/>
-          <w:szCs w:val="30"/>
-        </w:rPr>
-        <w:t>突兀</w:t>
+          <w:szCs w:val="28"/>
+        </w:rPr>
+        <w:t>(</w:t>
+      </w:r>
+      <w:r>
+        <w:rPr>
+          <w:rFonts w:hint="eastAsia"/>
+          <w:color w:val="EE0000"/>
+          <w:sz w:val="16"/>
+          <w:szCs w:val="16"/>
+        </w:rPr>
+        <w:t>ㄇ一ˋ</w:t>
+      </w:r>
+      <w:r>
+        <w:rPr>
+          <w:rFonts w:hint="eastAsia"/>
+          <w:szCs w:val="28"/>
+        </w:rPr>
+        <w:t>)</w:t>
+      </w:r>
+      <w:r>
+        <w:rPr>
+          <w:rFonts w:hint="eastAsia"/>
+          <w:szCs w:val="28"/>
+        </w:rPr>
+        <w:t>：</w:t>
+      </w:r>
+      <w:r>
+        <w:rPr>
+          <w:szCs w:val="28"/>
+        </w:rPr>
+        <w:t>安靜、平靜、寧靜。形容夏夜黃沙道上的環境氛圍。這種「靜」並非死寂，而是包含鵲驚、蟬鳴與蛙聲的自然的和諧，正是因為環境極其安靜，微小的聲音才顯得清晰。</w:t>
       </w:r>
     </w:p>
     <w:p>
@@ -2655,22 +864,62 @@
         <w:pStyle w:val="aa"/>
         <w:numPr>
           <w:ilvl w:val="0"/>
-          <w:numId w:val="40"/>
+          <w:numId w:val="46"/>
         </w:numPr>
-        <w:spacing w:line="400" w:lineRule="exact"/>
-        <w:ind w:leftChars="0" w:right="0"/>
-        <w:rPr>
-          <w:sz w:val="30"/>
-          <w:szCs w:val="30"/>
-        </w:rPr>
-      </w:pPr>
+        <w:spacing w:line="480" w:lineRule="exact"/>
+        <w:ind w:leftChars="0" w:left="284" w:right="0" w:hanging="284"/>
+        <w:jc w:val="both"/>
+        <w:rPr>
+          <w:szCs w:val="28"/>
+        </w:rPr>
+      </w:pPr>
+      <w:r>
+        <w:rPr>
+          <w:szCs w:val="28"/>
+        </w:rPr>
+        <w:t>農桑</w:t>
+      </w:r>
       <w:r>
         <w:rPr>
           <w:rFonts w:hint="eastAsia"/>
-          <w:sz w:val="30"/>
-          <w:szCs w:val="30"/>
-        </w:rPr>
-        <w:t>高聳的樣子。【例】山勢突兀</w:t>
+          <w:szCs w:val="28"/>
+        </w:rPr>
+        <w:t>：</w:t>
+      </w:r>
+      <w:r>
+        <w:rPr>
+          <w:szCs w:val="28"/>
+        </w:rPr>
+        <w:t>農業與蠶桑業，泛指農事生產。代表農民依靠土地維生的基本生活。詞人關心「農桑」，展現出他不單是欣賞風景的過客，更是真誠體恤</w:t>
+      </w:r>
+      <w:r>
+        <w:rPr>
+          <w:rFonts w:hint="eastAsia"/>
+          <w:szCs w:val="28"/>
+        </w:rPr>
+        <w:t>(</w:t>
+      </w:r>
+      <w:r>
+        <w:rPr>
+          <w:rFonts w:hint="eastAsia"/>
+          <w:color w:val="EE0000"/>
+          <w:sz w:val="16"/>
+          <w:szCs w:val="16"/>
+        </w:rPr>
+        <w:t>ㄒㄩˋ</w:t>
+      </w:r>
+      <w:r>
+        <w:rPr>
+          <w:rFonts w:hint="eastAsia"/>
+          <w:szCs w:val="28"/>
+        </w:rPr>
+        <w:t>)</w:t>
+      </w:r>
+      <w:r>
+        <w:rPr>
+          <w:szCs w:val="28"/>
+        </w:rPr>
+        <w:t>民情、關懷百姓生活與國家根本的愛國情懷。</w:t>
       </w:r>
     </w:p>
     <w:p>
@@ -2678,22 +927,33 @@
         <w:pStyle w:val="aa"/>
         <w:numPr>
           <w:ilvl w:val="0"/>
-          <w:numId w:val="40"/>
+          <w:numId w:val="46"/>
         </w:numPr>
-        <w:spacing w:line="400" w:lineRule="exact"/>
-        <w:ind w:leftChars="0" w:right="0"/>
-        <w:rPr>
-          <w:sz w:val="30"/>
-          <w:szCs w:val="30"/>
-        </w:rPr>
-      </w:pPr>
+        <w:spacing w:line="480" w:lineRule="exact"/>
+        <w:ind w:leftChars="0" w:left="284" w:right="0" w:hanging="284"/>
+        <w:jc w:val="both"/>
+        <w:rPr>
+          <w:szCs w:val="28"/>
+        </w:rPr>
+      </w:pPr>
+      <w:r>
+        <w:rPr>
+          <w:szCs w:val="28"/>
+        </w:rPr>
+        <w:t>自然靈動</w:t>
+      </w:r>
       <w:r>
         <w:rPr>
           <w:rFonts w:hint="eastAsia"/>
-          <w:sz w:val="30"/>
-          <w:szCs w:val="30"/>
-        </w:rPr>
-        <w:t>唐突意外。【例】你沒有事先通知就直接去拜訪長官，這樣未免太突兀了。</w:t>
+          <w:szCs w:val="28"/>
+        </w:rPr>
+        <w:t>：</w:t>
+      </w:r>
+      <w:r>
+        <w:rPr>
+          <w:szCs w:val="28"/>
+        </w:rPr>
+        <w:t>渾然天成而不流於俗套，富於生機與活潑的氣韻。指詞人運用「七八個星」、「兩三點雨」等極其口語化、白話的文字入詞，不加雕琢卻饒富生趣，讓夏夜天氣突變的畫面跳躍起來。</w:t>
       </w:r>
     </w:p>
     <w:p>
@@ -2701,39 +961,91 @@
         <w:pStyle w:val="aa"/>
         <w:numPr>
           <w:ilvl w:val="0"/>
-          <w:numId w:val="36"/>
+          <w:numId w:val="46"/>
         </w:numPr>
-        <w:spacing w:line="400" w:lineRule="exact"/>
-        <w:ind w:leftChars="0" w:right="0"/>
-        <w:rPr>
-          <w:sz w:val="30"/>
-          <w:szCs w:val="30"/>
-        </w:rPr>
-      </w:pPr>
+        <w:spacing w:line="480" w:lineRule="exact"/>
+        <w:ind w:leftChars="0" w:left="284" w:right="0" w:hanging="284"/>
+        <w:jc w:val="both"/>
+        <w:rPr>
+          <w:szCs w:val="28"/>
+        </w:rPr>
+      </w:pPr>
+      <w:r>
+        <w:rPr>
+          <w:szCs w:val="28"/>
+        </w:rPr>
+        <w:t>陡</w:t>
+      </w:r>
       <w:r>
         <w:rPr>
           <w:rFonts w:hint="eastAsia"/>
-          <w:sz w:val="30"/>
-          <w:szCs w:val="30"/>
-        </w:rPr>
-        <w:t>悠然神往：由內心深處所升起的一股企盼，而心神嚮往。如：「</w:t>
+          <w:szCs w:val="28"/>
+        </w:rPr>
+        <w:t>(</w:t>
       </w:r>
       <w:r>
         <w:rPr>
           <w:rFonts w:hint="eastAsia"/>
-          <w:sz w:val="30"/>
-          <w:szCs w:val="30"/>
-          <w:u w:val="single"/>
-        </w:rPr>
-        <w:t>陶淵明</w:t>
+          <w:color w:val="EE0000"/>
+          <w:sz w:val="16"/>
+          <w:szCs w:val="16"/>
+        </w:rPr>
+        <w:t>ㄉㄡˇ</w:t>
       </w:r>
       <w:r>
         <w:rPr>
           <w:rFonts w:hint="eastAsia"/>
-          <w:sz w:val="30"/>
-          <w:szCs w:val="30"/>
-        </w:rPr>
-        <w:t>描寫的桃花源，是個令人悠然神往的烏托邦。」</w:t>
+          <w:szCs w:val="28"/>
+        </w:rPr>
+        <w:t>)</w:t>
+      </w:r>
+      <w:r>
+        <w:rPr>
+          <w:szCs w:val="28"/>
+        </w:rPr>
+        <w:t>然</w:t>
+      </w:r>
+      <w:r>
+        <w:rPr>
+          <w:rFonts w:hint="eastAsia"/>
+          <w:szCs w:val="28"/>
+        </w:rPr>
+        <w:t>：</w:t>
+      </w:r>
+      <w:r>
+        <w:rPr>
+          <w:szCs w:val="28"/>
+        </w:rPr>
+        <w:t>突然、出乎意料地發生。強調一種「峰迴路轉」的情境轉折。形容詞人在急雨中轉過溪橋時，茅店突然出現在眼前的那種驚喜與豁</w:t>
+      </w:r>
+      <w:r>
+        <w:rPr>
+          <w:rFonts w:hint="eastAsia"/>
+          <w:szCs w:val="28"/>
+        </w:rPr>
+        <w:t>(</w:t>
+      </w:r>
+      <w:r>
+        <w:rPr>
+          <w:rFonts w:hint="eastAsia"/>
+          <w:color w:val="EE0000"/>
+          <w:sz w:val="16"/>
+          <w:szCs w:val="16"/>
+        </w:rPr>
+        <w:t>ㄏㄨㄛˋ</w:t>
+      </w:r>
+      <w:r>
+        <w:rPr>
+          <w:rFonts w:hint="eastAsia"/>
+          <w:szCs w:val="28"/>
+        </w:rPr>
+        <w:t>)</w:t>
+      </w:r>
+      <w:r>
+        <w:rPr>
+          <w:szCs w:val="28"/>
+        </w:rPr>
+        <w:t>然開朗。</w:t>
       </w:r>
     </w:p>
     <w:p>
@@ -2741,776 +1053,57 @@
         <w:pStyle w:val="aa"/>
         <w:numPr>
           <w:ilvl w:val="0"/>
-          <w:numId w:val="36"/>
+          <w:numId w:val="46"/>
         </w:numPr>
-        <w:spacing w:line="400" w:lineRule="exact"/>
-        <w:ind w:leftChars="0" w:right="0"/>
-        <w:rPr>
-          <w:sz w:val="30"/>
-          <w:szCs w:val="30"/>
-        </w:rPr>
-      </w:pPr>
+        <w:spacing w:line="480" w:lineRule="exact"/>
+        <w:ind w:leftChars="0" w:left="284" w:right="0" w:hanging="284"/>
+        <w:jc w:val="both"/>
+        <w:rPr>
+          <w:szCs w:val="28"/>
+        </w:rPr>
+      </w:pPr>
+      <w:r>
+        <w:rPr>
+          <w:szCs w:val="28"/>
+        </w:rPr>
+        <w:t>餘韻</w:t>
+      </w:r>
       <w:r>
         <w:rPr>
           <w:rFonts w:hint="eastAsia"/>
-          <w:sz w:val="30"/>
-          <w:szCs w:val="30"/>
-        </w:rPr>
-        <w:t>浸潤</w:t>
+          <w:szCs w:val="28"/>
+        </w:rPr>
+        <w:t>：</w:t>
+      </w:r>
+      <w:r>
+        <w:rPr>
+          <w:szCs w:val="28"/>
+        </w:rPr>
+        <w:t>詩文或藝術作品結束後，留給讀者回味無窮的韻味與意境。指整首詞在「忽見」茅店的驚喜中戛然而止，留給讀者無盡的想像空間，讓鄉村夏夜的美好與詩人的喜悅在讀者心中持續迴盪。</w:t>
       </w:r>
     </w:p>
     <w:p>
       <w:pPr>
         <w:pStyle w:val="aa"/>
-        <w:numPr>
-          <w:ilvl w:val="0"/>
-          <w:numId w:val="41"/>
-        </w:numPr>
-        <w:spacing w:line="400" w:lineRule="exact"/>
-        <w:ind w:leftChars="0" w:right="0"/>
-        <w:rPr>
-          <w:sz w:val="30"/>
-          <w:szCs w:val="30"/>
-        </w:rPr>
-      </w:pPr>
-      <w:proofErr w:type="gramStart"/>
-      <w:r>
+        <w:spacing w:line="480" w:lineRule="exact"/>
+        <w:ind w:leftChars="0" w:left="284" w:right="0" w:firstLine="0"/>
+        <w:jc w:val="both"/>
         <w:rPr>
           <w:rFonts w:hint="eastAsia"/>
-          <w:sz w:val="30"/>
-          <w:szCs w:val="30"/>
-        </w:rPr>
-        <w:t>沾潤</w:t>
-      </w:r>
-      <w:proofErr w:type="gramEnd"/>
-      <w:r>
-        <w:rPr>
-          <w:rFonts w:hint="eastAsia"/>
-          <w:sz w:val="30"/>
-          <w:szCs w:val="30"/>
-        </w:rPr>
-        <w:t>、滋潤。【例】浸潤恩澤</w:t>
-      </w:r>
-    </w:p>
-    <w:p>
-      <w:pPr>
-        <w:pStyle w:val="aa"/>
-        <w:numPr>
-          <w:ilvl w:val="0"/>
-          <w:numId w:val="41"/>
-        </w:numPr>
-        <w:spacing w:line="400" w:lineRule="exact"/>
-        <w:ind w:leftChars="0" w:right="0"/>
-        <w:rPr>
-          <w:sz w:val="30"/>
-          <w:szCs w:val="30"/>
-        </w:rPr>
-      </w:pPr>
-      <w:r>
-        <w:rPr>
-          <w:rFonts w:hint="eastAsia"/>
-          <w:sz w:val="30"/>
-          <w:szCs w:val="30"/>
-        </w:rPr>
-        <w:t>逐漸親熱、討好。【例】若是以利相交往，浸潤日久，必生是非。</w:t>
-      </w:r>
-    </w:p>
-    <w:p>
-      <w:pPr>
-        <w:pStyle w:val="aa"/>
-        <w:numPr>
-          <w:ilvl w:val="0"/>
-          <w:numId w:val="36"/>
-        </w:numPr>
-        <w:spacing w:line="400" w:lineRule="exact"/>
-        <w:ind w:leftChars="0" w:right="0"/>
-        <w:rPr>
-          <w:sz w:val="30"/>
-          <w:szCs w:val="30"/>
-        </w:rPr>
-      </w:pPr>
-      <w:proofErr w:type="gramStart"/>
-      <w:r>
-        <w:rPr>
-          <w:rFonts w:hint="eastAsia"/>
-          <w:sz w:val="30"/>
-          <w:szCs w:val="30"/>
-        </w:rPr>
-        <w:t>儼</w:t>
-      </w:r>
-      <w:proofErr w:type="gramEnd"/>
-      <w:r>
-        <w:rPr>
-          <w:rFonts w:hint="eastAsia"/>
-          <w:sz w:val="30"/>
-          <w:szCs w:val="30"/>
-        </w:rPr>
-        <w:t>(</w:t>
-      </w:r>
-      <w:proofErr w:type="gramStart"/>
-      <w:r>
-        <w:rPr>
-          <w:rFonts w:hint="eastAsia"/>
-          <w:color w:val="FF0000"/>
-          <w:sz w:val="16"/>
-          <w:szCs w:val="16"/>
-        </w:rPr>
-        <w:t>ㄧㄢˇ</w:t>
-      </w:r>
-      <w:proofErr w:type="gramEnd"/>
-      <w:r>
-        <w:rPr>
-          <w:rFonts w:hint="eastAsia"/>
-          <w:sz w:val="30"/>
-          <w:szCs w:val="30"/>
-        </w:rPr>
-        <w:t>)然</w:t>
-      </w:r>
-    </w:p>
-    <w:p>
-      <w:pPr>
-        <w:pStyle w:val="aa"/>
-        <w:numPr>
-          <w:ilvl w:val="0"/>
-          <w:numId w:val="42"/>
-        </w:numPr>
-        <w:spacing w:line="400" w:lineRule="exact"/>
-        <w:ind w:leftChars="0" w:right="0"/>
-        <w:rPr>
-          <w:sz w:val="30"/>
-          <w:szCs w:val="30"/>
-        </w:rPr>
-      </w:pPr>
-      <w:r>
-        <w:rPr>
-          <w:rFonts w:hint="eastAsia"/>
-          <w:sz w:val="30"/>
-          <w:szCs w:val="30"/>
-        </w:rPr>
-        <w:t>莊重、恭敬的樣子。【例】他一改平日嬉鬧模樣，儼然端坐著，不發</w:t>
-      </w:r>
-      <w:proofErr w:type="gramStart"/>
-      <w:r>
-        <w:rPr>
-          <w:rFonts w:hint="eastAsia"/>
-          <w:sz w:val="30"/>
-          <w:szCs w:val="30"/>
-        </w:rPr>
-        <w:t>一</w:t>
-      </w:r>
-      <w:proofErr w:type="gramEnd"/>
-      <w:r>
-        <w:rPr>
-          <w:rFonts w:hint="eastAsia"/>
-          <w:sz w:val="30"/>
-          <w:szCs w:val="30"/>
-        </w:rPr>
-        <w:t>語。</w:t>
-      </w:r>
-    </w:p>
-    <w:p>
-      <w:pPr>
-        <w:pStyle w:val="aa"/>
-        <w:numPr>
-          <w:ilvl w:val="0"/>
-          <w:numId w:val="42"/>
-        </w:numPr>
-        <w:spacing w:line="400" w:lineRule="exact"/>
-        <w:ind w:leftChars="0" w:right="0"/>
-        <w:rPr>
-          <w:sz w:val="30"/>
-          <w:szCs w:val="30"/>
-        </w:rPr>
-      </w:pPr>
-      <w:r>
-        <w:rPr>
-          <w:rFonts w:hint="eastAsia"/>
-          <w:sz w:val="30"/>
-          <w:szCs w:val="30"/>
-        </w:rPr>
-        <w:t>整齊的樣子。【例】土地平</w:t>
-      </w:r>
-      <w:proofErr w:type="gramStart"/>
-      <w:r>
-        <w:rPr>
-          <w:rFonts w:hint="eastAsia"/>
-          <w:sz w:val="30"/>
-          <w:szCs w:val="30"/>
-        </w:rPr>
-        <w:t>曠</w:t>
-      </w:r>
-      <w:proofErr w:type="gramEnd"/>
-      <w:r>
-        <w:rPr>
-          <w:rFonts w:hint="eastAsia"/>
-          <w:sz w:val="30"/>
-          <w:szCs w:val="30"/>
-        </w:rPr>
-        <w:t>，屋舍儼然。</w:t>
-      </w:r>
-      <w:proofErr w:type="gramStart"/>
-      <w:r>
-        <w:rPr>
-          <w:rFonts w:hint="eastAsia"/>
-          <w:sz w:val="30"/>
-          <w:szCs w:val="30"/>
-        </w:rPr>
-        <w:t>（</w:t>
-      </w:r>
-      <w:proofErr w:type="gramEnd"/>
-      <w:r>
-        <w:rPr>
-          <w:rFonts w:hint="eastAsia"/>
-          <w:sz w:val="30"/>
-          <w:szCs w:val="30"/>
-        </w:rPr>
-        <w:t>晉．陶淵明〈桃花源記〉）</w:t>
-      </w:r>
-    </w:p>
-    <w:p>
-      <w:pPr>
-        <w:pStyle w:val="aa"/>
-        <w:numPr>
-          <w:ilvl w:val="0"/>
-          <w:numId w:val="42"/>
-        </w:numPr>
-        <w:spacing w:line="400" w:lineRule="exact"/>
-        <w:ind w:leftChars="0" w:right="0"/>
-        <w:rPr>
-          <w:sz w:val="30"/>
-          <w:szCs w:val="30"/>
-        </w:rPr>
-      </w:pPr>
-      <w:r>
-        <w:rPr>
-          <w:rFonts w:hint="eastAsia"/>
-          <w:sz w:val="30"/>
-          <w:szCs w:val="30"/>
-        </w:rPr>
-        <w:t>彷彿、好像。【例】他年紀雖小，但言行舉止儼然大人一般。</w:t>
-      </w:r>
-    </w:p>
-    <w:p>
-      <w:pPr>
-        <w:pStyle w:val="aa"/>
-        <w:numPr>
-          <w:ilvl w:val="0"/>
-          <w:numId w:val="36"/>
-        </w:numPr>
-        <w:spacing w:line="400" w:lineRule="exact"/>
-        <w:ind w:leftChars="0" w:right="0"/>
-        <w:rPr>
-          <w:sz w:val="30"/>
-          <w:szCs w:val="30"/>
-        </w:rPr>
-      </w:pPr>
-      <w:proofErr w:type="gramStart"/>
-      <w:r>
-        <w:rPr>
-          <w:rFonts w:hint="eastAsia"/>
-          <w:sz w:val="30"/>
-          <w:szCs w:val="30"/>
-        </w:rPr>
-        <w:t>上闕</w:t>
-      </w:r>
-      <w:proofErr w:type="gramEnd"/>
-      <w:r>
-        <w:rPr>
-          <w:rFonts w:hint="eastAsia"/>
-          <w:sz w:val="30"/>
-          <w:szCs w:val="30"/>
-        </w:rPr>
-        <w:t>(</w:t>
-      </w:r>
-      <w:proofErr w:type="gramStart"/>
-      <w:r>
-        <w:rPr>
-          <w:rFonts w:hint="eastAsia"/>
-          <w:color w:val="FF0000"/>
-          <w:sz w:val="16"/>
-          <w:szCs w:val="16"/>
-        </w:rPr>
-        <w:t>ㄑㄩㄝˋ</w:t>
-      </w:r>
-      <w:proofErr w:type="gramEnd"/>
-      <w:r>
-        <w:rPr>
-          <w:rFonts w:hint="eastAsia"/>
-          <w:sz w:val="30"/>
-          <w:szCs w:val="30"/>
-        </w:rPr>
-        <w:t>)：“</w:t>
-      </w:r>
-      <w:proofErr w:type="gramStart"/>
-      <w:r>
-        <w:rPr>
-          <w:rFonts w:hint="eastAsia"/>
-          <w:sz w:val="30"/>
-          <w:szCs w:val="30"/>
-        </w:rPr>
-        <w:t>上闕</w:t>
-      </w:r>
-      <w:proofErr w:type="gramEnd"/>
-      <w:r>
-        <w:rPr>
-          <w:rFonts w:hint="eastAsia"/>
-          <w:sz w:val="30"/>
-          <w:szCs w:val="30"/>
-        </w:rPr>
-        <w:t>”、“</w:t>
-      </w:r>
-      <w:proofErr w:type="gramStart"/>
-      <w:r>
-        <w:rPr>
-          <w:rFonts w:hint="eastAsia"/>
-          <w:sz w:val="30"/>
-          <w:szCs w:val="30"/>
-        </w:rPr>
-        <w:t>下闕</w:t>
-      </w:r>
-      <w:proofErr w:type="gramEnd"/>
-      <w:r>
-        <w:rPr>
-          <w:rFonts w:hint="eastAsia"/>
-          <w:sz w:val="30"/>
-          <w:szCs w:val="30"/>
-        </w:rPr>
-        <w:t>”是一首詞的前後兩部分，</w:t>
-      </w:r>
-      <w:proofErr w:type="gramStart"/>
-      <w:r>
-        <w:rPr>
-          <w:rFonts w:hint="eastAsia"/>
-          <w:sz w:val="30"/>
-          <w:szCs w:val="30"/>
-        </w:rPr>
-        <w:t>上闕</w:t>
-      </w:r>
-      <w:proofErr w:type="gramEnd"/>
-      <w:r>
-        <w:rPr>
-          <w:rFonts w:hint="eastAsia"/>
-          <w:sz w:val="30"/>
-          <w:szCs w:val="30"/>
-        </w:rPr>
-        <w:t>就是一首詞的第一段，</w:t>
-      </w:r>
-      <w:proofErr w:type="gramStart"/>
-      <w:r>
-        <w:rPr>
-          <w:rFonts w:hint="eastAsia"/>
-          <w:sz w:val="30"/>
-          <w:szCs w:val="30"/>
-        </w:rPr>
-        <w:t>下闕是該詞的</w:t>
-      </w:r>
-      <w:proofErr w:type="gramEnd"/>
-      <w:r>
-        <w:rPr>
-          <w:rFonts w:hint="eastAsia"/>
-          <w:sz w:val="30"/>
-          <w:szCs w:val="30"/>
-        </w:rPr>
-        <w:t>第二段。</w:t>
-      </w:r>
-    </w:p>
-    <w:p>
-      <w:pPr>
-        <w:pStyle w:val="aa"/>
-        <w:numPr>
-          <w:ilvl w:val="0"/>
-          <w:numId w:val="36"/>
-        </w:numPr>
-        <w:spacing w:line="400" w:lineRule="exact"/>
-        <w:ind w:leftChars="0" w:right="0"/>
-        <w:rPr>
-          <w:sz w:val="30"/>
-          <w:szCs w:val="30"/>
-        </w:rPr>
-      </w:pPr>
-      <w:r>
-        <w:rPr>
-          <w:rFonts w:hint="eastAsia"/>
-          <w:sz w:val="30"/>
-          <w:szCs w:val="30"/>
-        </w:rPr>
-        <w:t>寥廓(</w:t>
-      </w:r>
-      <w:proofErr w:type="gramStart"/>
-      <w:r>
-        <w:rPr>
-          <w:rFonts w:hint="eastAsia"/>
-          <w:color w:val="FF0000"/>
-          <w:sz w:val="16"/>
-          <w:szCs w:val="16"/>
-        </w:rPr>
-        <w:t>ㄌㄧㄠˊ</w:t>
-      </w:r>
-      <w:proofErr w:type="gramEnd"/>
-      <w:r>
-        <w:rPr>
-          <w:rFonts w:hint="eastAsia"/>
-          <w:color w:val="FF0000"/>
-          <w:sz w:val="16"/>
-          <w:szCs w:val="16"/>
-        </w:rPr>
-        <w:t xml:space="preserve"> </w:t>
-      </w:r>
-      <w:proofErr w:type="gramStart"/>
-      <w:r>
-        <w:rPr>
-          <w:rFonts w:hint="eastAsia"/>
-          <w:color w:val="FF0000"/>
-          <w:sz w:val="16"/>
-          <w:szCs w:val="16"/>
-        </w:rPr>
-        <w:t>ㄎㄨㄛˋ</w:t>
-      </w:r>
-      <w:proofErr w:type="gramEnd"/>
-      <w:r>
-        <w:rPr>
-          <w:rFonts w:hint="eastAsia"/>
-          <w:sz w:val="30"/>
-          <w:szCs w:val="30"/>
-        </w:rPr>
-        <w:t>)：</w:t>
-      </w:r>
-      <w:r>
-        <w:rPr>
-          <w:sz w:val="30"/>
-          <w:szCs w:val="30"/>
-        </w:rPr>
-        <w:t>空曠、深遠。冷清、空洞。形容氣度寬宏。</w:t>
-      </w:r>
-    </w:p>
-    <w:p>
-      <w:pPr>
-        <w:pStyle w:val="aa"/>
-        <w:numPr>
-          <w:ilvl w:val="0"/>
-          <w:numId w:val="36"/>
-        </w:numPr>
-        <w:spacing w:line="400" w:lineRule="exact"/>
-        <w:ind w:leftChars="0" w:right="0"/>
-        <w:rPr>
-          <w:sz w:val="30"/>
-          <w:szCs w:val="30"/>
-        </w:rPr>
-      </w:pPr>
-      <w:r>
-        <w:rPr>
-          <w:rFonts w:hint="eastAsia"/>
-          <w:sz w:val="30"/>
-          <w:szCs w:val="30"/>
-        </w:rPr>
-        <w:t>寥落</w:t>
-      </w:r>
-    </w:p>
-    <w:p>
-      <w:pPr>
-        <w:pStyle w:val="aa"/>
-        <w:numPr>
-          <w:ilvl w:val="0"/>
-          <w:numId w:val="43"/>
-        </w:numPr>
-        <w:spacing w:line="400" w:lineRule="exact"/>
-        <w:ind w:leftChars="0" w:right="0"/>
-        <w:rPr>
-          <w:sz w:val="30"/>
-          <w:szCs w:val="30"/>
-        </w:rPr>
-      </w:pPr>
-      <w:r>
-        <w:rPr>
-          <w:rFonts w:hint="eastAsia"/>
-          <w:sz w:val="30"/>
-          <w:szCs w:val="30"/>
-        </w:rPr>
-        <w:t>稀疏。【例】今晚月色昏暗，星辰寥落，天空顯得陰森森的。</w:t>
-      </w:r>
-    </w:p>
-    <w:p>
-      <w:pPr>
-        <w:pStyle w:val="aa"/>
-        <w:numPr>
-          <w:ilvl w:val="0"/>
-          <w:numId w:val="43"/>
-        </w:numPr>
-        <w:spacing w:line="400" w:lineRule="exact"/>
-        <w:ind w:leftChars="0" w:right="0"/>
-        <w:rPr>
-          <w:sz w:val="30"/>
-          <w:szCs w:val="30"/>
-        </w:rPr>
-      </w:pPr>
-      <w:r>
-        <w:rPr>
-          <w:rFonts w:hint="eastAsia"/>
-          <w:sz w:val="30"/>
-          <w:szCs w:val="30"/>
-        </w:rPr>
-        <w:t>衰敗、破落。【例】連年旱災，田園到處都呈現出一幅寥落的景象。</w:t>
-      </w:r>
-    </w:p>
-    <w:p>
-      <w:pPr>
-        <w:pStyle w:val="aa"/>
-        <w:numPr>
-          <w:ilvl w:val="0"/>
-          <w:numId w:val="43"/>
-        </w:numPr>
-        <w:spacing w:line="400" w:lineRule="exact"/>
-        <w:ind w:leftChars="0" w:right="0"/>
-        <w:rPr>
-          <w:sz w:val="30"/>
-          <w:szCs w:val="30"/>
-        </w:rPr>
-      </w:pPr>
-      <w:r>
-        <w:rPr>
-          <w:rFonts w:hint="eastAsia"/>
-          <w:sz w:val="30"/>
-          <w:szCs w:val="30"/>
-        </w:rPr>
-        <w:t>冷清、不熱鬧。【例】清晨人車稀少，街景顯得很寥落。</w:t>
-      </w:r>
-    </w:p>
-    <w:p>
-      <w:pPr>
-        <w:pStyle w:val="aa"/>
-        <w:numPr>
-          <w:ilvl w:val="0"/>
-          <w:numId w:val="36"/>
-        </w:numPr>
-        <w:spacing w:line="400" w:lineRule="exact"/>
-        <w:ind w:leftChars="0" w:right="0"/>
-        <w:rPr>
-          <w:sz w:val="30"/>
-          <w:szCs w:val="30"/>
-        </w:rPr>
-      </w:pPr>
-      <w:r>
-        <w:rPr>
-          <w:rFonts w:hint="eastAsia"/>
-          <w:sz w:val="30"/>
-          <w:szCs w:val="30"/>
-        </w:rPr>
-        <w:t>恬靜：淡泊安靜。【例】他過慣了恬靜的生活，不喜歡都市忙亂的步調。</w:t>
-      </w:r>
-    </w:p>
-    <w:p>
-      <w:pPr>
-        <w:pStyle w:val="aa"/>
-        <w:numPr>
-          <w:ilvl w:val="0"/>
-          <w:numId w:val="36"/>
-        </w:numPr>
-        <w:spacing w:line="400" w:lineRule="exact"/>
-        <w:ind w:leftChars="0" w:right="0"/>
-        <w:rPr>
-          <w:sz w:val="30"/>
-          <w:szCs w:val="30"/>
-        </w:rPr>
-      </w:pPr>
-      <w:proofErr w:type="gramStart"/>
-      <w:r>
-        <w:rPr>
-          <w:rFonts w:hint="eastAsia"/>
-          <w:sz w:val="30"/>
-          <w:szCs w:val="30"/>
-        </w:rPr>
-        <w:t>樸野</w:t>
-      </w:r>
-      <w:proofErr w:type="gramEnd"/>
-      <w:r>
-        <w:rPr>
-          <w:rFonts w:hint="eastAsia"/>
-          <w:sz w:val="30"/>
-          <w:szCs w:val="30"/>
-        </w:rPr>
-        <w:t>：質樸而不懂禮節。這裡應指樸實無華的郊區(農村)。</w:t>
-      </w:r>
-    </w:p>
-    <w:p>
-      <w:pPr>
-        <w:pStyle w:val="aa"/>
-        <w:numPr>
-          <w:ilvl w:val="0"/>
-          <w:numId w:val="36"/>
-        </w:numPr>
-        <w:spacing w:line="400" w:lineRule="exact"/>
-        <w:ind w:leftChars="0" w:right="0"/>
-        <w:rPr>
-          <w:sz w:val="30"/>
-          <w:szCs w:val="30"/>
-        </w:rPr>
-      </w:pPr>
-      <w:r>
-        <w:rPr>
-          <w:rFonts w:hint="eastAsia"/>
-          <w:sz w:val="30"/>
-          <w:szCs w:val="30"/>
-        </w:rPr>
-        <w:t>潛(</w:t>
-      </w:r>
-      <w:proofErr w:type="gramStart"/>
-      <w:r>
-        <w:rPr>
-          <w:rFonts w:hint="eastAsia"/>
-          <w:color w:val="FF0000"/>
-          <w:sz w:val="16"/>
-          <w:szCs w:val="16"/>
-        </w:rPr>
-        <w:t>ㄑㄧㄢˊ</w:t>
-      </w:r>
-      <w:proofErr w:type="gramEnd"/>
-      <w:r>
-        <w:rPr>
-          <w:rFonts w:hint="eastAsia"/>
-          <w:sz w:val="30"/>
-          <w:szCs w:val="30"/>
-        </w:rPr>
-        <w:t>)心：專心、用心。</w:t>
-      </w:r>
-    </w:p>
-    <w:p>
-      <w:pPr>
-        <w:pStyle w:val="aa"/>
-        <w:spacing w:line="400" w:lineRule="exact"/>
-        <w:ind w:leftChars="0" w:right="0" w:firstLine="0"/>
-        <w:rPr>
-          <w:sz w:val="30"/>
-          <w:szCs w:val="30"/>
-        </w:rPr>
-      </w:pPr>
-      <w:r>
-        <w:rPr>
-          <w:rFonts w:hint="eastAsia"/>
-          <w:sz w:val="30"/>
-          <w:szCs w:val="30"/>
-        </w:rPr>
-        <w:t>【例】趙教授畢生潛心於經學研究，對學術界影響頗大。</w:t>
-      </w:r>
-    </w:p>
-    <w:p>
-      <w:pPr>
-        <w:pStyle w:val="aa"/>
-        <w:numPr>
-          <w:ilvl w:val="0"/>
-          <w:numId w:val="36"/>
-        </w:numPr>
-        <w:spacing w:line="400" w:lineRule="exact"/>
-        <w:ind w:leftChars="0" w:right="0"/>
-        <w:rPr>
-          <w:sz w:val="30"/>
-          <w:szCs w:val="30"/>
-        </w:rPr>
-      </w:pPr>
-      <w:proofErr w:type="gramStart"/>
-      <w:r>
-        <w:rPr>
-          <w:rFonts w:hint="eastAsia"/>
-          <w:sz w:val="30"/>
-          <w:szCs w:val="30"/>
-        </w:rPr>
-        <w:t>淳</w:t>
-      </w:r>
-      <w:proofErr w:type="gramEnd"/>
-      <w:r>
-        <w:rPr>
-          <w:rFonts w:hint="eastAsia"/>
-          <w:sz w:val="30"/>
-          <w:szCs w:val="30"/>
-        </w:rPr>
-        <w:t>(</w:t>
-      </w:r>
-      <w:proofErr w:type="gramStart"/>
-      <w:r>
-        <w:rPr>
-          <w:rFonts w:hint="eastAsia"/>
-          <w:color w:val="FF0000"/>
-          <w:sz w:val="16"/>
-          <w:szCs w:val="16"/>
-        </w:rPr>
-        <w:t>ㄔㄨㄣˊ</w:t>
-      </w:r>
-      <w:proofErr w:type="gramEnd"/>
-      <w:r>
-        <w:rPr>
-          <w:rFonts w:hint="eastAsia"/>
-          <w:sz w:val="30"/>
-          <w:szCs w:val="30"/>
-        </w:rPr>
-        <w:t>)厚：質樸敦厚。【例】他為人淳厚善良，是值得深交的朋友。</w:t>
-      </w:r>
-    </w:p>
-    <w:p>
-      <w:pPr>
-        <w:pStyle w:val="aa"/>
-        <w:numPr>
-          <w:ilvl w:val="0"/>
-          <w:numId w:val="36"/>
-        </w:numPr>
-        <w:spacing w:line="400" w:lineRule="exact"/>
-        <w:ind w:leftChars="0" w:right="0"/>
-        <w:rPr>
-          <w:sz w:val="30"/>
-          <w:szCs w:val="30"/>
-        </w:rPr>
-      </w:pPr>
-      <w:r>
-        <w:rPr>
-          <w:rFonts w:hint="eastAsia"/>
-          <w:sz w:val="30"/>
-          <w:szCs w:val="30"/>
-        </w:rPr>
-        <w:t>雄渾：雄壯渾厚。</w:t>
-      </w:r>
-    </w:p>
-    <w:p>
-      <w:pPr>
-        <w:pStyle w:val="aa"/>
-        <w:numPr>
-          <w:ilvl w:val="0"/>
-          <w:numId w:val="36"/>
-        </w:numPr>
-        <w:spacing w:line="400" w:lineRule="exact"/>
-        <w:ind w:leftChars="0" w:right="0"/>
-        <w:rPr>
-          <w:sz w:val="30"/>
-          <w:szCs w:val="30"/>
-        </w:rPr>
-      </w:pPr>
-      <w:r>
-        <w:rPr>
-          <w:rFonts w:hint="eastAsia"/>
-          <w:sz w:val="30"/>
-          <w:szCs w:val="30"/>
-        </w:rPr>
-        <w:t>豪邁：氣度寬廣，性情豪放。【例】他為文豪邁不</w:t>
-      </w:r>
-      <w:proofErr w:type="gramStart"/>
-      <w:r>
-        <w:rPr>
-          <w:rFonts w:hint="eastAsia"/>
-          <w:sz w:val="30"/>
-          <w:szCs w:val="30"/>
-        </w:rPr>
-        <w:t>羈</w:t>
-      </w:r>
-      <w:proofErr w:type="gramEnd"/>
-      <w:r>
-        <w:rPr>
-          <w:rFonts w:hint="eastAsia"/>
-          <w:sz w:val="30"/>
-          <w:szCs w:val="30"/>
-        </w:rPr>
-        <w:t>的風格，深受讀者的讚賞。</w:t>
+          <w:szCs w:val="28"/>
+        </w:rPr>
+      </w:pPr>
+      <w:r>
+        <w:rPr>
+          <w:szCs w:val="28"/>
+        </w:rPr>
+        <w:t>「迴盪」是指聲音在空間中來回震盪、迴響，或是某種思想、情緒、記憶在心中持續停留、久久不散。</w:t>
       </w:r>
     </w:p>
     <w:sectPr>
+      <w:footerReference w:type="default" r:id="rId8"/>
       <w:pgSz w:w="11906" w:h="16838"/>
-      <w:pgMar w:top="567" w:right="851" w:bottom="567" w:left="851" w:header="567" w:footer="283" w:gutter="0"/>
+      <w:pgMar w:top="567" w:right="851" w:bottom="567" w:left="851" w:header="567" w:footer="0" w:gutter="0"/>
       <w:cols w:space="720"/>
       <w:docGrid w:linePitch="381"/>
     </w:sectPr>
@@ -3519,7 +1112,7 @@
 </file>
 
 <file path=word/endnotes.xml><?xml version="1.0" encoding="utf-8"?>
-<w:endnotes xmlns:wpc="http://schemas.microsoft.com/office/word/2010/wordprocessingCanvas" xmlns:cx="http://schemas.microsoft.com/office/drawing/2014/chartex" xmlns:cx1="http://schemas.microsoft.com/office/drawing/2015/9/8/chartex" xmlns:cx2="http://schemas.microsoft.com/office/drawing/2015/10/21/chartex" xmlns:cx3="http://schemas.microsoft.com/office/drawing/2016/5/9/chartex" xmlns:cx4="http://schemas.microsoft.com/office/drawing/2016/5/10/chartex" xmlns:cx5="http://schemas.microsoft.com/office/drawing/2016/5/11/chartex" xmlns:cx6="http://schemas.microsoft.com/office/drawing/2016/5/12/chartex" xmlns:cx7="http://schemas.microsoft.com/office/drawing/2016/5/13/chartex" xmlns:cx8="http://schemas.microsoft.com/office/drawing/2016/5/14/chartex" xmlns:mc="http://schemas.openxmlformats.org/markup-compatibility/2006" xmlns:aink="http://schemas.microsoft.com/office/drawing/2016/ink" xmlns:am3d="http://schemas.microsoft.com/office/drawing/2017/model3d" xmlns:o="urn:schemas-microsoft-com:office:office" xmlns:oel="http://schemas.microsoft.com/office/2019/extlst" xmlns:r="http://schemas.openxmlformats.org/officeDocument/2006/relationships" xmlns:m="http://schemas.openxmlformats.org/officeDocument/2006/math" xmlns:v="urn:schemas-microsoft-com:vml" xmlns:wp14="http://schemas.microsoft.com/office/word/2010/wordprocessingDrawing" xmlns:wp="http://schemas.openxmlformats.org/drawingml/2006/wordprocessingDrawing" xmlns:w10="urn:schemas-microsoft-com:office:word" xmlns:w="http://schemas.openxmlformats.org/wordprocessingml/2006/main" xmlns:w14="http://schemas.microsoft.com/office/word/2010/wordml" xmlns:w15="http://schemas.microsoft.com/office/word/2012/wordml" xmlns:w16cex="http://schemas.microsoft.com/office/word/2018/wordml/cex" xmlns:w16cid="http://schemas.microsoft.com/office/word/2016/wordml/cid" xmlns:w16="http://schemas.microsoft.com/office/word/2018/wordml" xmlns:w16du="http://schemas.microsoft.com/office/word/2023/wordml/word16du" xmlns:w16sdtdh="http://schemas.microsoft.com/office/word/2020/wordml/sdtdatahash" xmlns:w16se="http://schemas.microsoft.com/office/word/2015/wordml/symex" xmlns:wpg="http://schemas.microsoft.com/office/word/2010/wordprocessingGroup" xmlns:wpi="http://schemas.microsoft.com/office/word/2010/wordprocessingInk" xmlns:wne="http://schemas.microsoft.com/office/word/2006/wordml" xmlns:wps="http://schemas.microsoft.com/office/word/2010/wordprocessingShape" mc:Ignorable="w14 w15 w16se w16cid w16 w16cex w16sdtdh wp14">
+<w:endnotes xmlns:wpc="http://schemas.microsoft.com/office/word/2010/wordprocessingCanvas" xmlns:cx="http://schemas.microsoft.com/office/drawing/2014/chartex" xmlns:cx1="http://schemas.microsoft.com/office/drawing/2015/9/8/chartex" xmlns:cx2="http://schemas.microsoft.com/office/drawing/2015/10/21/chartex" xmlns:cx3="http://schemas.microsoft.com/office/drawing/2016/5/9/chartex" xmlns:cx4="http://schemas.microsoft.com/office/drawing/2016/5/10/chartex" xmlns:cx5="http://schemas.microsoft.com/office/drawing/2016/5/11/chartex" xmlns:cx6="http://schemas.microsoft.com/office/drawing/2016/5/12/chartex" xmlns:cx7="http://schemas.microsoft.com/office/drawing/2016/5/13/chartex" xmlns:cx8="http://schemas.microsoft.com/office/drawing/2016/5/14/chartex" xmlns:mc="http://schemas.openxmlformats.org/markup-compatibility/2006" xmlns:aink="http://schemas.microsoft.com/office/drawing/2016/ink" xmlns:am3d="http://schemas.microsoft.com/office/drawing/2017/model3d" xmlns:o="urn:schemas-microsoft-com:office:office" xmlns:oel="http://schemas.microsoft.com/office/2019/extlst" xmlns:r="http://schemas.openxmlformats.org/officeDocument/2006/relationships" xmlns:m="http://schemas.openxmlformats.org/officeDocument/2006/math" xmlns:v="urn:schemas-microsoft-com:vml" xmlns:wp14="http://schemas.microsoft.com/office/word/2010/wordprocessingDrawing" xmlns:wp="http://schemas.openxmlformats.org/drawingml/2006/wordprocessingDrawing" xmlns:w10="urn:schemas-microsoft-com:office:word" xmlns:w="http://schemas.openxmlformats.org/wordprocessingml/2006/main" xmlns:w14="http://schemas.microsoft.com/office/word/2010/wordml" xmlns:w15="http://schemas.microsoft.com/office/word/2012/wordml" xmlns:w16cex="http://schemas.microsoft.com/office/word/2018/wordml/cex" xmlns:w16cid="http://schemas.microsoft.com/office/word/2016/wordml/cid" xmlns:w16="http://schemas.microsoft.com/office/word/2018/wordml" xmlns:w16du="http://schemas.microsoft.com/office/word/2023/wordml/word16du" xmlns:w16sdtdh="http://schemas.microsoft.com/office/word/2020/wordml/sdtdatahash" xmlns:w16sdtfl="http://schemas.microsoft.com/office/word/2024/wordml/sdtformatlock" xmlns:w16se="http://schemas.microsoft.com/office/word/2015/wordml/symex" xmlns:wpg="http://schemas.microsoft.com/office/word/2010/wordprocessingGroup" xmlns:wpi="http://schemas.microsoft.com/office/word/2010/wordprocessingInk" xmlns:wne="http://schemas.microsoft.com/office/word/2006/wordml" xmlns:wps="http://schemas.microsoft.com/office/word/2010/wordprocessingShape" mc:Ignorable="w14 w15 w16se w16cid w16 w16cex w16sdtdh w16sdtfl w16du wp14">
   <w:endnote w:type="separator" w:id="-1">
     <w:p>
       <w:pPr>
@@ -3544,7 +1137,7 @@
 </file>
 
 <file path=word/footer1.xml><?xml version="1.0" encoding="utf-8"?>
-<w:ftr xmlns:wpc="http://schemas.microsoft.com/office/word/2010/wordprocessingCanvas" xmlns:cx="http://schemas.microsoft.com/office/drawing/2014/chartex" xmlns:cx1="http://schemas.microsoft.com/office/drawing/2015/9/8/chartex" xmlns:cx2="http://schemas.microsoft.com/office/drawing/2015/10/21/chartex" xmlns:cx3="http://schemas.microsoft.com/office/drawing/2016/5/9/chartex" xmlns:cx4="http://schemas.microsoft.com/office/drawing/2016/5/10/chartex" xmlns:cx5="http://schemas.microsoft.com/office/drawing/2016/5/11/chartex" xmlns:cx6="http://schemas.microsoft.com/office/drawing/2016/5/12/chartex" xmlns:cx7="http://schemas.microsoft.com/office/drawing/2016/5/13/chartex" xmlns:cx8="http://schemas.microsoft.com/office/drawing/2016/5/14/chartex" xmlns:mc="http://schemas.openxmlformats.org/markup-compatibility/2006" xmlns:aink="http://schemas.microsoft.com/office/drawing/2016/ink" xmlns:am3d="http://schemas.microsoft.com/office/drawing/2017/model3d" xmlns:o="urn:schemas-microsoft-com:office:office" xmlns:oel="http://schemas.microsoft.com/office/2019/extlst" xmlns:r="http://schemas.openxmlformats.org/officeDocument/2006/relationships" xmlns:m="http://schemas.openxmlformats.org/officeDocument/2006/math" xmlns:v="urn:schemas-microsoft-com:vml" xmlns:wp14="http://schemas.microsoft.com/office/word/2010/wordprocessingDrawing" xmlns:wp="http://schemas.openxmlformats.org/drawingml/2006/wordprocessingDrawing" xmlns:w10="urn:schemas-microsoft-com:office:word" xmlns:w="http://schemas.openxmlformats.org/wordprocessingml/2006/main" xmlns:w14="http://schemas.microsoft.com/office/word/2010/wordml" xmlns:w15="http://schemas.microsoft.com/office/word/2012/wordml" xmlns:w16cex="http://schemas.microsoft.com/office/word/2018/wordml/cex" xmlns:w16cid="http://schemas.microsoft.com/office/word/2016/wordml/cid" xmlns:w16="http://schemas.microsoft.com/office/word/2018/wordml" xmlns:w16du="http://schemas.microsoft.com/office/word/2023/wordml/word16du" xmlns:w16sdtdh="http://schemas.microsoft.com/office/word/2020/wordml/sdtdatahash" xmlns:w16se="http://schemas.microsoft.com/office/word/2015/wordml/symex" xmlns:wpg="http://schemas.microsoft.com/office/word/2010/wordprocessingGroup" xmlns:wpi="http://schemas.microsoft.com/office/word/2010/wordprocessingInk" xmlns:wne="http://schemas.microsoft.com/office/word/2006/wordml" xmlns:wps="http://schemas.microsoft.com/office/word/2010/wordprocessingShape" mc:Ignorable="w14 w15 w16se w16cid w16 w16cex w16sdtdh wp14">
+<w:ftr xmlns:wpc="http://schemas.microsoft.com/office/word/2010/wordprocessingCanvas" xmlns:cx="http://schemas.microsoft.com/office/drawing/2014/chartex" xmlns:cx1="http://schemas.microsoft.com/office/drawing/2015/9/8/chartex" xmlns:cx2="http://schemas.microsoft.com/office/drawing/2015/10/21/chartex" xmlns:cx3="http://schemas.microsoft.com/office/drawing/2016/5/9/chartex" xmlns:cx4="http://schemas.microsoft.com/office/drawing/2016/5/10/chartex" xmlns:cx5="http://schemas.microsoft.com/office/drawing/2016/5/11/chartex" xmlns:cx6="http://schemas.microsoft.com/office/drawing/2016/5/12/chartex" xmlns:cx7="http://schemas.microsoft.com/office/drawing/2016/5/13/chartex" xmlns:cx8="http://schemas.microsoft.com/office/drawing/2016/5/14/chartex" xmlns:mc="http://schemas.openxmlformats.org/markup-compatibility/2006" xmlns:aink="http://schemas.microsoft.com/office/drawing/2016/ink" xmlns:am3d="http://schemas.microsoft.com/office/drawing/2017/model3d" xmlns:o="urn:schemas-microsoft-com:office:office" xmlns:oel="http://schemas.microsoft.com/office/2019/extlst" xmlns:r="http://schemas.openxmlformats.org/officeDocument/2006/relationships" xmlns:m="http://schemas.openxmlformats.org/officeDocument/2006/math" xmlns:v="urn:schemas-microsoft-com:vml" xmlns:wp14="http://schemas.microsoft.com/office/word/2010/wordprocessingDrawing" xmlns:wp="http://schemas.openxmlformats.org/drawingml/2006/wordprocessingDrawing" xmlns:w10="urn:schemas-microsoft-com:office:word" xmlns:w="http://schemas.openxmlformats.org/wordprocessingml/2006/main" xmlns:w14="http://schemas.microsoft.com/office/word/2010/wordml" xmlns:w15="http://schemas.microsoft.com/office/word/2012/wordml" xmlns:w16cex="http://schemas.microsoft.com/office/word/2018/wordml/cex" xmlns:w16cid="http://schemas.microsoft.com/office/word/2016/wordml/cid" xmlns:w16="http://schemas.microsoft.com/office/word/2018/wordml" xmlns:w16du="http://schemas.microsoft.com/office/word/2023/wordml/word16du" xmlns:w16sdtdh="http://schemas.microsoft.com/office/word/2020/wordml/sdtdatahash" xmlns:w16sdtfl="http://schemas.microsoft.com/office/word/2024/wordml/sdtformatlock" xmlns:w16se="http://schemas.microsoft.com/office/word/2015/wordml/symex" xmlns:wpg="http://schemas.microsoft.com/office/word/2010/wordprocessingGroup" xmlns:wpi="http://schemas.microsoft.com/office/word/2010/wordprocessingInk" xmlns:wne="http://schemas.microsoft.com/office/word/2006/wordml" xmlns:wps="http://schemas.microsoft.com/office/word/2010/wordprocessingShape" mc:Ignorable="w14 w15 w16se w16cid w16 w16cex w16sdtdh w16sdtfl w16du wp14">
   <w:sdt>
     <w:sdtPr>
       <w:id w:val="1495451635"/>
@@ -3557,6 +1150,7 @@
       <w:p>
         <w:pPr>
           <w:pStyle w:val="a6"/>
+          <w:ind w:right="-2"/>
           <w:jc w:val="right"/>
         </w:pPr>
         <w:r>
@@ -3598,7 +1192,7 @@
 </file>
 
 <file path=word/footnotes.xml><?xml version="1.0" encoding="utf-8"?>
-<w:footnotes xmlns:wpc="http://schemas.microsoft.com/office/word/2010/wordprocessingCanvas" xmlns:cx="http://schemas.microsoft.com/office/drawing/2014/chartex" xmlns:cx1="http://schemas.microsoft.com/office/drawing/2015/9/8/chartex" xmlns:cx2="http://schemas.microsoft.com/office/drawing/2015/10/21/chartex" xmlns:cx3="http://schemas.microsoft.com/office/drawing/2016/5/9/chartex" xmlns:cx4="http://schemas.microsoft.com/office/drawing/2016/5/10/chartex" xmlns:cx5="http://schemas.microsoft.com/office/drawing/2016/5/11/chartex" xmlns:cx6="http://schemas.microsoft.com/office/drawing/2016/5/12/chartex" xmlns:cx7="http://schemas.microsoft.com/office/drawing/2016/5/13/chartex" xmlns:cx8="http://schemas.microsoft.com/office/drawing/2016/5/14/chartex" xmlns:mc="http://schemas.openxmlformats.org/markup-compatibility/2006" xmlns:aink="http://schemas.microsoft.com/office/drawing/2016/ink" xmlns:am3d="http://schemas.microsoft.com/office/drawing/2017/model3d" xmlns:o="urn:schemas-microsoft-com:office:office" xmlns:oel="http://schemas.microsoft.com/office/2019/extlst" xmlns:r="http://schemas.openxmlformats.org/officeDocument/2006/relationships" xmlns:m="http://schemas.openxmlformats.org/officeDocument/2006/math" xmlns:v="urn:schemas-microsoft-com:vml" xmlns:wp14="http://schemas.microsoft.com/office/word/2010/wordprocessingDrawing" xmlns:wp="http://schemas.openxmlformats.org/drawingml/2006/wordprocessingDrawing" xmlns:w10="urn:schemas-microsoft-com:office:word" xmlns:w="http://schemas.openxmlformats.org/wordprocessingml/2006/main" xmlns:w14="http://schemas.microsoft.com/office/word/2010/wordml" xmlns:w15="http://schemas.microsoft.com/office/word/2012/wordml" xmlns:w16cex="http://schemas.microsoft.com/office/word/2018/wordml/cex" xmlns:w16cid="http://schemas.microsoft.com/office/word/2016/wordml/cid" xmlns:w16="http://schemas.microsoft.com/office/word/2018/wordml" xmlns:w16du="http://schemas.microsoft.com/office/word/2023/wordml/word16du" xmlns:w16sdtdh="http://schemas.microsoft.com/office/word/2020/wordml/sdtdatahash" xmlns:w16se="http://schemas.microsoft.com/office/word/2015/wordml/symex" xmlns:wpg="http://schemas.microsoft.com/office/word/2010/wordprocessingGroup" xmlns:wpi="http://schemas.microsoft.com/office/word/2010/wordprocessingInk" xmlns:wne="http://schemas.microsoft.com/office/word/2006/wordml" xmlns:wps="http://schemas.microsoft.com/office/word/2010/wordprocessingShape" mc:Ignorable="w14 w15 w16se w16cid w16 w16cex w16sdtdh wp14">
+<w:footnotes xmlns:wpc="http://schemas.microsoft.com/office/word/2010/wordprocessingCanvas" xmlns:cx="http://schemas.microsoft.com/office/drawing/2014/chartex" xmlns:cx1="http://schemas.microsoft.com/office/drawing/2015/9/8/chartex" xmlns:cx2="http://schemas.microsoft.com/office/drawing/2015/10/21/chartex" xmlns:cx3="http://schemas.microsoft.com/office/drawing/2016/5/9/chartex" xmlns:cx4="http://schemas.microsoft.com/office/drawing/2016/5/10/chartex" xmlns:cx5="http://schemas.microsoft.com/office/drawing/2016/5/11/chartex" xmlns:cx6="http://schemas.microsoft.com/office/drawing/2016/5/12/chartex" xmlns:cx7="http://schemas.microsoft.com/office/drawing/2016/5/13/chartex" xmlns:cx8="http://schemas.microsoft.com/office/drawing/2016/5/14/chartex" xmlns:mc="http://schemas.openxmlformats.org/markup-compatibility/2006" xmlns:aink="http://schemas.microsoft.com/office/drawing/2016/ink" xmlns:am3d="http://schemas.microsoft.com/office/drawing/2017/model3d" xmlns:o="urn:schemas-microsoft-com:office:office" xmlns:oel="http://schemas.microsoft.com/office/2019/extlst" xmlns:r="http://schemas.openxmlformats.org/officeDocument/2006/relationships" xmlns:m="http://schemas.openxmlformats.org/officeDocument/2006/math" xmlns:v="urn:schemas-microsoft-com:vml" xmlns:wp14="http://schemas.microsoft.com/office/word/2010/wordprocessingDrawing" xmlns:wp="http://schemas.openxmlformats.org/drawingml/2006/wordprocessingDrawing" xmlns:w10="urn:schemas-microsoft-com:office:word" xmlns:w="http://schemas.openxmlformats.org/wordprocessingml/2006/main" xmlns:w14="http://schemas.microsoft.com/office/word/2010/wordml" xmlns:w15="http://schemas.microsoft.com/office/word/2012/wordml" xmlns:w16cex="http://schemas.microsoft.com/office/word/2018/wordml/cex" xmlns:w16cid="http://schemas.microsoft.com/office/word/2016/wordml/cid" xmlns:w16="http://schemas.microsoft.com/office/word/2018/wordml" xmlns:w16du="http://schemas.microsoft.com/office/word/2023/wordml/word16du" xmlns:w16sdtdh="http://schemas.microsoft.com/office/word/2020/wordml/sdtdatahash" xmlns:w16sdtfl="http://schemas.microsoft.com/office/word/2024/wordml/sdtformatlock" xmlns:w16se="http://schemas.microsoft.com/office/word/2015/wordml/symex" xmlns:wpg="http://schemas.microsoft.com/office/word/2010/wordprocessingGroup" xmlns:wpi="http://schemas.microsoft.com/office/word/2010/wordprocessingInk" xmlns:wne="http://schemas.microsoft.com/office/word/2006/wordml" xmlns:wps="http://schemas.microsoft.com/office/word/2010/wordprocessingShape" mc:Ignorable="w14 w15 w16se w16cid w16 w16cex w16sdtdh w16sdtfl w16du wp14">
   <w:footnote w:type="separator" w:id="-1">
     <w:p>
       <w:pPr>
@@ -3623,7 +1217,7 @@
 </file>
 
 <file path=word/numbering.xml><?xml version="1.0" encoding="utf-8"?>
-<w:numbering xmlns:wpc="http://schemas.microsoft.com/office/word/2010/wordprocessingCanvas" xmlns:cx="http://schemas.microsoft.com/office/drawing/2014/chartex" xmlns:cx1="http://schemas.microsoft.com/office/drawing/2015/9/8/chartex" xmlns:cx2="http://schemas.microsoft.com/office/drawing/2015/10/21/chartex" xmlns:cx3="http://schemas.microsoft.com/office/drawing/2016/5/9/chartex" xmlns:cx4="http://schemas.microsoft.com/office/drawing/2016/5/10/chartex" xmlns:cx5="http://schemas.microsoft.com/office/drawing/2016/5/11/chartex" xmlns:cx6="http://schemas.microsoft.com/office/drawing/2016/5/12/chartex" xmlns:cx7="http://schemas.microsoft.com/office/drawing/2016/5/13/chartex" xmlns:cx8="http://schemas.microsoft.com/office/drawing/2016/5/14/chartex" xmlns:mc="http://schemas.openxmlformats.org/markup-compatibility/2006" xmlns:aink="http://schemas.microsoft.com/office/drawing/2016/ink" xmlns:am3d="http://schemas.microsoft.com/office/drawing/2017/model3d" xmlns:o="urn:schemas-microsoft-com:office:office" xmlns:oel="http://schemas.microsoft.com/office/2019/extlst" xmlns:r="http://schemas.openxmlformats.org/officeDocument/2006/relationships" xmlns:m="http://schemas.openxmlformats.org/officeDocument/2006/math" xmlns:v="urn:schemas-microsoft-com:vml" xmlns:wp14="http://schemas.microsoft.com/office/word/2010/wordprocessingDrawing" xmlns:wp="http://schemas.openxmlformats.org/drawingml/2006/wordprocessingDrawing" xmlns:w10="urn:schemas-microsoft-com:office:word" xmlns:w="http://schemas.openxmlformats.org/wordprocessingml/2006/main" xmlns:w14="http://schemas.microsoft.com/office/word/2010/wordml" xmlns:w15="http://schemas.microsoft.com/office/word/2012/wordml" xmlns:w16cex="http://schemas.microsoft.com/office/word/2018/wordml/cex" xmlns:w16cid="http://schemas.microsoft.com/office/word/2016/wordml/cid" xmlns:w16="http://schemas.microsoft.com/office/word/2018/wordml" xmlns:w16du="http://schemas.microsoft.com/office/word/2023/wordml/word16du" xmlns:w16sdtdh="http://schemas.microsoft.com/office/word/2020/wordml/sdtdatahash" xmlns:w16se="http://schemas.microsoft.com/office/word/2015/wordml/symex" xmlns:wpg="http://schemas.microsoft.com/office/word/2010/wordprocessingGroup" xmlns:wpi="http://schemas.microsoft.com/office/word/2010/wordprocessingInk" xmlns:wne="http://schemas.microsoft.com/office/word/2006/wordml" xmlns:wps="http://schemas.microsoft.com/office/word/2010/wordprocessingShape" mc:Ignorable="w14 w15 w16se w16cid w16 w16cex w16sdtdh wp14">
+<w:numbering xmlns:wpc="http://schemas.microsoft.com/office/word/2010/wordprocessingCanvas" xmlns:cx="http://schemas.microsoft.com/office/drawing/2014/chartex" xmlns:cx1="http://schemas.microsoft.com/office/drawing/2015/9/8/chartex" xmlns:cx2="http://schemas.microsoft.com/office/drawing/2015/10/21/chartex" xmlns:cx3="http://schemas.microsoft.com/office/drawing/2016/5/9/chartex" xmlns:cx4="http://schemas.microsoft.com/office/drawing/2016/5/10/chartex" xmlns:cx5="http://schemas.microsoft.com/office/drawing/2016/5/11/chartex" xmlns:cx6="http://schemas.microsoft.com/office/drawing/2016/5/12/chartex" xmlns:cx7="http://schemas.microsoft.com/office/drawing/2016/5/13/chartex" xmlns:cx8="http://schemas.microsoft.com/office/drawing/2016/5/14/chartex" xmlns:mc="http://schemas.openxmlformats.org/markup-compatibility/2006" xmlns:aink="http://schemas.microsoft.com/office/drawing/2016/ink" xmlns:am3d="http://schemas.microsoft.com/office/drawing/2017/model3d" xmlns:o="urn:schemas-microsoft-com:office:office" xmlns:oel="http://schemas.microsoft.com/office/2019/extlst" xmlns:r="http://schemas.openxmlformats.org/officeDocument/2006/relationships" xmlns:m="http://schemas.openxmlformats.org/officeDocument/2006/math" xmlns:v="urn:schemas-microsoft-com:vml" xmlns:wp14="http://schemas.microsoft.com/office/word/2010/wordprocessingDrawing" xmlns:wp="http://schemas.openxmlformats.org/drawingml/2006/wordprocessingDrawing" xmlns:w10="urn:schemas-microsoft-com:office:word" xmlns:w="http://schemas.openxmlformats.org/wordprocessingml/2006/main" xmlns:w14="http://schemas.microsoft.com/office/word/2010/wordml" xmlns:w15="http://schemas.microsoft.com/office/word/2012/wordml" xmlns:w16cex="http://schemas.microsoft.com/office/word/2018/wordml/cex" xmlns:w16cid="http://schemas.microsoft.com/office/word/2016/wordml/cid" xmlns:w16="http://schemas.microsoft.com/office/word/2018/wordml" xmlns:w16du="http://schemas.microsoft.com/office/word/2023/wordml/word16du" xmlns:w16sdtdh="http://schemas.microsoft.com/office/word/2020/wordml/sdtdatahash" xmlns:w16sdtfl="http://schemas.microsoft.com/office/word/2024/wordml/sdtformatlock" xmlns:w16se="http://schemas.microsoft.com/office/word/2015/wordml/symex" xmlns:wpg="http://schemas.microsoft.com/office/word/2010/wordprocessingGroup" xmlns:wpi="http://schemas.microsoft.com/office/word/2010/wordprocessingInk" xmlns:wne="http://schemas.microsoft.com/office/word/2006/wordml" xmlns:wps="http://schemas.microsoft.com/office/word/2010/wordprocessingShape" mc:Ignorable="w14 w15 w16se w16cid w16 w16cex w16sdtdh w16sdtfl w16du wp14">
   <w:abstractNum w:abstractNumId="0" w15:restartNumberingAfterBreak="0">
     <w:nsid w:val="FFFFFF89"/>
     <w:multiLevelType w:val="singleLevel"/>
@@ -5443,6 +3037,92 @@
     </w:lvl>
   </w:abstractNum>
   <w:abstractNum w:abstractNumId="19" w15:restartNumberingAfterBreak="0">
+    <w:nsid w:val="2BF76D3B"/>
+    <w:multiLevelType w:val="hybridMultilevel"/>
+    <w:tmpl w:val="9516E51C"/>
+    <w:lvl w:ilvl="0" w:tplc="0409000F">
+      <w:start w:val="1"/>
+      <w:numFmt w:val="decimal"/>
+      <w:lvlText w:val="%1."/>
+      <w:lvlJc w:val="left"/>
+      <w:pPr>
+        <w:ind w:left="480" w:hanging="480"/>
+      </w:pPr>
+    </w:lvl>
+    <w:lvl w:ilvl="1" w:tplc="04090019" w:tentative="1">
+      <w:start w:val="1"/>
+      <w:numFmt w:val="ideographTraditional"/>
+      <w:lvlText w:val="%2、"/>
+      <w:lvlJc w:val="left"/>
+      <w:pPr>
+        <w:ind w:left="960" w:hanging="480"/>
+      </w:pPr>
+    </w:lvl>
+    <w:lvl w:ilvl="2" w:tplc="0409001B" w:tentative="1">
+      <w:start w:val="1"/>
+      <w:numFmt w:val="lowerRoman"/>
+      <w:lvlText w:val="%3."/>
+      <w:lvlJc w:val="right"/>
+      <w:pPr>
+        <w:ind w:left="1440" w:hanging="480"/>
+      </w:pPr>
+    </w:lvl>
+    <w:lvl w:ilvl="3" w:tplc="0409000F" w:tentative="1">
+      <w:start w:val="1"/>
+      <w:numFmt w:val="decimal"/>
+      <w:lvlText w:val="%4."/>
+      <w:lvlJc w:val="left"/>
+      <w:pPr>
+        <w:ind w:left="1920" w:hanging="480"/>
+      </w:pPr>
+    </w:lvl>
+    <w:lvl w:ilvl="4" w:tplc="04090019" w:tentative="1">
+      <w:start w:val="1"/>
+      <w:numFmt w:val="ideographTraditional"/>
+      <w:lvlText w:val="%5、"/>
+      <w:lvlJc w:val="left"/>
+      <w:pPr>
+        <w:ind w:left="2400" w:hanging="480"/>
+      </w:pPr>
+    </w:lvl>
+    <w:lvl w:ilvl="5" w:tplc="0409001B" w:tentative="1">
+      <w:start w:val="1"/>
+      <w:numFmt w:val="lowerRoman"/>
+      <w:lvlText w:val="%6."/>
+      <w:lvlJc w:val="right"/>
+      <w:pPr>
+        <w:ind w:left="2880" w:hanging="480"/>
+      </w:pPr>
+    </w:lvl>
+    <w:lvl w:ilvl="6" w:tplc="0409000F" w:tentative="1">
+      <w:start w:val="1"/>
+      <w:numFmt w:val="decimal"/>
+      <w:lvlText w:val="%7."/>
+      <w:lvlJc w:val="left"/>
+      <w:pPr>
+        <w:ind w:left="3360" w:hanging="480"/>
+      </w:pPr>
+    </w:lvl>
+    <w:lvl w:ilvl="7" w:tplc="04090019" w:tentative="1">
+      <w:start w:val="1"/>
+      <w:numFmt w:val="ideographTraditional"/>
+      <w:lvlText w:val="%8、"/>
+      <w:lvlJc w:val="left"/>
+      <w:pPr>
+        <w:ind w:left="3840" w:hanging="480"/>
+      </w:pPr>
+    </w:lvl>
+    <w:lvl w:ilvl="8" w:tplc="0409001B" w:tentative="1">
+      <w:start w:val="1"/>
+      <w:numFmt w:val="lowerRoman"/>
+      <w:lvlText w:val="%9."/>
+      <w:lvlJc w:val="right"/>
+      <w:pPr>
+        <w:ind w:left="4320" w:hanging="480"/>
+      </w:pPr>
+    </w:lvl>
+  </w:abstractNum>
+  <w:abstractNum w:abstractNumId="20" w15:restartNumberingAfterBreak="0">
     <w:nsid w:val="2FCA0C33"/>
     <w:multiLevelType w:val="hybridMultilevel"/>
     <w:tmpl w:val="37C88546"/>
@@ -5555,7 +3235,7 @@
       </w:rPr>
     </w:lvl>
   </w:abstractNum>
-  <w:abstractNum w:abstractNumId="20" w15:restartNumberingAfterBreak="0">
+  <w:abstractNum w:abstractNumId="21" w15:restartNumberingAfterBreak="0">
     <w:nsid w:val="304C02DE"/>
     <w:multiLevelType w:val="hybridMultilevel"/>
     <w:tmpl w:val="E7FC5706"/>
@@ -5641,7 +3321,7 @@
       </w:pPr>
     </w:lvl>
   </w:abstractNum>
-  <w:abstractNum w:abstractNumId="21" w15:restartNumberingAfterBreak="0">
+  <w:abstractNum w:abstractNumId="22" w15:restartNumberingAfterBreak="0">
     <w:nsid w:val="31BB0ED9"/>
     <w:multiLevelType w:val="hybridMultilevel"/>
     <w:tmpl w:val="AA028AF2"/>
@@ -5754,7 +3434,7 @@
       </w:rPr>
     </w:lvl>
   </w:abstractNum>
-  <w:abstractNum w:abstractNumId="22" w15:restartNumberingAfterBreak="0">
+  <w:abstractNum w:abstractNumId="23" w15:restartNumberingAfterBreak="0">
     <w:nsid w:val="322D1D43"/>
     <w:multiLevelType w:val="hybridMultilevel"/>
     <w:tmpl w:val="747070B4"/>
@@ -5843,7 +3523,7 @@
       </w:pPr>
     </w:lvl>
   </w:abstractNum>
-  <w:abstractNum w:abstractNumId="23" w15:restartNumberingAfterBreak="0">
+  <w:abstractNum w:abstractNumId="24" w15:restartNumberingAfterBreak="0">
     <w:nsid w:val="3A080BE8"/>
     <w:multiLevelType w:val="hybridMultilevel"/>
     <w:tmpl w:val="1B8E973E"/>
@@ -5956,7 +3636,7 @@
       </w:rPr>
     </w:lvl>
   </w:abstractNum>
-  <w:abstractNum w:abstractNumId="24" w15:restartNumberingAfterBreak="0">
+  <w:abstractNum w:abstractNumId="25" w15:restartNumberingAfterBreak="0">
     <w:nsid w:val="3C0846AA"/>
     <w:multiLevelType w:val="hybridMultilevel"/>
     <w:tmpl w:val="66CC1C0C"/>
@@ -6069,7 +3749,7 @@
       </w:rPr>
     </w:lvl>
   </w:abstractNum>
-  <w:abstractNum w:abstractNumId="25" w15:restartNumberingAfterBreak="0">
+  <w:abstractNum w:abstractNumId="26" w15:restartNumberingAfterBreak="0">
     <w:nsid w:val="3E824855"/>
     <w:multiLevelType w:val="hybridMultilevel"/>
     <w:tmpl w:val="546667B8"/>
@@ -6155,7 +3835,7 @@
       </w:pPr>
     </w:lvl>
   </w:abstractNum>
-  <w:abstractNum w:abstractNumId="26" w15:restartNumberingAfterBreak="0">
+  <w:abstractNum w:abstractNumId="27" w15:restartNumberingAfterBreak="0">
     <w:nsid w:val="454D64C2"/>
     <w:multiLevelType w:val="hybridMultilevel"/>
     <w:tmpl w:val="5AC49A4A"/>
@@ -6241,7 +3921,7 @@
       </w:pPr>
     </w:lvl>
   </w:abstractNum>
-  <w:abstractNum w:abstractNumId="27" w15:restartNumberingAfterBreak="0">
+  <w:abstractNum w:abstractNumId="28" w15:restartNumberingAfterBreak="0">
     <w:nsid w:val="48093445"/>
     <w:multiLevelType w:val="hybridMultilevel"/>
     <w:tmpl w:val="F314D0C6"/>
@@ -6330,7 +4010,7 @@
       </w:pPr>
     </w:lvl>
   </w:abstractNum>
-  <w:abstractNum w:abstractNumId="28" w15:restartNumberingAfterBreak="0">
+  <w:abstractNum w:abstractNumId="29" w15:restartNumberingAfterBreak="0">
     <w:nsid w:val="4B0C6092"/>
     <w:multiLevelType w:val="hybridMultilevel"/>
     <w:tmpl w:val="0B564076"/>
@@ -6416,7 +4096,7 @@
       </w:pPr>
     </w:lvl>
   </w:abstractNum>
-  <w:abstractNum w:abstractNumId="29" w15:restartNumberingAfterBreak="0">
+  <w:abstractNum w:abstractNumId="30" w15:restartNumberingAfterBreak="0">
     <w:nsid w:val="4C453EEA"/>
     <w:multiLevelType w:val="hybridMultilevel"/>
     <w:tmpl w:val="BF0A7390"/>
@@ -6502,7 +4182,7 @@
       </w:pPr>
     </w:lvl>
   </w:abstractNum>
-  <w:abstractNum w:abstractNumId="30" w15:restartNumberingAfterBreak="0">
+  <w:abstractNum w:abstractNumId="31" w15:restartNumberingAfterBreak="0">
     <w:nsid w:val="4D8D6A24"/>
     <w:multiLevelType w:val="hybridMultilevel"/>
     <w:tmpl w:val="B0369C98"/>
@@ -6591,7 +4271,7 @@
       </w:pPr>
     </w:lvl>
   </w:abstractNum>
-  <w:abstractNum w:abstractNumId="31" w15:restartNumberingAfterBreak="0">
+  <w:abstractNum w:abstractNumId="32" w15:restartNumberingAfterBreak="0">
     <w:nsid w:val="535A66E7"/>
     <w:multiLevelType w:val="hybridMultilevel"/>
     <w:tmpl w:val="9D3C6D00"/>
@@ -6704,7 +4384,93 @@
       </w:rPr>
     </w:lvl>
   </w:abstractNum>
-  <w:abstractNum w:abstractNumId="32" w15:restartNumberingAfterBreak="0">
+  <w:abstractNum w:abstractNumId="33" w15:restartNumberingAfterBreak="0">
+    <w:nsid w:val="53D85687"/>
+    <w:multiLevelType w:val="hybridMultilevel"/>
+    <w:tmpl w:val="75C6B9D0"/>
+    <w:lvl w:ilvl="0" w:tplc="0409000F">
+      <w:start w:val="1"/>
+      <w:numFmt w:val="decimal"/>
+      <w:lvlText w:val="%1."/>
+      <w:lvlJc w:val="left"/>
+      <w:pPr>
+        <w:ind w:left="480" w:hanging="480"/>
+      </w:pPr>
+    </w:lvl>
+    <w:lvl w:ilvl="1" w:tplc="04090019" w:tentative="1">
+      <w:start w:val="1"/>
+      <w:numFmt w:val="ideographTraditional"/>
+      <w:lvlText w:val="%2、"/>
+      <w:lvlJc w:val="left"/>
+      <w:pPr>
+        <w:ind w:left="960" w:hanging="480"/>
+      </w:pPr>
+    </w:lvl>
+    <w:lvl w:ilvl="2" w:tplc="0409001B" w:tentative="1">
+      <w:start w:val="1"/>
+      <w:numFmt w:val="lowerRoman"/>
+      <w:lvlText w:val="%3."/>
+      <w:lvlJc w:val="right"/>
+      <w:pPr>
+        <w:ind w:left="1440" w:hanging="480"/>
+      </w:pPr>
+    </w:lvl>
+    <w:lvl w:ilvl="3" w:tplc="0409000F" w:tentative="1">
+      <w:start w:val="1"/>
+      <w:numFmt w:val="decimal"/>
+      <w:lvlText w:val="%4."/>
+      <w:lvlJc w:val="left"/>
+      <w:pPr>
+        <w:ind w:left="1920" w:hanging="480"/>
+      </w:pPr>
+    </w:lvl>
+    <w:lvl w:ilvl="4" w:tplc="04090019" w:tentative="1">
+      <w:start w:val="1"/>
+      <w:numFmt w:val="ideographTraditional"/>
+      <w:lvlText w:val="%5、"/>
+      <w:lvlJc w:val="left"/>
+      <w:pPr>
+        <w:ind w:left="2400" w:hanging="480"/>
+      </w:pPr>
+    </w:lvl>
+    <w:lvl w:ilvl="5" w:tplc="0409001B" w:tentative="1">
+      <w:start w:val="1"/>
+      <w:numFmt w:val="lowerRoman"/>
+      <w:lvlText w:val="%6."/>
+      <w:lvlJc w:val="right"/>
+      <w:pPr>
+        <w:ind w:left="2880" w:hanging="480"/>
+      </w:pPr>
+    </w:lvl>
+    <w:lvl w:ilvl="6" w:tplc="0409000F" w:tentative="1">
+      <w:start w:val="1"/>
+      <w:numFmt w:val="decimal"/>
+      <w:lvlText w:val="%7."/>
+      <w:lvlJc w:val="left"/>
+      <w:pPr>
+        <w:ind w:left="3360" w:hanging="480"/>
+      </w:pPr>
+    </w:lvl>
+    <w:lvl w:ilvl="7" w:tplc="04090019" w:tentative="1">
+      <w:start w:val="1"/>
+      <w:numFmt w:val="ideographTraditional"/>
+      <w:lvlText w:val="%8、"/>
+      <w:lvlJc w:val="left"/>
+      <w:pPr>
+        <w:ind w:left="3840" w:hanging="480"/>
+      </w:pPr>
+    </w:lvl>
+    <w:lvl w:ilvl="8" w:tplc="0409001B" w:tentative="1">
+      <w:start w:val="1"/>
+      <w:numFmt w:val="lowerRoman"/>
+      <w:lvlText w:val="%9."/>
+      <w:lvlJc w:val="right"/>
+      <w:pPr>
+        <w:ind w:left="4320" w:hanging="480"/>
+      </w:pPr>
+    </w:lvl>
+  </w:abstractNum>
+  <w:abstractNum w:abstractNumId="34" w15:restartNumberingAfterBreak="0">
     <w:nsid w:val="545469C8"/>
     <w:multiLevelType w:val="hybridMultilevel"/>
     <w:tmpl w:val="08EECFE6"/>
@@ -6817,7 +4583,7 @@
       </w:rPr>
     </w:lvl>
   </w:abstractNum>
-  <w:abstractNum w:abstractNumId="33" w15:restartNumberingAfterBreak="0">
+  <w:abstractNum w:abstractNumId="35" w15:restartNumberingAfterBreak="0">
     <w:nsid w:val="5DD73B28"/>
     <w:multiLevelType w:val="hybridMultilevel"/>
     <w:tmpl w:val="7C3CAF8C"/>
@@ -6930,7 +4696,7 @@
       </w:rPr>
     </w:lvl>
   </w:abstractNum>
-  <w:abstractNum w:abstractNumId="34" w15:restartNumberingAfterBreak="0">
+  <w:abstractNum w:abstractNumId="36" w15:restartNumberingAfterBreak="0">
     <w:nsid w:val="5EFE7DE2"/>
     <w:multiLevelType w:val="hybridMultilevel"/>
     <w:tmpl w:val="3B0A68E0"/>
@@ -7043,7 +4809,7 @@
       </w:rPr>
     </w:lvl>
   </w:abstractNum>
-  <w:abstractNum w:abstractNumId="35" w15:restartNumberingAfterBreak="0">
+  <w:abstractNum w:abstractNumId="37" w15:restartNumberingAfterBreak="0">
     <w:nsid w:val="5FF200C3"/>
     <w:multiLevelType w:val="hybridMultilevel"/>
     <w:tmpl w:val="035C4DA0"/>
@@ -7132,7 +4898,7 @@
       </w:pPr>
     </w:lvl>
   </w:abstractNum>
-  <w:abstractNum w:abstractNumId="36" w15:restartNumberingAfterBreak="0">
+  <w:abstractNum w:abstractNumId="38" w15:restartNumberingAfterBreak="0">
     <w:nsid w:val="60793F8E"/>
     <w:multiLevelType w:val="hybridMultilevel"/>
     <w:tmpl w:val="BD1437BA"/>
@@ -7245,7 +5011,7 @@
       </w:rPr>
     </w:lvl>
   </w:abstractNum>
-  <w:abstractNum w:abstractNumId="37" w15:restartNumberingAfterBreak="0">
+  <w:abstractNum w:abstractNumId="39" w15:restartNumberingAfterBreak="0">
     <w:nsid w:val="6F166BDC"/>
     <w:multiLevelType w:val="hybridMultilevel"/>
     <w:tmpl w:val="2ED2A290"/>
@@ -7331,7 +5097,7 @@
       </w:pPr>
     </w:lvl>
   </w:abstractNum>
-  <w:abstractNum w:abstractNumId="38" w15:restartNumberingAfterBreak="0">
+  <w:abstractNum w:abstractNumId="40" w15:restartNumberingAfterBreak="0">
     <w:nsid w:val="75A0530B"/>
     <w:multiLevelType w:val="hybridMultilevel"/>
     <w:tmpl w:val="A69ADB90"/>
@@ -7444,7 +5210,7 @@
       </w:rPr>
     </w:lvl>
   </w:abstractNum>
-  <w:abstractNum w:abstractNumId="39" w15:restartNumberingAfterBreak="0">
+  <w:abstractNum w:abstractNumId="41" w15:restartNumberingAfterBreak="0">
     <w:nsid w:val="770B3824"/>
     <w:multiLevelType w:val="hybridMultilevel"/>
     <w:tmpl w:val="DC38D608"/>
@@ -7557,7 +5323,7 @@
       </w:rPr>
     </w:lvl>
   </w:abstractNum>
-  <w:abstractNum w:abstractNumId="40" w15:restartNumberingAfterBreak="0">
+  <w:abstractNum w:abstractNumId="42" w15:restartNumberingAfterBreak="0">
     <w:nsid w:val="7AEF7738"/>
     <w:multiLevelType w:val="hybridMultilevel"/>
     <w:tmpl w:val="BD4EF894"/>
@@ -7646,7 +5412,93 @@
       </w:pPr>
     </w:lvl>
   </w:abstractNum>
-  <w:abstractNum w:abstractNumId="41" w15:restartNumberingAfterBreak="0">
+  <w:abstractNum w:abstractNumId="43" w15:restartNumberingAfterBreak="0">
+    <w:nsid w:val="7CAB10E7"/>
+    <w:multiLevelType w:val="hybridMultilevel"/>
+    <w:tmpl w:val="2294D6F6"/>
+    <w:lvl w:ilvl="0" w:tplc="0409000F">
+      <w:start w:val="1"/>
+      <w:numFmt w:val="decimal"/>
+      <w:lvlText w:val="%1."/>
+      <w:lvlJc w:val="left"/>
+      <w:pPr>
+        <w:ind w:left="480" w:hanging="480"/>
+      </w:pPr>
+    </w:lvl>
+    <w:lvl w:ilvl="1" w:tplc="04090019" w:tentative="1">
+      <w:start w:val="1"/>
+      <w:numFmt w:val="ideographTraditional"/>
+      <w:lvlText w:val="%2、"/>
+      <w:lvlJc w:val="left"/>
+      <w:pPr>
+        <w:ind w:left="960" w:hanging="480"/>
+      </w:pPr>
+    </w:lvl>
+    <w:lvl w:ilvl="2" w:tplc="0409001B" w:tentative="1">
+      <w:start w:val="1"/>
+      <w:numFmt w:val="lowerRoman"/>
+      <w:lvlText w:val="%3."/>
+      <w:lvlJc w:val="right"/>
+      <w:pPr>
+        <w:ind w:left="1440" w:hanging="480"/>
+      </w:pPr>
+    </w:lvl>
+    <w:lvl w:ilvl="3" w:tplc="0409000F" w:tentative="1">
+      <w:start w:val="1"/>
+      <w:numFmt w:val="decimal"/>
+      <w:lvlText w:val="%4."/>
+      <w:lvlJc w:val="left"/>
+      <w:pPr>
+        <w:ind w:left="1920" w:hanging="480"/>
+      </w:pPr>
+    </w:lvl>
+    <w:lvl w:ilvl="4" w:tplc="04090019" w:tentative="1">
+      <w:start w:val="1"/>
+      <w:numFmt w:val="ideographTraditional"/>
+      <w:lvlText w:val="%5、"/>
+      <w:lvlJc w:val="left"/>
+      <w:pPr>
+        <w:ind w:left="2400" w:hanging="480"/>
+      </w:pPr>
+    </w:lvl>
+    <w:lvl w:ilvl="5" w:tplc="0409001B" w:tentative="1">
+      <w:start w:val="1"/>
+      <w:numFmt w:val="lowerRoman"/>
+      <w:lvlText w:val="%6."/>
+      <w:lvlJc w:val="right"/>
+      <w:pPr>
+        <w:ind w:left="2880" w:hanging="480"/>
+      </w:pPr>
+    </w:lvl>
+    <w:lvl w:ilvl="6" w:tplc="0409000F" w:tentative="1">
+      <w:start w:val="1"/>
+      <w:numFmt w:val="decimal"/>
+      <w:lvlText w:val="%7."/>
+      <w:lvlJc w:val="left"/>
+      <w:pPr>
+        <w:ind w:left="3360" w:hanging="480"/>
+      </w:pPr>
+    </w:lvl>
+    <w:lvl w:ilvl="7" w:tplc="04090019" w:tentative="1">
+      <w:start w:val="1"/>
+      <w:numFmt w:val="ideographTraditional"/>
+      <w:lvlText w:val="%8、"/>
+      <w:lvlJc w:val="left"/>
+      <w:pPr>
+        <w:ind w:left="3840" w:hanging="480"/>
+      </w:pPr>
+    </w:lvl>
+    <w:lvl w:ilvl="8" w:tplc="0409001B" w:tentative="1">
+      <w:start w:val="1"/>
+      <w:numFmt w:val="lowerRoman"/>
+      <w:lvlText w:val="%9."/>
+      <w:lvlJc w:val="right"/>
+      <w:pPr>
+        <w:ind w:left="4320" w:hanging="480"/>
+      </w:pPr>
+    </w:lvl>
+  </w:abstractNum>
+  <w:abstractNum w:abstractNumId="44" w15:restartNumberingAfterBreak="0">
     <w:nsid w:val="7E392F9F"/>
     <w:multiLevelType w:val="hybridMultilevel"/>
     <w:tmpl w:val="10BC57C8"/>
@@ -7759,7 +5611,7 @@
       </w:rPr>
     </w:lvl>
   </w:abstractNum>
-  <w:abstractNum w:abstractNumId="42" w15:restartNumberingAfterBreak="0">
+  <w:abstractNum w:abstractNumId="45" w15:restartNumberingAfterBreak="0">
     <w:nsid w:val="7ED21F2D"/>
     <w:multiLevelType w:val="hybridMultilevel"/>
     <w:tmpl w:val="67B28E22"/>
@@ -7846,7 +5698,7 @@
     </w:lvl>
   </w:abstractNum>
   <w:num w:numId="1" w16cid:durableId="1210453282">
-    <w:abstractNumId w:val="36"/>
+    <w:abstractNumId w:val="38"/>
   </w:num>
   <w:num w:numId="2" w16cid:durableId="1846748138">
     <w:abstractNumId w:val="12"/>
@@ -7858,22 +5710,22 @@
     <w:abstractNumId w:val="18"/>
   </w:num>
   <w:num w:numId="5" w16cid:durableId="894854065">
-    <w:abstractNumId w:val="26"/>
+    <w:abstractNumId w:val="27"/>
   </w:num>
   <w:num w:numId="6" w16cid:durableId="2099517338">
-    <w:abstractNumId w:val="39"/>
+    <w:abstractNumId w:val="41"/>
   </w:num>
   <w:num w:numId="7" w16cid:durableId="966399238">
     <w:abstractNumId w:val="9"/>
   </w:num>
   <w:num w:numId="8" w16cid:durableId="1124153664">
-    <w:abstractNumId w:val="42"/>
+    <w:abstractNumId w:val="45"/>
   </w:num>
   <w:num w:numId="9" w16cid:durableId="1097168553">
-    <w:abstractNumId w:val="28"/>
+    <w:abstractNumId w:val="29"/>
   </w:num>
   <w:num w:numId="10" w16cid:durableId="513494210">
-    <w:abstractNumId w:val="35"/>
+    <w:abstractNumId w:val="37"/>
   </w:num>
   <w:num w:numId="11" w16cid:durableId="691957957">
     <w:abstractNumId w:val="10"/>
@@ -7885,34 +5737,34 @@
     <w:abstractNumId w:val="14"/>
   </w:num>
   <w:num w:numId="14" w16cid:durableId="1685790934">
-    <w:abstractNumId w:val="30"/>
+    <w:abstractNumId w:val="31"/>
   </w:num>
   <w:num w:numId="15" w16cid:durableId="554708039">
-    <w:abstractNumId w:val="24"/>
+    <w:abstractNumId w:val="25"/>
   </w:num>
   <w:num w:numId="16" w16cid:durableId="405347494">
-    <w:abstractNumId w:val="34"/>
+    <w:abstractNumId w:val="36"/>
   </w:num>
   <w:num w:numId="17" w16cid:durableId="1996184746">
-    <w:abstractNumId w:val="37"/>
+    <w:abstractNumId w:val="39"/>
   </w:num>
   <w:num w:numId="18" w16cid:durableId="1288004489">
     <w:abstractNumId w:val="15"/>
   </w:num>
   <w:num w:numId="19" w16cid:durableId="2032878428">
-    <w:abstractNumId w:val="29"/>
+    <w:abstractNumId w:val="30"/>
   </w:num>
   <w:num w:numId="20" w16cid:durableId="1852406562">
-    <w:abstractNumId w:val="27"/>
+    <w:abstractNumId w:val="28"/>
   </w:num>
   <w:num w:numId="21" w16cid:durableId="411506730">
-    <w:abstractNumId w:val="22"/>
+    <w:abstractNumId w:val="23"/>
   </w:num>
   <w:num w:numId="22" w16cid:durableId="2050953992">
-    <w:abstractNumId w:val="40"/>
+    <w:abstractNumId w:val="42"/>
   </w:num>
   <w:num w:numId="23" w16cid:durableId="1750881886">
-    <w:abstractNumId w:val="25"/>
+    <w:abstractNumId w:val="26"/>
   </w:num>
   <w:num w:numId="24" w16cid:durableId="227572107">
     <w:abstractNumId w:val="11"/>
@@ -7930,19 +5782,19 @@
     <w:abstractNumId w:val="17"/>
   </w:num>
   <w:num w:numId="29" w16cid:durableId="1285191158">
+    <w:abstractNumId w:val="22"/>
+  </w:num>
+  <w:num w:numId="30" w16cid:durableId="739909394">
     <w:abstractNumId w:val="21"/>
   </w:num>
-  <w:num w:numId="30" w16cid:durableId="739909394">
+  <w:num w:numId="31" w16cid:durableId="1145584501">
     <w:abstractNumId w:val="20"/>
   </w:num>
-  <w:num w:numId="31" w16cid:durableId="1145584501">
-    <w:abstractNumId w:val="19"/>
-  </w:num>
   <w:num w:numId="32" w16cid:durableId="937102785">
-    <w:abstractNumId w:val="32"/>
+    <w:abstractNumId w:val="34"/>
   </w:num>
   <w:num w:numId="33" w16cid:durableId="1782413488">
-    <w:abstractNumId w:val="23"/>
+    <w:abstractNumId w:val="24"/>
   </w:num>
   <w:num w:numId="34" w16cid:durableId="288514154">
     <w:abstractNumId w:val="1"/>
@@ -7954,7 +5806,7 @@
     <w:abstractNumId w:val="13"/>
   </w:num>
   <w:num w:numId="37" w16cid:durableId="102382321">
-    <w:abstractNumId w:val="41"/>
+    <w:abstractNumId w:val="44"/>
   </w:num>
   <w:num w:numId="38" w16cid:durableId="1439791288">
     <w:abstractNumId w:val="3"/>
@@ -7963,22 +5815,31 @@
     <w:abstractNumId w:val="0"/>
   </w:num>
   <w:num w:numId="40" w16cid:durableId="1331836756">
-    <w:abstractNumId w:val="31"/>
+    <w:abstractNumId w:val="32"/>
   </w:num>
   <w:num w:numId="41" w16cid:durableId="1164011309">
-    <w:abstractNumId w:val="38"/>
+    <w:abstractNumId w:val="40"/>
   </w:num>
   <w:num w:numId="42" w16cid:durableId="811410470">
     <w:abstractNumId w:val="7"/>
   </w:num>
   <w:num w:numId="43" w16cid:durableId="511725351">
+    <w:abstractNumId w:val="35"/>
+  </w:num>
+  <w:num w:numId="44" w16cid:durableId="623074350">
+    <w:abstractNumId w:val="19"/>
+  </w:num>
+  <w:num w:numId="45" w16cid:durableId="951010127">
+    <w:abstractNumId w:val="43"/>
+  </w:num>
+  <w:num w:numId="46" w16cid:durableId="1237935005">
     <w:abstractNumId w:val="33"/>
   </w:num>
 </w:numbering>
 </file>
 
 <file path=word/styles.xml><?xml version="1.0" encoding="utf-8"?>
-<w:styles xmlns:mc="http://schemas.openxmlformats.org/markup-compatibility/2006" xmlns:r="http://schemas.openxmlformats.org/officeDocument/2006/relationships" xmlns:w="http://schemas.openxmlformats.org/wordprocessingml/2006/main" xmlns:w14="http://schemas.microsoft.com/office/word/2010/wordml" xmlns:w15="http://schemas.microsoft.com/office/word/2012/wordml" xmlns:w16cex="http://schemas.microsoft.com/office/word/2018/wordml/cex" xmlns:w16cid="http://schemas.microsoft.com/office/word/2016/wordml/cid" xmlns:w16="http://schemas.microsoft.com/office/word/2018/wordml" xmlns:w16sdtdh="http://schemas.microsoft.com/office/word/2020/wordml/sdtdatahash" xmlns:w16se="http://schemas.microsoft.com/office/word/2015/wordml/symex" mc:Ignorable="w14 w15 w16se w16cid w16 w16cex w16sdtdh">
+<w:styles xmlns:mc="http://schemas.openxmlformats.org/markup-compatibility/2006" xmlns:r="http://schemas.openxmlformats.org/officeDocument/2006/relationships" xmlns:w="http://schemas.openxmlformats.org/wordprocessingml/2006/main" xmlns:w14="http://schemas.microsoft.com/office/word/2010/wordml" xmlns:w15="http://schemas.microsoft.com/office/word/2012/wordml" xmlns:w16cex="http://schemas.microsoft.com/office/word/2018/wordml/cex" xmlns:w16cid="http://schemas.microsoft.com/office/word/2016/wordml/cid" xmlns:w16="http://schemas.microsoft.com/office/word/2018/wordml" xmlns:w16du="http://schemas.microsoft.com/office/word/2023/wordml/word16du" xmlns:w16sdtdh="http://schemas.microsoft.com/office/word/2020/wordml/sdtdatahash" xmlns:w16sdtfl="http://schemas.microsoft.com/office/word/2024/wordml/sdtformatlock" xmlns:w16se="http://schemas.microsoft.com/office/word/2015/wordml/symex" mc:Ignorable="w14 w15 w16se w16cid w16 w16cex w16sdtdh w16sdtfl w16du">
   <w:docDefaults>
     <w:rPrDefault>
       <w:rPr>
